--- a/documentation/EventFlow_Dokumentacio.docx
+++ b/documentation/EventFlow_Dokumentacio.docx
@@ -3991,63 +3991,7 @@
         <w:spacing w:before="60" w:after="80"/>
       </w:pPr>
       <w:r>
-        <w:t xml:space="preserve">Az </w:t>
-      </w:r>
-      <w:proofErr w:type="spellStart"/>
-      <w:r>
-        <w:t>EventFlow</w:t>
-      </w:r>
-      <w:proofErr w:type="spellEnd"/>
-      <w:r>
-        <w:t xml:space="preserve"> egy teljes </w:t>
-      </w:r>
-      <w:proofErr w:type="spellStart"/>
-      <w:r>
-        <w:t>veremű</w:t>
-      </w:r>
-      <w:proofErr w:type="spellEnd"/>
-      <w:r>
-        <w:t xml:space="preserve"> (</w:t>
-      </w:r>
-      <w:proofErr w:type="spellStart"/>
-      <w:r>
-        <w:t>full-stack</w:t>
-      </w:r>
-      <w:proofErr w:type="spellEnd"/>
-      <w:r>
-        <w:t>) webalkalmazás konferenciák és rendezvények programjainak kezelésére. A rendszer lehetővé teszi a szervezők (</w:t>
-      </w:r>
-      <w:proofErr w:type="spellStart"/>
-      <w:r>
-        <w:t>bookerek</w:t>
-      </w:r>
-      <w:proofErr w:type="spellEnd"/>
-      <w:r>
-        <w:t xml:space="preserve">) számára, hogy előadásokat hozzanak létre és ütemezzenek, az adminisztrátorok számára, hogy kezeljék a felhasználókat és minden tartalmat, a látogatóknak </w:t>
-      </w:r>
-      <w:proofErr w:type="gramStart"/>
-      <w:r>
-        <w:t>pedig</w:t>
-      </w:r>
-      <w:proofErr w:type="gramEnd"/>
-      <w:r>
-        <w:t xml:space="preserve"> hogy megtekinthessék a nyilvános eseményprogramot. A rendszer online módban (</w:t>
-      </w:r>
-      <w:proofErr w:type="spellStart"/>
-      <w:r>
-        <w:t>MariaDB</w:t>
-      </w:r>
-      <w:proofErr w:type="spellEnd"/>
-      <w:r>
-        <w:t xml:space="preserve"> adatbázissal) és offline/</w:t>
-      </w:r>
-      <w:proofErr w:type="spellStart"/>
-      <w:r>
-        <w:t>demo</w:t>
-      </w:r>
-      <w:proofErr w:type="spellEnd"/>
-      <w:r>
-        <w:t xml:space="preserve"> módban (helyi bemutató adatokkal) egyaránt működik.</w:t>
+        <w:t>Az EventFlow egy teljes veremű (full-stack) webalkalmazás konferenciák és rendezvények programjainak kezelésére. A rendszer lehetővé teszi a szervezők számára az előadások ütemezését, az adminisztrátorok számára a felhasználók, eseményprofil és audit kezelését, valamint a látogatók számára a program böngészését, mentését, értesítéseit és ICS exportját.</w:t>
       </w:r>
     </w:p>
     <w:p>
@@ -4073,15 +4017,7 @@
         <w:spacing w:before="60" w:after="80"/>
       </w:pPr>
       <w:r>
-        <w:t xml:space="preserve">Ez a dokumentum teljes körű technikai és funkcionális leírást nyújt az </w:t>
-      </w:r>
-      <w:proofErr w:type="spellStart"/>
-      <w:r>
-        <w:t>EventFlow</w:t>
-      </w:r>
-      <w:proofErr w:type="spellEnd"/>
-      <w:r>
-        <w:t xml:space="preserve"> projektről, lefedve az architektúrát, az adatbázis-tervezést, az API-referenciát, a frontend komponensstruktúrát, a hitelesítést, a többnyelvűséget és az üzembe helyezési utasításokat.</w:t>
+        <w:t>Ez a dokumentum teljes körű technikai és funkcionális leírást nyújt az EventFlow 1.0 verziójáról, lefedve az architektúrát, az adatbázis-tervezést, az API-végpontokat, a frontend komponenseket, a telepítést és a biztonságot.</w:t>
       </w:r>
     </w:p>
     <w:p>
@@ -4099,71 +4035,7 @@
         <w:spacing w:before="60" w:after="80"/>
       </w:pPr>
       <w:r>
-        <w:t xml:space="preserve">Az </w:t>
-      </w:r>
-      <w:proofErr w:type="spellStart"/>
-      <w:r>
-        <w:t>EventFlow</w:t>
-      </w:r>
-      <w:proofErr w:type="spellEnd"/>
-      <w:r>
-        <w:t xml:space="preserve"> egyetlen </w:t>
-      </w:r>
-      <w:proofErr w:type="spellStart"/>
-      <w:r>
-        <w:t>repository</w:t>
-      </w:r>
-      <w:proofErr w:type="spellEnd"/>
-      <w:r>
-        <w:t>-ban tartalmaz egy Node.js/Express REST API backendet (</w:t>
-      </w:r>
-      <w:proofErr w:type="spellStart"/>
-      <w:r>
-        <w:t>TypeScript</w:t>
-      </w:r>
-      <w:proofErr w:type="spellEnd"/>
-      <w:r>
-        <w:t xml:space="preserve">) és egy </w:t>
-      </w:r>
-      <w:proofErr w:type="spellStart"/>
-      <w:r>
-        <w:t>React</w:t>
-      </w:r>
-      <w:proofErr w:type="spellEnd"/>
-      <w:r>
-        <w:t xml:space="preserve"> + </w:t>
-      </w:r>
-      <w:proofErr w:type="spellStart"/>
-      <w:r>
-        <w:t>Vite</w:t>
-      </w:r>
-      <w:proofErr w:type="spellEnd"/>
-      <w:r>
-        <w:t xml:space="preserve"> SPA frontendet (</w:t>
-      </w:r>
-      <w:proofErr w:type="spellStart"/>
-      <w:r>
-        <w:t>TypeScript</w:t>
-      </w:r>
-      <w:proofErr w:type="spellEnd"/>
-      <w:r>
-        <w:t xml:space="preserve">). A két réteg HTTP-n kommunikál egymással, fejlesztési módban </w:t>
-      </w:r>
-      <w:proofErr w:type="spellStart"/>
-      <w:r>
-        <w:t>Vite</w:t>
-      </w:r>
-      <w:proofErr w:type="spellEnd"/>
-      <w:r>
-        <w:t>-proxy segítségével, éles környezetben pedig fordított proxyn (</w:t>
-      </w:r>
-      <w:proofErr w:type="spellStart"/>
-      <w:r>
-        <w:t>reverse</w:t>
-      </w:r>
-      <w:proofErr w:type="spellEnd"/>
-      <w:r>
-        <w:t xml:space="preserve"> proxy) keresztül.</w:t>
+        <w:t>Az EventFlow egyetlen repository-ban tartalmaz egy Node.js/Express REST API backendet (TypeScript) és egy React + Vite SPA frontendet (TypeScript). Az adatbázis MariaDB (MySQL-kompatibilis). Production módban a backend kiszolgálja a buildelt frontendet (dist/). Docker Compose telepítés támogatott.</w:t>
       </w:r>
     </w:p>
     <w:p>
@@ -4530,6 +4402,7 @@
             </w:tcMar>
           </w:tcPr>
           <w:p>
+            <w:pPr/>
             <w:r>
               <w:rPr>
                 <w:sz w:val="20"/>
@@ -4557,6 +4430,7 @@
             </w:tcMar>
           </w:tcPr>
           <w:p>
+            <w:pPr/>
             <w:proofErr w:type="spellStart"/>
             <w:r>
               <w:rPr>
@@ -4586,6 +4460,7 @@
             </w:tcMar>
           </w:tcPr>
           <w:p>
+            <w:pPr/>
             <w:r>
               <w:rPr>
                 <w:sz w:val="20"/>
@@ -4615,6 +4490,7 @@
             </w:tcMar>
           </w:tcPr>
           <w:p>
+            <w:pPr/>
             <w:proofErr w:type="spellStart"/>
             <w:r>
               <w:rPr>
@@ -4651,6 +4527,7 @@
             </w:tcMar>
           </w:tcPr>
           <w:p>
+            <w:pPr/>
             <w:proofErr w:type="spellStart"/>
             <w:r>
               <w:rPr>
@@ -4680,6 +4557,7 @@
             </w:tcMar>
           </w:tcPr>
           <w:p>
+            <w:pPr/>
             <w:r>
               <w:rPr>
                 <w:sz w:val="20"/>
@@ -4709,6 +4587,7 @@
             </w:tcMar>
           </w:tcPr>
           <w:p>
+            <w:pPr/>
             <w:r>
               <w:rPr>
                 <w:sz w:val="20"/>
@@ -4736,6 +4615,7 @@
             </w:tcMar>
           </w:tcPr>
           <w:p>
+            <w:pPr/>
             <w:r>
               <w:rPr>
                 <w:sz w:val="20"/>
@@ -4763,6 +4643,7 @@
             </w:tcMar>
           </w:tcPr>
           <w:p>
+            <w:pPr/>
             <w:r>
               <w:rPr>
                 <w:sz w:val="20"/>
@@ -4792,6 +4673,7 @@
             </w:tcMar>
           </w:tcPr>
           <w:p>
+            <w:pPr/>
             <w:r>
               <w:rPr>
                 <w:sz w:val="20"/>
@@ -4819,6 +4701,7 @@
             </w:tcMar>
           </w:tcPr>
           <w:p>
+            <w:pPr/>
             <w:proofErr w:type="spellStart"/>
             <w:r>
               <w:rPr>
@@ -4848,6 +4731,7 @@
             </w:tcMar>
           </w:tcPr>
           <w:p>
+            <w:pPr/>
             <w:r>
               <w:rPr>
                 <w:sz w:val="20"/>
@@ -4893,6 +4777,7 @@
             </w:tcMar>
           </w:tcPr>
           <w:p>
+            <w:pPr/>
             <w:r>
               <w:rPr>
                 <w:sz w:val="20"/>
@@ -4920,6 +4805,7 @@
             </w:tcMar>
           </w:tcPr>
           <w:p>
+            <w:pPr/>
             <w:proofErr w:type="spellStart"/>
             <w:r>
               <w:rPr>
@@ -4972,6 +4858,7 @@
             </w:tcMar>
           </w:tcPr>
           <w:p>
+            <w:pPr/>
             <w:r>
               <w:rPr>
                 <w:sz w:val="20"/>
@@ -5001,6 +4888,7 @@
             </w:tcMar>
           </w:tcPr>
           <w:p>
+            <w:pPr/>
             <w:proofErr w:type="spellStart"/>
             <w:r>
               <w:rPr>
@@ -5030,6 +4918,7 @@
             </w:tcMar>
           </w:tcPr>
           <w:p>
+            <w:pPr/>
             <w:proofErr w:type="spellStart"/>
             <w:r>
               <w:rPr>
@@ -5059,6 +4948,7 @@
             </w:tcMar>
           </w:tcPr>
           <w:p>
+            <w:pPr/>
             <w:r>
               <w:rPr>
                 <w:sz w:val="20"/>
@@ -5088,6 +4978,7 @@
             </w:tcMar>
           </w:tcPr>
           <w:p>
+            <w:pPr/>
             <w:r>
               <w:rPr>
                 <w:sz w:val="20"/>
@@ -5115,6 +5006,7 @@
             </w:tcMar>
           </w:tcPr>
           <w:p>
+            <w:pPr/>
             <w:proofErr w:type="spellStart"/>
             <w:r>
               <w:rPr>
@@ -5144,6 +5036,7 @@
             </w:tcMar>
           </w:tcPr>
           <w:p>
+            <w:pPr/>
             <w:r>
               <w:rPr>
                 <w:sz w:val="20"/>
@@ -5173,6 +5066,7 @@
             </w:tcMar>
           </w:tcPr>
           <w:p>
+            <w:pPr/>
             <w:r>
               <w:rPr>
                 <w:sz w:val="20"/>
@@ -5200,6 +5094,7 @@
             </w:tcMar>
           </w:tcPr>
           <w:p>
+            <w:pPr/>
             <w:proofErr w:type="spellStart"/>
             <w:r>
               <w:rPr>
@@ -5252,6 +5147,7 @@
             </w:tcMar>
           </w:tcPr>
           <w:p>
+            <w:pPr/>
             <w:r>
               <w:rPr>
                 <w:sz w:val="20"/>
@@ -5281,6 +5177,7 @@
             </w:tcMar>
           </w:tcPr>
           <w:p>
+            <w:pPr/>
             <w:r>
               <w:rPr>
                 <w:sz w:val="20"/>
@@ -5308,6 +5205,7 @@
             </w:tcMar>
           </w:tcPr>
           <w:p>
+            <w:pPr/>
             <w:proofErr w:type="spellStart"/>
             <w:r>
               <w:rPr>
@@ -5337,6 +5235,7 @@
             </w:tcMar>
           </w:tcPr>
           <w:p>
+            <w:pPr/>
             <w:r>
               <w:rPr>
                 <w:sz w:val="20"/>
@@ -5366,6 +5265,7 @@
             </w:tcMar>
           </w:tcPr>
           <w:p>
+            <w:pPr/>
             <w:proofErr w:type="spellStart"/>
             <w:r>
               <w:rPr>
@@ -5395,6 +5295,7 @@
             </w:tcMar>
           </w:tcPr>
           <w:p>
+            <w:pPr/>
             <w:proofErr w:type="spellStart"/>
             <w:r>
               <w:rPr>
@@ -5440,6 +5341,7 @@
             </w:tcMar>
           </w:tcPr>
           <w:p>
+            <w:pPr/>
             <w:r>
               <w:rPr>
                 <w:sz w:val="20"/>
@@ -5469,6 +5371,7 @@
             </w:tcMar>
           </w:tcPr>
           <w:p>
+            <w:pPr/>
             <w:proofErr w:type="spellStart"/>
             <w:r>
               <w:rPr>
@@ -5505,6 +5408,7 @@
             </w:tcMar>
           </w:tcPr>
           <w:p>
+            <w:pPr/>
             <w:proofErr w:type="spellStart"/>
             <w:r>
               <w:rPr>
@@ -5534,12 +5438,96 @@
             </w:tcMar>
           </w:tcPr>
           <w:p>
+            <w:pPr/>
             <w:r>
               <w:rPr>
                 <w:sz w:val="20"/>
                 <w:szCs w:val="20"/>
               </w:rPr>
               <w:t>^1.0</w:t>
+            </w:r>
+          </w:p>
+        </w:tc>
+      </w:tr>
+      <w:tr>
+        <w:tc>
+          <w:tcPr>
+            <w:tcW w:type="dxa" w:w="2200"/>
+            <w:tcBorders>
+              <w:top w:val="single" w:sz="1" w:space="0" w:color="CCCCCC"/>
+              <w:left w:val="single" w:sz="1" w:space="0" w:color="CCCCCC"/>
+              <w:bottom w:val="single" w:sz="1" w:space="0" w:color="CCCCCC"/>
+              <w:right w:val="single" w:sz="1" w:space="0" w:color="CCCCCC"/>
+            </w:tcBorders>
+            <w:shd w:val="clear" w:color="auto" w:fill="FFFFFF"/>
+            <w:tcMar>
+              <w:top w:w="80" w:type="dxa"/>
+              <w:left w:w="120" w:type="dxa"/>
+              <w:bottom w:w="80" w:type="dxa"/>
+              <w:right w:w="120" w:type="dxa"/>
+            </w:tcMar>
+          </w:tcPr>
+          <w:p>
+            <w:pPr/>
+            <w:r>
+              <w:rPr>
+                <w:sz w:val="20"/>
+              </w:rPr>
+              <w:t>Hitelesítés</w:t>
+            </w:r>
+          </w:p>
+        </w:tc>
+        <w:tc>
+          <w:tcPr>
+            <w:tcW w:type="dxa" w:w="3600"/>
+            <w:tcBorders>
+              <w:top w:val="single" w:sz="1" w:space="0" w:color="CCCCCC"/>
+              <w:left w:val="single" w:sz="1" w:space="0" w:color="CCCCCC"/>
+              <w:bottom w:val="single" w:sz="1" w:space="0" w:color="CCCCCC"/>
+              <w:right w:val="single" w:sz="1" w:space="0" w:color="CCCCCC"/>
+            </w:tcBorders>
+            <w:shd w:val="clear" w:color="auto" w:fill="FFFFFF"/>
+            <w:tcMar>
+              <w:top w:w="80" w:type="dxa"/>
+              <w:left w:w="120" w:type="dxa"/>
+              <w:bottom w:w="80" w:type="dxa"/>
+              <w:right w:w="120" w:type="dxa"/>
+            </w:tcMar>
+          </w:tcPr>
+          <w:p>
+            <w:pPr/>
+            <w:r>
+              <w:rPr>
+                <w:sz w:val="20"/>
+              </w:rPr>
+              <w:t>jsonwebtoken (JWT)</w:t>
+            </w:r>
+          </w:p>
+        </w:tc>
+        <w:tc>
+          <w:tcPr>
+            <w:tcW w:type="dxa" w:w="3560"/>
+            <w:tcBorders>
+              <w:top w:val="single" w:sz="1" w:space="0" w:color="CCCCCC"/>
+              <w:left w:val="single" w:sz="1" w:space="0" w:color="CCCCCC"/>
+              <w:bottom w:val="single" w:sz="1" w:space="0" w:color="CCCCCC"/>
+              <w:right w:val="single" w:sz="1" w:space="0" w:color="CCCCCC"/>
+            </w:tcBorders>
+            <w:shd w:val="clear" w:color="auto" w:fill="FFFFFF"/>
+            <w:tcMar>
+              <w:top w:w="80" w:type="dxa"/>
+              <w:left w:w="120" w:type="dxa"/>
+              <w:bottom w:w="80" w:type="dxa"/>
+              <w:right w:w="120" w:type="dxa"/>
+            </w:tcMar>
+          </w:tcPr>
+          <w:p>
+            <w:pPr/>
+            <w:r>
+              <w:rPr>
+                <w:sz w:val="20"/>
+              </w:rPr>
+              <w:t>Bearer token</w:t>
             </w:r>
           </w:p>
         </w:tc>
@@ -5704,53 +5692,7 @@
         <w:ind w:left="360"/>
       </w:pPr>
       <w:r>
-        <w:rPr>
-          <w:rFonts w:ascii="Courier New" w:eastAsia="Courier New" w:hAnsi="Courier New" w:cs="Courier New"/>
-          <w:color w:val="1A3A5C"/>
-          <w:sz w:val="18"/>
-          <w:szCs w:val="18"/>
-        </w:rPr>
-        <w:t xml:space="preserve">│   │   ├── </w:t>
-      </w:r>
-      <w:proofErr w:type="spellStart"/>
-      <w:r>
-        <w:rPr>
-          <w:rFonts w:ascii="Courier New" w:eastAsia="Courier New" w:hAnsi="Courier New" w:cs="Courier New"/>
-          <w:color w:val="1A3A5C"/>
-          <w:sz w:val="18"/>
-          <w:szCs w:val="18"/>
-        </w:rPr>
-        <w:t>types.ts</w:t>
-      </w:r>
-      <w:proofErr w:type="spellEnd"/>
-      <w:r>
-        <w:rPr>
-          <w:rFonts w:ascii="Courier New" w:eastAsia="Courier New" w:hAnsi="Courier New" w:cs="Courier New"/>
-          <w:color w:val="1A3A5C"/>
-          <w:sz w:val="18"/>
-          <w:szCs w:val="18"/>
-        </w:rPr>
-        <w:t xml:space="preserve">           Megosztott </w:t>
-      </w:r>
-      <w:proofErr w:type="spellStart"/>
-      <w:r>
-        <w:rPr>
-          <w:rFonts w:ascii="Courier New" w:eastAsia="Courier New" w:hAnsi="Courier New" w:cs="Courier New"/>
-          <w:color w:val="1A3A5C"/>
-          <w:sz w:val="18"/>
-          <w:szCs w:val="18"/>
-        </w:rPr>
-        <w:t>TypeScript</w:t>
-      </w:r>
-      <w:proofErr w:type="spellEnd"/>
-      <w:r>
-        <w:rPr>
-          <w:rFonts w:ascii="Courier New" w:eastAsia="Courier New" w:hAnsi="Courier New" w:cs="Courier New"/>
-          <w:color w:val="1A3A5C"/>
-          <w:sz w:val="18"/>
-          <w:szCs w:val="18"/>
-        </w:rPr>
-        <w:t xml:space="preserve"> típusok</w:t>
+        <w:t>│   │   ├── auth.ts             JWT hitelesítés, middleware</w:t>
       </w:r>
     </w:p>
     <w:p>
@@ -5760,85 +5702,8 @@
         <w:ind w:left="360"/>
       </w:pPr>
       <w:r>
-        <w:rPr>
-          <w:rFonts w:ascii="Courier New" w:eastAsia="Courier New" w:hAnsi="Courier New" w:cs="Courier New"/>
-          <w:color w:val="1A3A5C"/>
-          <w:sz w:val="18"/>
-          <w:szCs w:val="18"/>
-        </w:rPr>
-        <w:t xml:space="preserve">│   │   └── </w:t>
-      </w:r>
-      <w:proofErr w:type="spellStart"/>
-      <w:r>
-        <w:rPr>
-          <w:rFonts w:ascii="Courier New" w:eastAsia="Courier New" w:hAnsi="Courier New" w:cs="Courier New"/>
-          <w:color w:val="1A3A5C"/>
-          <w:sz w:val="18"/>
-          <w:szCs w:val="18"/>
-        </w:rPr>
-        <w:t>seed-passwords.</w:t>
-      </w:r>
-      <w:proofErr w:type="gramStart"/>
-      <w:r>
-        <w:rPr>
-          <w:rFonts w:ascii="Courier New" w:eastAsia="Courier New" w:hAnsi="Courier New" w:cs="Courier New"/>
-          <w:color w:val="1A3A5C"/>
-          <w:sz w:val="18"/>
-          <w:szCs w:val="18"/>
-        </w:rPr>
-        <w:t>ts</w:t>
-      </w:r>
-      <w:proofErr w:type="spellEnd"/>
-      <w:r>
-        <w:rPr>
-          <w:rFonts w:ascii="Courier New" w:eastAsia="Courier New" w:hAnsi="Courier New" w:cs="Courier New"/>
-          <w:color w:val="1A3A5C"/>
-          <w:sz w:val="18"/>
-          <w:szCs w:val="18"/>
-        </w:rPr>
-        <w:t xml:space="preserve">  Egyszeri</w:t>
-      </w:r>
-      <w:proofErr w:type="gramEnd"/>
-      <w:r>
-        <w:rPr>
-          <w:rFonts w:ascii="Courier New" w:eastAsia="Courier New" w:hAnsi="Courier New" w:cs="Courier New"/>
-          <w:color w:val="1A3A5C"/>
-          <w:sz w:val="18"/>
-          <w:szCs w:val="18"/>
-        </w:rPr>
-        <w:t xml:space="preserve"> DB </w:t>
-      </w:r>
-      <w:proofErr w:type="spellStart"/>
-      <w:r>
-        <w:rPr>
-          <w:rFonts w:ascii="Courier New" w:eastAsia="Courier New" w:hAnsi="Courier New" w:cs="Courier New"/>
-          <w:color w:val="1A3A5C"/>
-          <w:sz w:val="18"/>
-          <w:szCs w:val="18"/>
-        </w:rPr>
-        <w:t>seed</w:t>
-      </w:r>
-      <w:proofErr w:type="spellEnd"/>
-      <w:r>
-        <w:rPr>
-          <w:rFonts w:ascii="Courier New" w:eastAsia="Courier New" w:hAnsi="Courier New" w:cs="Courier New"/>
-          <w:color w:val="1A3A5C"/>
-          <w:sz w:val="18"/>
-          <w:szCs w:val="18"/>
-        </w:rPr>
-        <w:t xml:space="preserve"> </w:t>
-      </w:r>
-      <w:proofErr w:type="spellStart"/>
-      <w:r>
-        <w:rPr>
-          <w:rFonts w:ascii="Courier New" w:eastAsia="Courier New" w:hAnsi="Courier New" w:cs="Courier New"/>
-          <w:color w:val="1A3A5C"/>
-          <w:sz w:val="18"/>
-          <w:szCs w:val="18"/>
-        </w:rPr>
-        <w:t>szkript</w:t>
-      </w:r>
-      <w:proofErr w:type="spellEnd"/>
+        <w:t>│   │   ├── dbSchema.ts         Automatikus séma migrációk</w:t>
+      </w:r>
     </w:p>
     <w:p>
       <w:pPr>
@@ -5847,13 +5712,7 @@
         <w:ind w:left="360"/>
       </w:pPr>
       <w:r>
-        <w:rPr>
-          <w:rFonts w:ascii="Courier New" w:eastAsia="Courier New" w:hAnsi="Courier New" w:cs="Courier New"/>
-          <w:color w:val="1A3A5C"/>
-          <w:sz w:val="18"/>
-          <w:szCs w:val="18"/>
-        </w:rPr>
-        <w:t>│   └── frontend/</w:t>
+        <w:t>│   │   ├── sessionConflicts.ts Ütközés-ellenőrzés (szerver)</w:t>
       </w:r>
     </w:p>
     <w:p>
@@ -6236,6 +6095,26 @@
         <w:ind w:left="360"/>
       </w:pPr>
       <w:r>
+        <w:t>│       │   ├── EventCountdown.tsx</w:t>
+      </w:r>
+    </w:p>
+    <w:p>
+      <w:pPr>
+        <w:shd w:val="clear" w:color="auto" w:fill="F0F4F8"/>
+        <w:spacing w:before="30" w:after="30"/>
+        <w:ind w:left="360"/>
+      </w:pPr>
+      <w:r>
+        <w:t>│       │   ├── ScheduleConflictModal.tsx</w:t>
+      </w:r>
+    </w:p>
+    <w:p>
+      <w:pPr>
+        <w:shd w:val="clear" w:color="auto" w:fill="F0F4F8"/>
+        <w:spacing w:before="30" w:after="30"/>
+        <w:ind w:left="360"/>
+      </w:pPr>
+      <w:r>
         <w:rPr>
           <w:rFonts w:ascii="Courier New" w:eastAsia="Courier New" w:hAnsi="Courier New" w:cs="Courier New"/>
           <w:color w:val="1A3A5C"/>
@@ -6252,7 +6131,7 @@
           <w:sz w:val="18"/>
           <w:szCs w:val="18"/>
         </w:rPr>
-        <w:t>DetailModal.tsx</w:t>
+        <w:t>LoginPage.tsx</w:t>
       </w:r>
       <w:proofErr w:type="spellEnd"/>
     </w:p>
@@ -6279,7 +6158,7 @@
           <w:sz w:val="18"/>
           <w:szCs w:val="18"/>
         </w:rPr>
-        <w:t>LanguageSwitcher.tsx</w:t>
+        <w:t>MiniCalendar.tsx</w:t>
       </w:r>
       <w:proofErr w:type="spellEnd"/>
     </w:p>
@@ -6306,7 +6185,7 @@
           <w:sz w:val="18"/>
           <w:szCs w:val="18"/>
         </w:rPr>
-        <w:t>LoginPage.tsx</w:t>
+        <w:t>PublicEventsPage.tsx</w:t>
       </w:r>
       <w:proofErr w:type="spellEnd"/>
     </w:p>
@@ -6333,7 +6212,77 @@
           <w:sz w:val="18"/>
           <w:szCs w:val="18"/>
         </w:rPr>
-        <w:t>MiniCalendar.tsx</w:t>
+        <w:t>SessionsView.tsx</w:t>
+      </w:r>
+      <w:proofErr w:type="spellEnd"/>
+    </w:p>
+    <w:p>
+      <w:pPr>
+        <w:shd w:val="clear" w:color="auto" w:fill="F0F4F8"/>
+        <w:spacing w:before="30" w:after="30"/>
+        <w:ind w:left="360"/>
+      </w:pPr>
+      <w:r>
+        <w:rPr>
+          <w:rFonts w:ascii="Courier New" w:eastAsia="Courier New" w:hAnsi="Courier New" w:cs="Courier New"/>
+          <w:color w:val="1A3A5C"/>
+          <w:sz w:val="18"/>
+          <w:szCs w:val="18"/>
+        </w:rPr>
+        <w:t xml:space="preserve">│       │   └── </w:t>
+      </w:r>
+      <w:proofErr w:type="spellStart"/>
+      <w:r>
+        <w:rPr>
+          <w:rFonts w:ascii="Courier New" w:eastAsia="Courier New" w:hAnsi="Courier New" w:cs="Courier New"/>
+          <w:color w:val="1A3A5C"/>
+          <w:sz w:val="18"/>
+          <w:szCs w:val="18"/>
+        </w:rPr>
+        <w:t>StatsView.tsx</w:t>
+      </w:r>
+      <w:proofErr w:type="spellEnd"/>
+    </w:p>
+    <w:p>
+      <w:pPr>
+        <w:shd w:val="clear" w:color="auto" w:fill="F0F4F8"/>
+        <w:spacing w:before="30" w:after="30"/>
+        <w:ind w:left="360"/>
+      </w:pPr>
+      <w:r>
+        <w:rPr>
+          <w:rFonts w:ascii="Courier New" w:eastAsia="Courier New" w:hAnsi="Courier New" w:cs="Courier New"/>
+          <w:color w:val="1A3A5C"/>
+          <w:sz w:val="18"/>
+          <w:szCs w:val="18"/>
+        </w:rPr>
+        <w:t>│       ├── i18n/</w:t>
+      </w:r>
+    </w:p>
+    <w:p>
+      <w:pPr>
+        <w:shd w:val="clear" w:color="auto" w:fill="F0F4F8"/>
+        <w:spacing w:before="30" w:after="30"/>
+        <w:ind w:left="360"/>
+      </w:pPr>
+      <w:r>
+        <w:rPr>
+          <w:rFonts w:ascii="Courier New" w:eastAsia="Courier New" w:hAnsi="Courier New" w:cs="Courier New"/>
+          <w:color w:val="1A3A5C"/>
+          <w:sz w:val="18"/>
+          <w:szCs w:val="18"/>
+        </w:rPr>
+        <w:t xml:space="preserve">│       │   ├── I18nProvider.tsx   Kontextus + </w:t>
+      </w:r>
+      <w:proofErr w:type="spellStart"/>
+      <w:r>
+        <w:rPr>
+          <w:rFonts w:ascii="Courier New" w:eastAsia="Courier New" w:hAnsi="Courier New" w:cs="Courier New"/>
+          <w:color w:val="1A3A5C"/>
+          <w:sz w:val="18"/>
+          <w:szCs w:val="18"/>
+        </w:rPr>
+        <w:t>hook</w:t>
       </w:r>
       <w:proofErr w:type="spellEnd"/>
     </w:p>
@@ -6360,9 +6309,18 @@
           <w:sz w:val="18"/>
           <w:szCs w:val="18"/>
         </w:rPr>
-        <w:t>PublicEventsPage.tsx</w:t>
+        <w:t>locales.ts</w:t>
       </w:r>
       <w:proofErr w:type="spellEnd"/>
+      <w:r>
+        <w:rPr>
+          <w:rFonts w:ascii="Courier New" w:eastAsia="Courier New" w:hAnsi="Courier New" w:cs="Courier New"/>
+          <w:color w:val="1A3A5C"/>
+          <w:sz w:val="18"/>
+          <w:szCs w:val="18"/>
+        </w:rPr>
+        <w:t xml:space="preserve">         Támogatott nyelvek</w:t>
+      </w:r>
     </w:p>
     <w:p>
       <w:pPr>
@@ -6387,9 +6345,18 @@
           <w:sz w:val="18"/>
           <w:szCs w:val="18"/>
         </w:rPr>
-        <w:t>SessionsView.tsx</w:t>
+        <w:t>translations.ts</w:t>
       </w:r>
       <w:proofErr w:type="spellEnd"/>
+      <w:r>
+        <w:rPr>
+          <w:rFonts w:ascii="Courier New" w:eastAsia="Courier New" w:hAnsi="Courier New" w:cs="Courier New"/>
+          <w:color w:val="1A3A5C"/>
+          <w:sz w:val="18"/>
+          <w:szCs w:val="18"/>
+        </w:rPr>
+        <w:t xml:space="preserve">    HU / EN / DE szövegek</w:t>
+      </w:r>
     </w:p>
     <w:p>
       <w:pPr>
@@ -6414,148 +6381,6 @@
           <w:sz w:val="18"/>
           <w:szCs w:val="18"/>
         </w:rPr>
-        <w:t>StatsView.tsx</w:t>
-      </w:r>
-      <w:proofErr w:type="spellEnd"/>
-    </w:p>
-    <w:p>
-      <w:pPr>
-        <w:shd w:val="clear" w:color="auto" w:fill="F0F4F8"/>
-        <w:spacing w:before="30" w:after="30"/>
-        <w:ind w:left="360"/>
-      </w:pPr>
-      <w:r>
-        <w:rPr>
-          <w:rFonts w:ascii="Courier New" w:eastAsia="Courier New" w:hAnsi="Courier New" w:cs="Courier New"/>
-          <w:color w:val="1A3A5C"/>
-          <w:sz w:val="18"/>
-          <w:szCs w:val="18"/>
-        </w:rPr>
-        <w:t>│       ├── i18n/</w:t>
-      </w:r>
-    </w:p>
-    <w:p>
-      <w:pPr>
-        <w:shd w:val="clear" w:color="auto" w:fill="F0F4F8"/>
-        <w:spacing w:before="30" w:after="30"/>
-        <w:ind w:left="360"/>
-      </w:pPr>
-      <w:r>
-        <w:rPr>
-          <w:rFonts w:ascii="Courier New" w:eastAsia="Courier New" w:hAnsi="Courier New" w:cs="Courier New"/>
-          <w:color w:val="1A3A5C"/>
-          <w:sz w:val="18"/>
-          <w:szCs w:val="18"/>
-        </w:rPr>
-        <w:t xml:space="preserve">│       │   ├── I18nProvider.tsx   Kontextus + </w:t>
-      </w:r>
-      <w:proofErr w:type="spellStart"/>
-      <w:r>
-        <w:rPr>
-          <w:rFonts w:ascii="Courier New" w:eastAsia="Courier New" w:hAnsi="Courier New" w:cs="Courier New"/>
-          <w:color w:val="1A3A5C"/>
-          <w:sz w:val="18"/>
-          <w:szCs w:val="18"/>
-        </w:rPr>
-        <w:t>hook</w:t>
-      </w:r>
-      <w:proofErr w:type="spellEnd"/>
-    </w:p>
-    <w:p>
-      <w:pPr>
-        <w:shd w:val="clear" w:color="auto" w:fill="F0F4F8"/>
-        <w:spacing w:before="30" w:after="30"/>
-        <w:ind w:left="360"/>
-      </w:pPr>
-      <w:r>
-        <w:rPr>
-          <w:rFonts w:ascii="Courier New" w:eastAsia="Courier New" w:hAnsi="Courier New" w:cs="Courier New"/>
-          <w:color w:val="1A3A5C"/>
-          <w:sz w:val="18"/>
-          <w:szCs w:val="18"/>
-        </w:rPr>
-        <w:t xml:space="preserve">│       │   ├── </w:t>
-      </w:r>
-      <w:proofErr w:type="spellStart"/>
-      <w:r>
-        <w:rPr>
-          <w:rFonts w:ascii="Courier New" w:eastAsia="Courier New" w:hAnsi="Courier New" w:cs="Courier New"/>
-          <w:color w:val="1A3A5C"/>
-          <w:sz w:val="18"/>
-          <w:szCs w:val="18"/>
-        </w:rPr>
-        <w:t>locales.ts</w:t>
-      </w:r>
-      <w:proofErr w:type="spellEnd"/>
-      <w:r>
-        <w:rPr>
-          <w:rFonts w:ascii="Courier New" w:eastAsia="Courier New" w:hAnsi="Courier New" w:cs="Courier New"/>
-          <w:color w:val="1A3A5C"/>
-          <w:sz w:val="18"/>
-          <w:szCs w:val="18"/>
-        </w:rPr>
-        <w:t xml:space="preserve">         Támogatott nyelvek</w:t>
-      </w:r>
-    </w:p>
-    <w:p>
-      <w:pPr>
-        <w:shd w:val="clear" w:color="auto" w:fill="F0F4F8"/>
-        <w:spacing w:before="30" w:after="30"/>
-        <w:ind w:left="360"/>
-      </w:pPr>
-      <w:r>
-        <w:rPr>
-          <w:rFonts w:ascii="Courier New" w:eastAsia="Courier New" w:hAnsi="Courier New" w:cs="Courier New"/>
-          <w:color w:val="1A3A5C"/>
-          <w:sz w:val="18"/>
-          <w:szCs w:val="18"/>
-        </w:rPr>
-        <w:t xml:space="preserve">│       │   ├── </w:t>
-      </w:r>
-      <w:proofErr w:type="spellStart"/>
-      <w:r>
-        <w:rPr>
-          <w:rFonts w:ascii="Courier New" w:eastAsia="Courier New" w:hAnsi="Courier New" w:cs="Courier New"/>
-          <w:color w:val="1A3A5C"/>
-          <w:sz w:val="18"/>
-          <w:szCs w:val="18"/>
-        </w:rPr>
-        <w:t>translations.ts</w:t>
-      </w:r>
-      <w:proofErr w:type="spellEnd"/>
-      <w:r>
-        <w:rPr>
-          <w:rFonts w:ascii="Courier New" w:eastAsia="Courier New" w:hAnsi="Courier New" w:cs="Courier New"/>
-          <w:color w:val="1A3A5C"/>
-          <w:sz w:val="18"/>
-          <w:szCs w:val="18"/>
-        </w:rPr>
-        <w:t xml:space="preserve">    HU / EN / DE szövegek</w:t>
-      </w:r>
-    </w:p>
-    <w:p>
-      <w:pPr>
-        <w:shd w:val="clear" w:color="auto" w:fill="F0F4F8"/>
-        <w:spacing w:before="30" w:after="30"/>
-        <w:ind w:left="360"/>
-      </w:pPr>
-      <w:r>
-        <w:rPr>
-          <w:rFonts w:ascii="Courier New" w:eastAsia="Courier New" w:hAnsi="Courier New" w:cs="Courier New"/>
-          <w:color w:val="1A3A5C"/>
-          <w:sz w:val="18"/>
-          <w:szCs w:val="18"/>
-        </w:rPr>
-        <w:t xml:space="preserve">│       │   └── </w:t>
-      </w:r>
-      <w:proofErr w:type="spellStart"/>
-      <w:r>
-        <w:rPr>
-          <w:rFonts w:ascii="Courier New" w:eastAsia="Courier New" w:hAnsi="Courier New" w:cs="Courier New"/>
-          <w:color w:val="1A3A5C"/>
-          <w:sz w:val="18"/>
-          <w:szCs w:val="18"/>
-        </w:rPr>
         <w:t>dateFormat.ts</w:t>
       </w:r>
       <w:proofErr w:type="spellEnd"/>
@@ -6751,53 +6576,7 @@
         <w:ind w:left="360"/>
       </w:pPr>
       <w:r>
-        <w:rPr>
-          <w:rFonts w:ascii="Courier New" w:eastAsia="Courier New" w:hAnsi="Courier New" w:cs="Courier New"/>
-          <w:color w:val="1A3A5C"/>
-          <w:sz w:val="18"/>
-          <w:szCs w:val="18"/>
-        </w:rPr>
-        <w:t xml:space="preserve">│           ├── </w:t>
-      </w:r>
-      <w:proofErr w:type="spellStart"/>
-      <w:r>
-        <w:rPr>
-          <w:rFonts w:ascii="Courier New" w:eastAsia="Courier New" w:hAnsi="Courier New" w:cs="Courier New"/>
-          <w:color w:val="1A3A5C"/>
-          <w:sz w:val="18"/>
-          <w:szCs w:val="18"/>
-        </w:rPr>
-        <w:t>demoUsers.ts</w:t>
-      </w:r>
-      <w:proofErr w:type="spellEnd"/>
-      <w:r>
-        <w:rPr>
-          <w:rFonts w:ascii="Courier New" w:eastAsia="Courier New" w:hAnsi="Courier New" w:cs="Courier New"/>
-          <w:color w:val="1A3A5C"/>
-          <w:sz w:val="18"/>
-          <w:szCs w:val="18"/>
-        </w:rPr>
-        <w:t xml:space="preserve">       Offline </w:t>
-      </w:r>
-      <w:proofErr w:type="spellStart"/>
-      <w:r>
-        <w:rPr>
-          <w:rFonts w:ascii="Courier New" w:eastAsia="Courier New" w:hAnsi="Courier New" w:cs="Courier New"/>
-          <w:color w:val="1A3A5C"/>
-          <w:sz w:val="18"/>
-          <w:szCs w:val="18"/>
-        </w:rPr>
-        <w:t>demo</w:t>
-      </w:r>
-      <w:proofErr w:type="spellEnd"/>
-      <w:r>
-        <w:rPr>
-          <w:rFonts w:ascii="Courier New" w:eastAsia="Courier New" w:hAnsi="Courier New" w:cs="Courier New"/>
-          <w:color w:val="1A3A5C"/>
-          <w:sz w:val="18"/>
-          <w:szCs w:val="18"/>
-        </w:rPr>
-        <w:t xml:space="preserve"> fiókok</w:t>
+        <w:t>│           ├── eventApi.ts        Esemény profil API</w:t>
       </w:r>
     </w:p>
     <w:p>
@@ -6984,33 +6763,7 @@
         <w:ind w:left="360"/>
       </w:pPr>
       <w:r>
-        <w:rPr>
-          <w:rFonts w:ascii="Courier New" w:eastAsia="Courier New" w:hAnsi="Courier New" w:cs="Courier New"/>
-          <w:color w:val="1A3A5C"/>
-          <w:sz w:val="18"/>
-          <w:szCs w:val="18"/>
-        </w:rPr>
-        <w:t xml:space="preserve">├── </w:t>
-      </w:r>
-      <w:proofErr w:type="spellStart"/>
-      <w:r>
-        <w:rPr>
-          <w:rFonts w:ascii="Courier New" w:eastAsia="Courier New" w:hAnsi="Courier New" w:cs="Courier New"/>
-          <w:color w:val="1A3A5C"/>
-          <w:sz w:val="18"/>
-          <w:szCs w:val="18"/>
-        </w:rPr>
-        <w:t>eventflow.sql</w:t>
-      </w:r>
-      <w:proofErr w:type="spellEnd"/>
-      <w:r>
-        <w:rPr>
-          <w:rFonts w:ascii="Courier New" w:eastAsia="Courier New" w:hAnsi="Courier New" w:cs="Courier New"/>
-          <w:color w:val="1A3A5C"/>
-          <w:sz w:val="18"/>
-          <w:szCs w:val="18"/>
-        </w:rPr>
-        <w:t xml:space="preserve">              Adatbázis séma + kezdő adatok</w:t>
+        <w:t>├── src/backend/eventflow.sql   Adatbázis séma + kezdő adatok</w:t>
       </w:r>
     </w:p>
     <w:p>
@@ -7020,44 +6773,7 @@
         <w:ind w:left="360"/>
       </w:pPr>
       <w:r>
-        <w:rPr>
-          <w:rFonts w:ascii="Courier New" w:eastAsia="Courier New" w:hAnsi="Courier New" w:cs="Courier New"/>
-          <w:color w:val="1A3A5C"/>
-          <w:sz w:val="18"/>
-          <w:szCs w:val="18"/>
-        </w:rPr>
-        <w:t>└─</w:t>
-      </w:r>
-      <w:proofErr w:type="gramStart"/>
-      <w:r>
-        <w:rPr>
-          <w:rFonts w:ascii="Courier New" w:eastAsia="Courier New" w:hAnsi="Courier New" w:cs="Courier New"/>
-          <w:color w:val="1A3A5C"/>
-          <w:sz w:val="18"/>
-          <w:szCs w:val="18"/>
-        </w:rPr>
-        <w:t>─ .</w:t>
-      </w:r>
-      <w:proofErr w:type="spellStart"/>
-      <w:r>
-        <w:rPr>
-          <w:rFonts w:ascii="Courier New" w:eastAsia="Courier New" w:hAnsi="Courier New" w:cs="Courier New"/>
-          <w:color w:val="1A3A5C"/>
-          <w:sz w:val="18"/>
-          <w:szCs w:val="18"/>
-        </w:rPr>
-        <w:t>env</w:t>
-      </w:r>
-      <w:proofErr w:type="spellEnd"/>
-      <w:proofErr w:type="gramEnd"/>
-      <w:r>
-        <w:rPr>
-          <w:rFonts w:ascii="Courier New" w:eastAsia="Courier New" w:hAnsi="Courier New" w:cs="Courier New"/>
-          <w:color w:val="1A3A5C"/>
-          <w:sz w:val="18"/>
-          <w:szCs w:val="18"/>
-        </w:rPr>
-        <w:t xml:space="preserve">                       Környezeti változók</w:t>
+        <w:t>├── .env.example</w:t>
       </w:r>
     </w:p>
     <w:p>
@@ -7081,39 +6797,7 @@
         <w:spacing w:before="60" w:after="80"/>
       </w:pPr>
       <w:r>
-        <w:t xml:space="preserve">Az </w:t>
-      </w:r>
-      <w:proofErr w:type="spellStart"/>
-      <w:r>
-        <w:t>EventFlow</w:t>
-      </w:r>
-      <w:proofErr w:type="spellEnd"/>
-      <w:r>
-        <w:t xml:space="preserve"> </w:t>
-      </w:r>
-      <w:proofErr w:type="spellStart"/>
-      <w:r>
-        <w:t>MariaDB</w:t>
-      </w:r>
-      <w:proofErr w:type="spellEnd"/>
-      <w:r>
-        <w:t xml:space="preserve"> (</w:t>
-      </w:r>
-      <w:proofErr w:type="spellStart"/>
-      <w:r>
-        <w:t>MySQL</w:t>
-      </w:r>
-      <w:proofErr w:type="spellEnd"/>
-      <w:r>
-        <w:t xml:space="preserve">-kompatibilis) relációs adatbázist használ, amelynek neve: </w:t>
-      </w:r>
-      <w:proofErr w:type="spellStart"/>
-      <w:r>
-        <w:t>eventflow</w:t>
-      </w:r>
-      <w:proofErr w:type="spellEnd"/>
-      <w:r>
-        <w:t>. A séma öt táblát tartalmaz.</w:t>
+        <w:t>Az EventFlow MariaDB (MySQL-kompatibilis) relációs adatbázist használ, amelynek neve: eventflow. Induláskor a dbSchema.ts automatikus migrációkat futtat. A séma a users, sessions, speakers, rooms, user_schedule mellett events, user_rooms és activity_log táblákat is tartalmazza.</w:t>
       </w:r>
     </w:p>
     <w:p>
@@ -7222,6 +6906,30 @@
       <w:proofErr w:type="spellEnd"/>
       <w:r>
         <w:t xml:space="preserve"> — több-a-többhöz kapcsolótábla: látogató mentett előadásai</w:t>
+      </w:r>
+    </w:p>
+    <w:p>
+      <w:pPr>
+        <w:pStyle w:val="Listaszerbekezds"/>
+      </w:pPr>
+      <w:r>
+        <w:t>events — aktív esemény profil (név, helyszín, dátumok, leírás)</w:t>
+      </w:r>
+    </w:p>
+    <w:p>
+      <w:pPr>
+        <w:pStyle w:val="Listaszerbekezds"/>
+      </w:pPr>
+      <w:r>
+        <w:t>user_rooms — booker → terem jogosultság (M:N)</w:t>
+      </w:r>
+    </w:p>
+    <w:p>
+      <w:pPr>
+        <w:pStyle w:val="Listaszerbekezds"/>
+      </w:pPr>
+      <w:r>
+        <w:t>activity_log — audit napló (admin műveletek, előadás-változások)</w:t>
       </w:r>
     </w:p>
     <w:p>
@@ -7486,6 +7194,7 @@
             </w:tcMar>
           </w:tcPr>
           <w:p>
+            <w:pPr/>
             <w:r>
               <w:rPr>
                 <w:sz w:val="20"/>
@@ -7513,6 +7222,7 @@
             </w:tcMar>
           </w:tcPr>
           <w:p>
+            <w:pPr/>
             <w:r>
               <w:rPr>
                 <w:sz w:val="20"/>
@@ -7542,6 +7252,7 @@
             </w:tcMar>
           </w:tcPr>
           <w:p>
+            <w:pPr/>
             <w:proofErr w:type="spellStart"/>
             <w:r>
               <w:rPr>
@@ -7578,6 +7289,7 @@
             </w:tcMar>
           </w:tcPr>
           <w:p>
+            <w:pPr/>
             <w:r>
               <w:rPr>
                 <w:sz w:val="20"/>
@@ -7639,6 +7351,7 @@
             </w:tcMar>
           </w:tcPr>
           <w:p>
+            <w:pPr/>
             <w:proofErr w:type="spellStart"/>
             <w:r>
               <w:rPr>
@@ -7675,92 +7388,12 @@
             </w:tcMar>
           </w:tcPr>
           <w:p>
-            <w:r>
-              <w:rPr>
-                <w:sz w:val="20"/>
-                <w:szCs w:val="20"/>
-              </w:rPr>
-              <w:t>'</w:t>
-            </w:r>
-            <w:proofErr w:type="spellStart"/>
-            <w:r>
-              <w:rPr>
-                <w:sz w:val="20"/>
-                <w:szCs w:val="20"/>
-              </w:rPr>
-              <w:t>admin</w:t>
-            </w:r>
-            <w:proofErr w:type="spellEnd"/>
-            <w:r>
-              <w:rPr>
-                <w:sz w:val="20"/>
-                <w:szCs w:val="20"/>
-              </w:rPr>
-              <w:t>' | '</w:t>
-            </w:r>
-            <w:proofErr w:type="spellStart"/>
-            <w:r>
-              <w:rPr>
-                <w:sz w:val="20"/>
-                <w:szCs w:val="20"/>
-              </w:rPr>
-              <w:t>user</w:t>
-            </w:r>
-            <w:proofErr w:type="spellEnd"/>
-            <w:r>
-              <w:rPr>
-                <w:sz w:val="20"/>
-                <w:szCs w:val="20"/>
-              </w:rPr>
-              <w:t>' | '</w:t>
-            </w:r>
-            <w:proofErr w:type="spellStart"/>
-            <w:r>
-              <w:rPr>
-                <w:sz w:val="20"/>
-                <w:szCs w:val="20"/>
-              </w:rPr>
-              <w:t>booker</w:t>
-            </w:r>
-            <w:proofErr w:type="spellEnd"/>
-            <w:r>
-              <w:rPr>
-                <w:sz w:val="20"/>
-                <w:szCs w:val="20"/>
-              </w:rPr>
-              <w:t>' | '</w:t>
-            </w:r>
-            <w:proofErr w:type="spellStart"/>
-            <w:r>
-              <w:rPr>
-                <w:sz w:val="20"/>
-                <w:szCs w:val="20"/>
-              </w:rPr>
-              <w:t>attendee</w:t>
-            </w:r>
-            <w:proofErr w:type="spellEnd"/>
-            <w:r>
-              <w:rPr>
-                <w:sz w:val="20"/>
-                <w:szCs w:val="20"/>
-              </w:rPr>
-              <w:t>' — alapértelmezett: '</w:t>
-            </w:r>
-            <w:proofErr w:type="spellStart"/>
-            <w:r>
-              <w:rPr>
-                <w:sz w:val="20"/>
-                <w:szCs w:val="20"/>
-              </w:rPr>
-              <w:t>attendee</w:t>
-            </w:r>
-            <w:proofErr w:type="spellEnd"/>
-            <w:r>
-              <w:rPr>
-                <w:sz w:val="20"/>
-                <w:szCs w:val="20"/>
-              </w:rPr>
-              <w:t>'</w:t>
+            <w:pPr/>
+            <w:r>
+              <w:rPr>
+                <w:sz w:val="20"/>
+              </w:rPr>
+              <w:t>'admin' | 'booker' | 'attendee' | 'attendee' — alapértelmezett: 'attendee'</w:t>
             </w:r>
           </w:p>
         </w:tc>
@@ -7784,6 +7417,7 @@
             </w:tcMar>
           </w:tcPr>
           <w:p>
+            <w:pPr/>
             <w:proofErr w:type="spellStart"/>
             <w:r>
               <w:rPr>
@@ -7820,6 +7454,7 @@
             </w:tcMar>
           </w:tcPr>
           <w:p>
+            <w:pPr/>
             <w:r>
               <w:rPr>
                 <w:sz w:val="20"/>
@@ -8092,6 +7727,7 @@
             </w:tcMar>
           </w:tcPr>
           <w:p>
+            <w:pPr/>
             <w:proofErr w:type="spellStart"/>
             <w:r>
               <w:rPr>
@@ -8128,6 +7764,7 @@
             </w:tcMar>
           </w:tcPr>
           <w:p>
+            <w:pPr/>
             <w:r>
               <w:rPr>
                 <w:sz w:val="20"/>
@@ -8157,6 +7794,7 @@
             </w:tcMar>
           </w:tcPr>
           <w:p>
+            <w:pPr/>
             <w:proofErr w:type="spellStart"/>
             <w:r>
               <w:rPr>
@@ -8193,6 +7831,7 @@
             </w:tcMar>
           </w:tcPr>
           <w:p>
+            <w:pPr/>
             <w:r>
               <w:rPr>
                 <w:sz w:val="20"/>
@@ -8222,6 +7861,7 @@
             </w:tcMar>
           </w:tcPr>
           <w:p>
+            <w:pPr/>
             <w:proofErr w:type="spellStart"/>
             <w:r>
               <w:rPr>
@@ -8258,6 +7898,7 @@
             </w:tcMar>
           </w:tcPr>
           <w:p>
+            <w:pPr/>
             <w:r>
               <w:rPr>
                 <w:sz w:val="20"/>
@@ -8287,6 +7928,7 @@
             </w:tcMar>
           </w:tcPr>
           <w:p>
+            <w:pPr/>
             <w:proofErr w:type="spellStart"/>
             <w:r>
               <w:rPr>
@@ -8323,6 +7965,7 @@
             </w:tcMar>
           </w:tcPr>
           <w:p>
+            <w:pPr/>
             <w:r>
               <w:rPr>
                 <w:sz w:val="20"/>
@@ -8352,6 +7995,7 @@
             </w:tcMar>
           </w:tcPr>
           <w:p>
+            <w:pPr/>
             <w:proofErr w:type="spellStart"/>
             <w:r>
               <w:rPr>
@@ -8388,6 +8032,7 @@
             </w:tcMar>
           </w:tcPr>
           <w:p>
+            <w:pPr/>
             <w:r>
               <w:rPr>
                 <w:sz w:val="20"/>
@@ -8417,6 +8062,7 @@
             </w:tcMar>
           </w:tcPr>
           <w:p>
+            <w:pPr/>
             <w:proofErr w:type="spellStart"/>
             <w:r>
               <w:rPr>
@@ -8453,6 +8099,7 @@
             </w:tcMar>
           </w:tcPr>
           <w:p>
+            <w:pPr/>
             <w:r>
               <w:rPr>
                 <w:sz w:val="20"/>
@@ -8523,6 +8170,62 @@
                 <w:szCs w:val="20"/>
               </w:rPr>
               <w:t>'</w:t>
+            </w:r>
+          </w:p>
+        </w:tc>
+      </w:tr>
+      <w:tr>
+        <w:tc>
+          <w:tcPr>
+            <w:tcW w:type="dxa" w:w="2700"/>
+            <w:tcBorders>
+              <w:top w:val="single" w:sz="1" w:space="0" w:color="CCCCCC"/>
+              <w:left w:val="single" w:sz="1" w:space="0" w:color="CCCCCC"/>
+              <w:bottom w:val="single" w:sz="1" w:space="0" w:color="CCCCCC"/>
+              <w:right w:val="single" w:sz="1" w:space="0" w:color="CCCCCC"/>
+            </w:tcBorders>
+            <w:shd w:val="clear" w:color="auto" w:fill="EEF3FA"/>
+            <w:tcMar>
+              <w:top w:w="80" w:type="dxa"/>
+              <w:left w:w="120" w:type="dxa"/>
+              <w:bottom w:w="80" w:type="dxa"/>
+              <w:right w:w="120" w:type="dxa"/>
+            </w:tcMar>
+          </w:tcPr>
+          <w:p>
+            <w:pPr/>
+            <w:r>
+              <w:rPr>
+                <w:sz w:val="20"/>
+              </w:rPr>
+              <w:t>status (ENUM)</w:t>
+            </w:r>
+          </w:p>
+        </w:tc>
+        <w:tc>
+          <w:tcPr>
+            <w:tcW w:type="dxa" w:w="6660"/>
+            <w:tcBorders>
+              <w:top w:val="single" w:sz="1" w:space="0" w:color="CCCCCC"/>
+              <w:left w:val="single" w:sz="1" w:space="0" w:color="CCCCCC"/>
+              <w:bottom w:val="single" w:sz="1" w:space="0" w:color="CCCCCC"/>
+              <w:right w:val="single" w:sz="1" w:space="0" w:color="CCCCCC"/>
+            </w:tcBorders>
+            <w:shd w:val="clear" w:color="auto" w:fill="EEF3FA"/>
+            <w:tcMar>
+              <w:top w:w="80" w:type="dxa"/>
+              <w:left w:w="120" w:type="dxa"/>
+              <w:bottom w:w="80" w:type="dxa"/>
+              <w:right w:w="120" w:type="dxa"/>
+            </w:tcMar>
+          </w:tcPr>
+          <w:p>
+            <w:pPr/>
+            <w:r>
+              <w:rPr>
+                <w:sz w:val="20"/>
+              </w:rPr>
+              <w:t>'scheduled' | 'cancelled' (alapértelmezett: scheduled)</w:t>
             </w:r>
           </w:p>
         </w:tc>
@@ -8780,6 +8483,7 @@
             </w:tcMar>
           </w:tcPr>
           <w:p>
+            <w:pPr/>
             <w:proofErr w:type="spellStart"/>
             <w:r>
               <w:rPr>
@@ -8816,6 +8520,7 @@
             </w:tcMar>
           </w:tcPr>
           <w:p>
+            <w:pPr/>
             <w:r>
               <w:rPr>
                 <w:sz w:val="20"/>
@@ -8845,6 +8550,7 @@
             </w:tcMar>
           </w:tcPr>
           <w:p>
+            <w:pPr/>
             <w:proofErr w:type="spellStart"/>
             <w:r>
               <w:rPr>
@@ -8881,6 +8587,7 @@
             </w:tcMar>
           </w:tcPr>
           <w:p>
+            <w:pPr/>
             <w:r>
               <w:rPr>
                 <w:sz w:val="20"/>
@@ -9144,6 +8851,7 @@
             </w:tcMar>
           </w:tcPr>
           <w:p>
+            <w:pPr/>
             <w:proofErr w:type="spellStart"/>
             <w:r>
               <w:rPr>
@@ -9180,6 +8888,7 @@
             </w:tcMar>
           </w:tcPr>
           <w:p>
+            <w:pPr/>
             <w:r>
               <w:rPr>
                 <w:sz w:val="20"/>
@@ -9443,6 +9152,7 @@
             </w:tcMar>
           </w:tcPr>
           <w:p>
+            <w:pPr/>
             <w:proofErr w:type="spellStart"/>
             <w:r>
               <w:rPr>
@@ -9479,6 +9189,7 @@
             </w:tcMar>
           </w:tcPr>
           <w:p>
+            <w:pPr/>
             <w:r>
               <w:rPr>
                 <w:sz w:val="20"/>
@@ -9510,37 +9221,8 @@
         <w:spacing w:before="40" w:after="40"/>
       </w:pPr>
       <w:r>
-        <w:t xml:space="preserve">5 terem: Main Hall, </w:t>
-      </w:r>
-      <w:proofErr w:type="spellStart"/>
-      <w:r>
-        <w:t>Room</w:t>
-      </w:r>
-      <w:proofErr w:type="spellEnd"/>
-      <w:r>
-        <w:t xml:space="preserve"> A, </w:t>
-      </w:r>
-      <w:proofErr w:type="spellStart"/>
-      <w:r>
-        <w:t>Room</w:t>
-      </w:r>
-      <w:proofErr w:type="spellEnd"/>
-      <w:r>
-        <w:t xml:space="preserve"> B, Workshop, </w:t>
-      </w:r>
-      <w:proofErr w:type="spellStart"/>
-      <w:r>
-        <w:t>Outdoor</w:t>
-      </w:r>
-      <w:proofErr w:type="spellEnd"/>
-      <w:r>
-        <w:t xml:space="preserve"> </w:t>
-      </w:r>
-      <w:proofErr w:type="spellStart"/>
-      <w:r>
-        <w:t>Stage</w:t>
-      </w:r>
-      <w:proofErr w:type="spellEnd"/>
+        <w:t>npm run seed vagy admin: Demo adatok betöltése</w:t>
+      </w:r>
     </w:p>
     <w:p>
       <w:pPr>
@@ -9552,7 +9234,7 @@
         <w:spacing w:before="40" w:after="40"/>
       </w:pPr>
       <w:r>
-        <w:t>9 előadó, köztük Dr. Kovács Anna, Nagy Péter, Molnár Eszter, Kiss Balázs</w:t>
+        <w:t>5 terem, 9+ előadó, minta előadások (demo dátumok: 2026 március)</w:t>
       </w:r>
     </w:p>
     <w:p>
@@ -9565,39 +9247,7 @@
         <w:spacing w:before="40" w:after="40"/>
       </w:pPr>
       <w:r>
-        <w:t xml:space="preserve">4 felhasználó: </w:t>
-      </w:r>
-      <w:proofErr w:type="spellStart"/>
-      <w:r>
-        <w:t>Admin</w:t>
-      </w:r>
-      <w:proofErr w:type="spellEnd"/>
-      <w:r>
-        <w:t xml:space="preserve">, </w:t>
-      </w:r>
-      <w:proofErr w:type="spellStart"/>
-      <w:r>
-        <w:t>Attendee</w:t>
-      </w:r>
-      <w:proofErr w:type="spellEnd"/>
-      <w:r>
-        <w:t xml:space="preserve">, </w:t>
-      </w:r>
-      <w:proofErr w:type="spellStart"/>
-      <w:r>
-        <w:t>Booker</w:t>
-      </w:r>
-      <w:proofErr w:type="spellEnd"/>
-      <w:r>
-        <w:t xml:space="preserve">, Kovács Ádám — </w:t>
-      </w:r>
-      <w:proofErr w:type="spellStart"/>
-      <w:r>
-        <w:t>bcrypt-hashelt</w:t>
-      </w:r>
-      <w:proofErr w:type="spellEnd"/>
-      <w:r>
-        <w:t xml:space="preserve"> jelszavakkal</w:t>
+        <w:t>3 demo felhasználó: Admin, Booker, Attendee — bcrypt-hashelt jelszavakkal</w:t>
       </w:r>
     </w:p>
     <w:p>
@@ -9621,28 +9271,7 @@
         <w:spacing w:before="60" w:after="80"/>
       </w:pPr>
       <w:r>
-        <w:t xml:space="preserve">Az Express szerver a 3000-es </w:t>
-      </w:r>
-      <w:proofErr w:type="spellStart"/>
-      <w:r>
-        <w:t>porton</w:t>
-      </w:r>
-      <w:proofErr w:type="spellEnd"/>
-      <w:r>
-        <w:t xml:space="preserve"> indul el (</w:t>
-      </w:r>
-      <w:proofErr w:type="gramStart"/>
-      <w:r>
-        <w:t>a .</w:t>
-      </w:r>
-      <w:proofErr w:type="spellStart"/>
-      <w:r>
-        <w:t>env</w:t>
-      </w:r>
-      <w:proofErr w:type="spellEnd"/>
-      <w:proofErr w:type="gramEnd"/>
-      <w:r>
-        <w:t xml:space="preserve"> fájlban a PORT változóval módosítható). Minden végpont JSON-t ad vissza. A CORS a konfigurált CLIENT_URL-re van korlátozva.</w:t>
+        <w:t>Az Express szerver a 3000-es porton indul el (PORT a .env-ben). Minden végpont JSON-t ad vissza. CORS: CLIENT_URL. Védett végpontok: Authorization: Bearer &lt;JWT token&gt; fejléc.</w:t>
       </w:r>
     </w:p>
     <w:p>
@@ -9668,36 +9297,7 @@
         <w:spacing w:before="60" w:after="80"/>
       </w:pPr>
       <w:r>
-        <w:t>Az API jelenleg egyszerű fejléc-alapú azonosítást használ. A hitelesített kérések tartalmazzák az X-</w:t>
-      </w:r>
-      <w:proofErr w:type="spellStart"/>
-      <w:r>
-        <w:t>User</w:t>
-      </w:r>
-      <w:proofErr w:type="spellEnd"/>
-      <w:r>
-        <w:t>-</w:t>
-      </w:r>
-      <w:proofErr w:type="spellStart"/>
-      <w:r>
-        <w:t>Id</w:t>
-      </w:r>
-      <w:proofErr w:type="spellEnd"/>
-      <w:r>
-        <w:t xml:space="preserve"> fejlécet, amely a bejelentkezett felhasználó azonosítóját hordozza. A teljes JWT-alapú hitelesítés tervezett (a JWT_SECRET be van állítva </w:t>
-      </w:r>
-      <w:proofErr w:type="gramStart"/>
-      <w:r>
-        <w:t>a .</w:t>
-      </w:r>
-      <w:proofErr w:type="spellStart"/>
-      <w:r>
-        <w:t>env</w:t>
-      </w:r>
-      <w:proofErr w:type="spellEnd"/>
-      <w:proofErr w:type="gramEnd"/>
-      <w:r>
-        <w:t xml:space="preserve"> fájlban), de a jelenlegi verzióban még nem aktív.</w:t>
+        <w:t>Az API JWT (JSON Web Token) alapú hitelesítést használ. A POST /api/auth/login válasza: { user, token }. A védett kérések Authorization: Bearer &lt;token&gt; fejlécet igényelnek. Middleware (auth.ts): authenticate, requireAdmin, requireBookerOrAdmin, requireAttendee.</w:t>
       </w:r>
     </w:p>
     <w:p>
@@ -10003,10 +9603,6 @@
           </w:tcPr>
           <w:p>
             <w:r>
-              <w:rPr>
-                <w:sz w:val="20"/>
-                <w:szCs w:val="20"/>
-              </w:rPr>
               <w:t>Nem szükséges</w:t>
             </w:r>
           </w:p>
@@ -10287,11 +9883,7 @@
           </w:tcPr>
           <w:p>
             <w:r>
-              <w:rPr>
-                <w:sz w:val="20"/>
-                <w:szCs w:val="20"/>
-              </w:rPr>
-              <w:t>Nem szükséges (tervezett)</w:t>
+              <w:t>Booker / Admin (JWT)</w:t>
             </w:r>
           </w:p>
         </w:tc>
@@ -10315,6 +9907,7 @@
             </w:tcMar>
           </w:tcPr>
           <w:p>
+            <w:pPr/>
             <w:r>
               <w:rPr>
                 <w:sz w:val="20"/>
@@ -10383,6 +9976,7 @@
             </w:tcMar>
           </w:tcPr>
           <w:p>
+            <w:pPr/>
             <w:r>
               <w:rPr>
                 <w:sz w:val="20"/>
@@ -10426,12 +10020,10 @@
             </w:tcMar>
           </w:tcPr>
           <w:p>
-            <w:r>
-              <w:rPr>
-                <w:sz w:val="20"/>
-                <w:szCs w:val="20"/>
-              </w:rPr>
-              <w:t>Nem szükséges (tervezett)</w:t>
+            <w:pPr/>
+            <w:r>
+              <w:rPr/>
+              <w:t>Booker / Admin (JWT)</w:t>
             </w:r>
           </w:p>
         </w:tc>
@@ -10455,6 +10047,7 @@
             </w:tcMar>
           </w:tcPr>
           <w:p>
+            <w:pPr/>
             <w:r>
               <w:rPr>
                 <w:sz w:val="20"/>
@@ -10523,6 +10116,7 @@
             </w:tcMar>
           </w:tcPr>
           <w:p>
+            <w:pPr/>
             <w:r>
               <w:rPr>
                 <w:sz w:val="20"/>
@@ -10550,12 +10144,496 @@
             </w:tcMar>
           </w:tcPr>
           <w:p>
-            <w:r>
-              <w:rPr>
-                <w:sz w:val="20"/>
-                <w:szCs w:val="20"/>
-              </w:rPr>
-              <w:t>Nem szükséges (tervezett)</w:t>
+            <w:pPr/>
+            <w:r>
+              <w:rPr/>
+              <w:t>Booker / Admin (JWT)</w:t>
+            </w:r>
+          </w:p>
+        </w:tc>
+      </w:tr>
+      <w:tr>
+        <w:tc>
+          <w:tcPr>
+            <w:tcW w:type="dxa" w:w="2200"/>
+            <w:tcBorders>
+              <w:top w:val="single" w:sz="1" w:space="0" w:color="CCCCCC"/>
+              <w:left w:val="single" w:sz="1" w:space="0" w:color="CCCCCC"/>
+              <w:bottom w:val="single" w:sz="1" w:space="0" w:color="CCCCCC"/>
+              <w:right w:val="single" w:sz="1" w:space="0" w:color="CCCCCC"/>
+            </w:tcBorders>
+            <w:shd w:val="clear" w:color="auto" w:fill="EEF3FA"/>
+            <w:tcMar>
+              <w:top w:w="80" w:type="dxa"/>
+              <w:left w:w="120" w:type="dxa"/>
+              <w:bottom w:w="80" w:type="dxa"/>
+              <w:right w:w="120" w:type="dxa"/>
+            </w:tcMar>
+          </w:tcPr>
+          <w:p>
+            <w:pPr/>
+            <w:r>
+              <w:rPr>
+                <w:sz w:val="20"/>
+              </w:rPr>
+              <w:t>GET /api/health</w:t>
+            </w:r>
+          </w:p>
+        </w:tc>
+        <w:tc>
+          <w:tcPr>
+            <w:tcW w:type="dxa" w:w="3600"/>
+            <w:tcBorders>
+              <w:top w:val="single" w:sz="1" w:space="0" w:color="CCCCCC"/>
+              <w:left w:val="single" w:sz="1" w:space="0" w:color="CCCCCC"/>
+              <w:bottom w:val="single" w:sz="1" w:space="0" w:color="CCCCCC"/>
+              <w:right w:val="single" w:sz="1" w:space="0" w:color="CCCCCC"/>
+            </w:tcBorders>
+            <w:shd w:val="clear" w:color="auto" w:fill="EEF3FA"/>
+            <w:tcMar>
+              <w:top w:w="80" w:type="dxa"/>
+              <w:left w:w="120" w:type="dxa"/>
+              <w:bottom w:w="80" w:type="dxa"/>
+              <w:right w:w="120" w:type="dxa"/>
+            </w:tcMar>
+          </w:tcPr>
+          <w:p>
+            <w:pPr/>
+            <w:r>
+              <w:rPr>
+                <w:sz w:val="20"/>
+              </w:rPr>
+              <w:t>Állapot: status, version, db</w:t>
+            </w:r>
+          </w:p>
+        </w:tc>
+        <w:tc>
+          <w:tcPr>
+            <w:tcW w:type="dxa" w:w="3560"/>
+            <w:tcBorders>
+              <w:top w:val="single" w:sz="1" w:space="0" w:color="CCCCCC"/>
+              <w:left w:val="single" w:sz="1" w:space="0" w:color="CCCCCC"/>
+              <w:bottom w:val="single" w:sz="1" w:space="0" w:color="CCCCCC"/>
+              <w:right w:val="single" w:sz="1" w:space="0" w:color="CCCCCC"/>
+            </w:tcBorders>
+            <w:shd w:val="clear" w:color="auto" w:fill="EEF3FA"/>
+            <w:tcMar>
+              <w:top w:w="80" w:type="dxa"/>
+              <w:left w:w="120" w:type="dxa"/>
+              <w:bottom w:w="80" w:type="dxa"/>
+              <w:right w:w="120" w:type="dxa"/>
+            </w:tcMar>
+          </w:tcPr>
+          <w:p>
+            <w:pPr/>
+            <w:r>
+              <w:rPr/>
+              <w:t>Nem szükséges</w:t>
+            </w:r>
+          </w:p>
+        </w:tc>
+      </w:tr>
+      <w:tr>
+        <w:tc>
+          <w:tcPr>
+            <w:tcW w:type="dxa" w:w="2200"/>
+            <w:tcBorders>
+              <w:top w:val="single" w:sz="1" w:space="0" w:color="CCCCCC"/>
+              <w:left w:val="single" w:sz="1" w:space="0" w:color="CCCCCC"/>
+              <w:bottom w:val="single" w:sz="1" w:space="0" w:color="CCCCCC"/>
+              <w:right w:val="single" w:sz="1" w:space="0" w:color="CCCCCC"/>
+            </w:tcBorders>
+            <w:shd w:val="clear" w:color="auto" w:fill="FFFFFF"/>
+            <w:tcMar>
+              <w:top w:w="80" w:type="dxa"/>
+              <w:left w:w="120" w:type="dxa"/>
+              <w:bottom w:w="80" w:type="dxa"/>
+              <w:right w:w="120" w:type="dxa"/>
+            </w:tcMar>
+          </w:tcPr>
+          <w:p>
+            <w:pPr/>
+            <w:r>
+              <w:rPr>
+                <w:sz w:val="20"/>
+              </w:rPr>
+              <w:t>GET /api/event</w:t>
+            </w:r>
+          </w:p>
+        </w:tc>
+        <w:tc>
+          <w:tcPr>
+            <w:tcW w:type="dxa" w:w="3600"/>
+            <w:tcBorders>
+              <w:top w:val="single" w:sz="1" w:space="0" w:color="CCCCCC"/>
+              <w:left w:val="single" w:sz="1" w:space="0" w:color="CCCCCC"/>
+              <w:bottom w:val="single" w:sz="1" w:space="0" w:color="CCCCCC"/>
+              <w:right w:val="single" w:sz="1" w:space="0" w:color="CCCCCC"/>
+            </w:tcBorders>
+            <w:shd w:val="clear" w:color="auto" w:fill="FFFFFF"/>
+            <w:tcMar>
+              <w:top w:w="80" w:type="dxa"/>
+              <w:left w:w="120" w:type="dxa"/>
+              <w:bottom w:w="80" w:type="dxa"/>
+              <w:right w:w="120" w:type="dxa"/>
+            </w:tcMar>
+          </w:tcPr>
+          <w:p>
+            <w:pPr/>
+            <w:r>
+              <w:rPr>
+                <w:sz w:val="20"/>
+              </w:rPr>
+              <w:t>Aktív esemény profil</w:t>
+            </w:r>
+          </w:p>
+        </w:tc>
+        <w:tc>
+          <w:tcPr>
+            <w:tcW w:type="dxa" w:w="3560"/>
+            <w:tcBorders>
+              <w:top w:val="single" w:sz="1" w:space="0" w:color="CCCCCC"/>
+              <w:left w:val="single" w:sz="1" w:space="0" w:color="CCCCCC"/>
+              <w:bottom w:val="single" w:sz="1" w:space="0" w:color="CCCCCC"/>
+              <w:right w:val="single" w:sz="1" w:space="0" w:color="CCCCCC"/>
+            </w:tcBorders>
+            <w:shd w:val="clear" w:color="auto" w:fill="FFFFFF"/>
+            <w:tcMar>
+              <w:top w:w="80" w:type="dxa"/>
+              <w:left w:w="120" w:type="dxa"/>
+              <w:bottom w:w="80" w:type="dxa"/>
+              <w:right w:w="120" w:type="dxa"/>
+            </w:tcMar>
+          </w:tcPr>
+          <w:p>
+            <w:pPr/>
+            <w:r>
+              <w:rPr/>
+              <w:t>Nem szükséges</w:t>
+            </w:r>
+          </w:p>
+        </w:tc>
+      </w:tr>
+      <w:tr>
+        <w:tc>
+          <w:tcPr>
+            <w:tcW w:type="dxa" w:w="2200"/>
+            <w:tcBorders>
+              <w:top w:val="single" w:sz="1" w:space="0" w:color="CCCCCC"/>
+              <w:left w:val="single" w:sz="1" w:space="0" w:color="CCCCCC"/>
+              <w:bottom w:val="single" w:sz="1" w:space="0" w:color="CCCCCC"/>
+              <w:right w:val="single" w:sz="1" w:space="0" w:color="CCCCCC"/>
+            </w:tcBorders>
+            <w:shd w:val="clear" w:color="auto" w:fill="EEF3FA"/>
+            <w:tcMar>
+              <w:top w:w="80" w:type="dxa"/>
+              <w:left w:w="120" w:type="dxa"/>
+              <w:bottom w:w="80" w:type="dxa"/>
+              <w:right w:w="120" w:type="dxa"/>
+            </w:tcMar>
+          </w:tcPr>
+          <w:p>
+            <w:pPr/>
+            <w:r>
+              <w:rPr>
+                <w:sz w:val="20"/>
+              </w:rPr>
+              <w:t>GET /api/rooms</w:t>
+            </w:r>
+          </w:p>
+        </w:tc>
+        <w:tc>
+          <w:tcPr>
+            <w:tcW w:type="dxa" w:w="3600"/>
+            <w:tcBorders>
+              <w:top w:val="single" w:sz="1" w:space="0" w:color="CCCCCC"/>
+              <w:left w:val="single" w:sz="1" w:space="0" w:color="CCCCCC"/>
+              <w:bottom w:val="single" w:sz="1" w:space="0" w:color="CCCCCC"/>
+              <w:right w:val="single" w:sz="1" w:space="0" w:color="CCCCCC"/>
+            </w:tcBorders>
+            <w:shd w:val="clear" w:color="auto" w:fill="EEF3FA"/>
+            <w:tcMar>
+              <w:top w:w="80" w:type="dxa"/>
+              <w:left w:w="120" w:type="dxa"/>
+              <w:bottom w:w="80" w:type="dxa"/>
+              <w:right w:w="120" w:type="dxa"/>
+            </w:tcMar>
+          </w:tcPr>
+          <w:p>
+            <w:pPr/>
+            <w:r>
+              <w:rPr>
+                <w:sz w:val="20"/>
+              </w:rPr>
+              <w:t>Termek listája</w:t>
+            </w:r>
+          </w:p>
+        </w:tc>
+        <w:tc>
+          <w:tcPr>
+            <w:tcW w:type="dxa" w:w="3560"/>
+            <w:tcBorders>
+              <w:top w:val="single" w:sz="1" w:space="0" w:color="CCCCCC"/>
+              <w:left w:val="single" w:sz="1" w:space="0" w:color="CCCCCC"/>
+              <w:bottom w:val="single" w:sz="1" w:space="0" w:color="CCCCCC"/>
+              <w:right w:val="single" w:sz="1" w:space="0" w:color="CCCCCC"/>
+            </w:tcBorders>
+            <w:shd w:val="clear" w:color="auto" w:fill="EEF3FA"/>
+            <w:tcMar>
+              <w:top w:w="80" w:type="dxa"/>
+              <w:left w:w="120" w:type="dxa"/>
+              <w:bottom w:w="80" w:type="dxa"/>
+              <w:right w:w="120" w:type="dxa"/>
+            </w:tcMar>
+          </w:tcPr>
+          <w:p>
+            <w:pPr/>
+            <w:r>
+              <w:rPr/>
+              <w:t>Nem szükséges</w:t>
+            </w:r>
+          </w:p>
+        </w:tc>
+      </w:tr>
+      <w:tr>
+        <w:tc>
+          <w:tcPr>
+            <w:tcW w:type="dxa" w:w="2200"/>
+            <w:tcBorders>
+              <w:top w:val="single" w:sz="1" w:space="0" w:color="CCCCCC"/>
+              <w:left w:val="single" w:sz="1" w:space="0" w:color="CCCCCC"/>
+              <w:bottom w:val="single" w:sz="1" w:space="0" w:color="CCCCCC"/>
+              <w:right w:val="single" w:sz="1" w:space="0" w:color="CCCCCC"/>
+            </w:tcBorders>
+            <w:shd w:val="clear" w:color="auto" w:fill="FFFFFF"/>
+            <w:tcMar>
+              <w:top w:w="80" w:type="dxa"/>
+              <w:left w:w="120" w:type="dxa"/>
+              <w:bottom w:w="80" w:type="dxa"/>
+              <w:right w:w="120" w:type="dxa"/>
+            </w:tcMar>
+          </w:tcPr>
+          <w:p>
+            <w:pPr/>
+            <w:r>
+              <w:rPr>
+                <w:sz w:val="20"/>
+              </w:rPr>
+              <w:t>PATCH /api/sessions/:id/status</w:t>
+            </w:r>
+          </w:p>
+        </w:tc>
+        <w:tc>
+          <w:tcPr>
+            <w:tcW w:type="dxa" w:w="3600"/>
+            <w:tcBorders>
+              <w:top w:val="single" w:sz="1" w:space="0" w:color="CCCCCC"/>
+              <w:left w:val="single" w:sz="1" w:space="0" w:color="CCCCCC"/>
+              <w:bottom w:val="single" w:sz="1" w:space="0" w:color="CCCCCC"/>
+              <w:right w:val="single" w:sz="1" w:space="0" w:color="CCCCCC"/>
+            </w:tcBorders>
+            <w:shd w:val="clear" w:color="auto" w:fill="FFFFFF"/>
+            <w:tcMar>
+              <w:top w:w="80" w:type="dxa"/>
+              <w:left w:w="120" w:type="dxa"/>
+              <w:bottom w:w="80" w:type="dxa"/>
+              <w:right w:w="120" w:type="dxa"/>
+            </w:tcMar>
+          </w:tcPr>
+          <w:p>
+            <w:pPr/>
+            <w:r>
+              <w:rPr>
+                <w:sz w:val="20"/>
+              </w:rPr>
+              <w:t>Lemondás / visszaállítás</w:t>
+            </w:r>
+          </w:p>
+        </w:tc>
+        <w:tc>
+          <w:tcPr>
+            <w:tcW w:type="dxa" w:w="3560"/>
+            <w:tcBorders>
+              <w:top w:val="single" w:sz="1" w:space="0" w:color="CCCCCC"/>
+              <w:left w:val="single" w:sz="1" w:space="0" w:color="CCCCCC"/>
+              <w:bottom w:val="single" w:sz="1" w:space="0" w:color="CCCCCC"/>
+              <w:right w:val="single" w:sz="1" w:space="0" w:color="CCCCCC"/>
+            </w:tcBorders>
+            <w:shd w:val="clear" w:color="auto" w:fill="FFFFFF"/>
+            <w:tcMar>
+              <w:top w:w="80" w:type="dxa"/>
+              <w:left w:w="120" w:type="dxa"/>
+              <w:bottom w:w="80" w:type="dxa"/>
+              <w:right w:w="120" w:type="dxa"/>
+            </w:tcMar>
+          </w:tcPr>
+          <w:p>
+            <w:pPr/>
+            <w:r>
+              <w:rPr/>
+              <w:t>Booker / Admin (JWT)</w:t>
+            </w:r>
+          </w:p>
+        </w:tc>
+      </w:tr>
+      <w:tr>
+        <w:tc>
+          <w:tcPr>
+            <w:tcW w:type="dxa" w:w="2200"/>
+            <w:tcBorders>
+              <w:top w:val="single" w:sz="1" w:space="0" w:color="CCCCCC"/>
+              <w:left w:val="single" w:sz="1" w:space="0" w:color="CCCCCC"/>
+              <w:bottom w:val="single" w:sz="1" w:space="0" w:color="CCCCCC"/>
+              <w:right w:val="single" w:sz="1" w:space="0" w:color="CCCCCC"/>
+            </w:tcBorders>
+            <w:shd w:val="clear" w:color="auto" w:fill="EEF3FA"/>
+            <w:tcMar>
+              <w:top w:w="80" w:type="dxa"/>
+              <w:left w:w="120" w:type="dxa"/>
+              <w:bottom w:w="80" w:type="dxa"/>
+              <w:right w:w="120" w:type="dxa"/>
+            </w:tcMar>
+          </w:tcPr>
+          <w:p>
+            <w:pPr/>
+            <w:r>
+              <w:rPr>
+                <w:sz w:val="20"/>
+              </w:rPr>
+              <w:t>PATCH /api/sessions/bulk</w:t>
+            </w:r>
+          </w:p>
+        </w:tc>
+        <w:tc>
+          <w:tcPr>
+            <w:tcW w:type="dxa" w:w="3600"/>
+            <w:tcBorders>
+              <w:top w:val="single" w:sz="1" w:space="0" w:color="CCCCCC"/>
+              <w:left w:val="single" w:sz="1" w:space="0" w:color="CCCCCC"/>
+              <w:bottom w:val="single" w:sz="1" w:space="0" w:color="CCCCCC"/>
+              <w:right w:val="single" w:sz="1" w:space="0" w:color="CCCCCC"/>
+            </w:tcBorders>
+            <w:shd w:val="clear" w:color="auto" w:fill="EEF3FA"/>
+            <w:tcMar>
+              <w:top w:w="80" w:type="dxa"/>
+              <w:left w:w="120" w:type="dxa"/>
+              <w:bottom w:w="80" w:type="dxa"/>
+              <w:right w:w="120" w:type="dxa"/>
+            </w:tcMar>
+          </w:tcPr>
+          <w:p>
+            <w:pPr/>
+            <w:r>
+              <w:rPr>
+                <w:sz w:val="20"/>
+              </w:rPr>
+              <w:t>Tömeges módosítás</w:t>
+            </w:r>
+          </w:p>
+        </w:tc>
+        <w:tc>
+          <w:tcPr>
+            <w:tcW w:type="dxa" w:w="3560"/>
+            <w:tcBorders>
+              <w:top w:val="single" w:sz="1" w:space="0" w:color="CCCCCC"/>
+              <w:left w:val="single" w:sz="1" w:space="0" w:color="CCCCCC"/>
+              <w:bottom w:val="single" w:sz="1" w:space="0" w:color="CCCCCC"/>
+              <w:right w:val="single" w:sz="1" w:space="0" w:color="CCCCCC"/>
+            </w:tcBorders>
+            <w:shd w:val="clear" w:color="auto" w:fill="EEF3FA"/>
+            <w:tcMar>
+              <w:top w:w="80" w:type="dxa"/>
+              <w:left w:w="120" w:type="dxa"/>
+              <w:bottom w:w="80" w:type="dxa"/>
+              <w:right w:w="120" w:type="dxa"/>
+            </w:tcMar>
+          </w:tcPr>
+          <w:p>
+            <w:pPr/>
+            <w:r>
+              <w:rPr/>
+              <w:t>Booker / Admin (JWT)</w:t>
+            </w:r>
+          </w:p>
+        </w:tc>
+      </w:tr>
+      <w:tr>
+        <w:tc>
+          <w:tcPr>
+            <w:tcW w:type="dxa" w:w="2200"/>
+            <w:tcBorders>
+              <w:top w:val="single" w:sz="1" w:space="0" w:color="CCCCCC"/>
+              <w:left w:val="single" w:sz="1" w:space="0" w:color="CCCCCC"/>
+              <w:bottom w:val="single" w:sz="1" w:space="0" w:color="CCCCCC"/>
+              <w:right w:val="single" w:sz="1" w:space="0" w:color="CCCCCC"/>
+            </w:tcBorders>
+            <w:shd w:val="clear" w:color="auto" w:fill="FFFFFF"/>
+            <w:tcMar>
+              <w:top w:w="80" w:type="dxa"/>
+              <w:left w:w="120" w:type="dxa"/>
+              <w:bottom w:w="80" w:type="dxa"/>
+              <w:right w:w="120" w:type="dxa"/>
+            </w:tcMar>
+          </w:tcPr>
+          <w:p>
+            <w:pPr/>
+            <w:r>
+              <w:rPr>
+                <w:sz w:val="20"/>
+              </w:rPr>
+              <w:t>GET /api/sessions/saves</w:t>
+            </w:r>
+          </w:p>
+        </w:tc>
+        <w:tc>
+          <w:tcPr>
+            <w:tcW w:type="dxa" w:w="3600"/>
+            <w:tcBorders>
+              <w:top w:val="single" w:sz="1" w:space="0" w:color="CCCCCC"/>
+              <w:left w:val="single" w:sz="1" w:space="0" w:color="CCCCCC"/>
+              <w:bottom w:val="single" w:sz="1" w:space="0" w:color="CCCCCC"/>
+              <w:right w:val="single" w:sz="1" w:space="0" w:color="CCCCCC"/>
+            </w:tcBorders>
+            <w:shd w:val="clear" w:color="auto" w:fill="FFFFFF"/>
+            <w:tcMar>
+              <w:top w:w="80" w:type="dxa"/>
+              <w:left w:w="120" w:type="dxa"/>
+              <w:bottom w:w="80" w:type="dxa"/>
+              <w:right w:w="120" w:type="dxa"/>
+            </w:tcMar>
+          </w:tcPr>
+          <w:p>
+            <w:pPr/>
+            <w:r>
+              <w:rPr>
+                <w:sz w:val="20"/>
+              </w:rPr>
+              <w:t>Mentések száma előadásonként</w:t>
+            </w:r>
+          </w:p>
+        </w:tc>
+        <w:tc>
+          <w:tcPr>
+            <w:tcW w:type="dxa" w:w="3560"/>
+            <w:tcBorders>
+              <w:top w:val="single" w:sz="1" w:space="0" w:color="CCCCCC"/>
+              <w:left w:val="single" w:sz="1" w:space="0" w:color="CCCCCC"/>
+              <w:bottom w:val="single" w:sz="1" w:space="0" w:color="CCCCCC"/>
+              <w:right w:val="single" w:sz="1" w:space="0" w:color="CCCCCC"/>
+            </w:tcBorders>
+            <w:shd w:val="clear" w:color="auto" w:fill="FFFFFF"/>
+            <w:tcMar>
+              <w:top w:w="80" w:type="dxa"/>
+              <w:left w:w="120" w:type="dxa"/>
+              <w:bottom w:w="80" w:type="dxa"/>
+              <w:right w:w="120" w:type="dxa"/>
+            </w:tcMar>
+          </w:tcPr>
+          <w:p>
+            <w:pPr/>
+            <w:r>
+              <w:rPr/>
+              <w:t>Booker / Admin (JWT)</w:t>
             </w:r>
           </w:p>
         </w:tc>
@@ -10933,37 +11011,8 @@
             </w:tcMar>
           </w:tcPr>
           <w:p>
-            <w:proofErr w:type="spellStart"/>
-            <w:r>
-              <w:rPr>
-                <w:sz w:val="20"/>
-                <w:szCs w:val="20"/>
-              </w:rPr>
-              <w:t>bcrypt</w:t>
-            </w:r>
-            <w:proofErr w:type="spellEnd"/>
-            <w:r>
-              <w:rPr>
-                <w:sz w:val="20"/>
-                <w:szCs w:val="20"/>
-              </w:rPr>
-              <w:t>-tel ellenőrzi a jelszót, és visszaadja a felhasználói objektumot (</w:t>
-            </w:r>
-            <w:proofErr w:type="spellStart"/>
-            <w:r>
-              <w:rPr>
-                <w:sz w:val="20"/>
-                <w:szCs w:val="20"/>
-              </w:rPr>
-              <w:t>password_hash</w:t>
-            </w:r>
-            <w:proofErr w:type="spellEnd"/>
-            <w:r>
-              <w:rPr>
-                <w:sz w:val="20"/>
-                <w:szCs w:val="20"/>
-              </w:rPr>
-              <w:t xml:space="preserve"> nélkül).</w:t>
+            <w:r>
+              <w:t>bcrypt + JWT ({ user, token })</w:t>
             </w:r>
           </w:p>
         </w:tc>
@@ -10991,6 +11040,334 @@
                 <w:szCs w:val="20"/>
               </w:rPr>
               <w:t>Nem szükséges</w:t>
+            </w:r>
+          </w:p>
+        </w:tc>
+      </w:tr>
+      <w:tr>
+        <w:tc>
+          <w:tcPr>
+            <w:tcW w:type="dxa" w:w="2200"/>
+            <w:tcBorders>
+              <w:top w:val="single" w:sz="1" w:space="0" w:color="CCCCCC"/>
+              <w:left w:val="single" w:sz="1" w:space="0" w:color="CCCCCC"/>
+              <w:bottom w:val="single" w:sz="1" w:space="0" w:color="CCCCCC"/>
+              <w:right w:val="single" w:sz="1" w:space="0" w:color="CCCCCC"/>
+            </w:tcBorders>
+            <w:shd w:val="clear" w:color="auto" w:fill="EEF3FA"/>
+            <w:tcMar>
+              <w:top w:w="80" w:type="dxa"/>
+              <w:left w:w="120" w:type="dxa"/>
+              <w:bottom w:w="80" w:type="dxa"/>
+              <w:right w:w="120" w:type="dxa"/>
+            </w:tcMar>
+          </w:tcPr>
+          <w:p>
+            <w:pPr/>
+            <w:r>
+              <w:rPr>
+                <w:sz w:val="20"/>
+              </w:rPr>
+              <w:t>GET /api/auth/me</w:t>
+            </w:r>
+          </w:p>
+        </w:tc>
+        <w:tc>
+          <w:tcPr>
+            <w:tcW w:type="dxa" w:w="3600"/>
+            <w:tcBorders>
+              <w:top w:val="single" w:sz="1" w:space="0" w:color="CCCCCC"/>
+              <w:left w:val="single" w:sz="1" w:space="0" w:color="CCCCCC"/>
+              <w:bottom w:val="single" w:sz="1" w:space="0" w:color="CCCCCC"/>
+              <w:right w:val="single" w:sz="1" w:space="0" w:color="CCCCCC"/>
+            </w:tcBorders>
+            <w:shd w:val="clear" w:color="auto" w:fill="EEF3FA"/>
+            <w:tcMar>
+              <w:top w:w="80" w:type="dxa"/>
+              <w:left w:w="120" w:type="dxa"/>
+              <w:bottom w:w="80" w:type="dxa"/>
+              <w:right w:w="120" w:type="dxa"/>
+            </w:tcMar>
+          </w:tcPr>
+          <w:p>
+            <w:pPr/>
+            <w:r>
+              <w:rPr>
+                <w:sz w:val="20"/>
+              </w:rPr>
+              <w:t>Aktuális felhasználó</w:t>
+            </w:r>
+          </w:p>
+        </w:tc>
+        <w:tc>
+          <w:tcPr>
+            <w:tcW w:type="dxa" w:w="3560"/>
+            <w:tcBorders>
+              <w:top w:val="single" w:sz="1" w:space="0" w:color="CCCCCC"/>
+              <w:left w:val="single" w:sz="1" w:space="0" w:color="CCCCCC"/>
+              <w:bottom w:val="single" w:sz="1" w:space="0" w:color="CCCCCC"/>
+              <w:right w:val="single" w:sz="1" w:space="0" w:color="CCCCCC"/>
+            </w:tcBorders>
+            <w:shd w:val="clear" w:color="auto" w:fill="EEF3FA"/>
+            <w:tcMar>
+              <w:top w:w="80" w:type="dxa"/>
+              <w:left w:w="120" w:type="dxa"/>
+              <w:bottom w:w="80" w:type="dxa"/>
+              <w:right w:w="120" w:type="dxa"/>
+            </w:tcMar>
+          </w:tcPr>
+          <w:p>
+            <w:pPr/>
+            <w:r>
+              <w:rPr>
+                <w:sz w:val="20"/>
+              </w:rPr>
+              <w:t>JWT</w:t>
+            </w:r>
+          </w:p>
+        </w:tc>
+      </w:tr>
+      <w:tr>
+        <w:tc>
+          <w:tcPr>
+            <w:tcW w:type="dxa" w:w="2200"/>
+            <w:tcBorders>
+              <w:top w:val="single" w:sz="1" w:space="0" w:color="CCCCCC"/>
+              <w:left w:val="single" w:sz="1" w:space="0" w:color="CCCCCC"/>
+              <w:bottom w:val="single" w:sz="1" w:space="0" w:color="CCCCCC"/>
+              <w:right w:val="single" w:sz="1" w:space="0" w:color="CCCCCC"/>
+            </w:tcBorders>
+            <w:shd w:val="clear" w:color="auto" w:fill="FFFFFF"/>
+            <w:tcMar>
+              <w:top w:w="80" w:type="dxa"/>
+              <w:left w:w="120" w:type="dxa"/>
+              <w:bottom w:w="80" w:type="dxa"/>
+              <w:right w:w="120" w:type="dxa"/>
+            </w:tcMar>
+          </w:tcPr>
+          <w:p>
+            <w:pPr/>
+            <w:r>
+              <w:rPr>
+                <w:sz w:val="20"/>
+              </w:rPr>
+              <w:t>GET /api/my-schedule</w:t>
+            </w:r>
+          </w:p>
+        </w:tc>
+        <w:tc>
+          <w:tcPr>
+            <w:tcW w:type="dxa" w:w="3600"/>
+            <w:tcBorders>
+              <w:top w:val="single" w:sz="1" w:space="0" w:color="CCCCCC"/>
+              <w:left w:val="single" w:sz="1" w:space="0" w:color="CCCCCC"/>
+              <w:bottom w:val="single" w:sz="1" w:space="0" w:color="CCCCCC"/>
+              <w:right w:val="single" w:sz="1" w:space="0" w:color="CCCCCC"/>
+            </w:tcBorders>
+            <w:shd w:val="clear" w:color="auto" w:fill="FFFFFF"/>
+            <w:tcMar>
+              <w:top w:w="80" w:type="dxa"/>
+              <w:left w:w="120" w:type="dxa"/>
+              <w:bottom w:w="80" w:type="dxa"/>
+              <w:right w:w="120" w:type="dxa"/>
+            </w:tcMar>
+          </w:tcPr>
+          <w:p>
+            <w:pPr/>
+            <w:r>
+              <w:rPr/>
+              <w:t>Mentett előadások</w:t>
+            </w:r>
+          </w:p>
+        </w:tc>
+        <w:tc>
+          <w:tcPr>
+            <w:tcW w:type="dxa" w:w="3560"/>
+            <w:tcBorders>
+              <w:top w:val="single" w:sz="1" w:space="0" w:color="CCCCCC"/>
+              <w:left w:val="single" w:sz="1" w:space="0" w:color="CCCCCC"/>
+              <w:bottom w:val="single" w:sz="1" w:space="0" w:color="CCCCCC"/>
+              <w:right w:val="single" w:sz="1" w:space="0" w:color="CCCCCC"/>
+            </w:tcBorders>
+            <w:shd w:val="clear" w:color="auto" w:fill="FFFFFF"/>
+            <w:tcMar>
+              <w:top w:w="80" w:type="dxa"/>
+              <w:left w:w="120" w:type="dxa"/>
+              <w:bottom w:w="80" w:type="dxa"/>
+              <w:right w:w="120" w:type="dxa"/>
+            </w:tcMar>
+          </w:tcPr>
+          <w:p>
+            <w:pPr/>
+            <w:r>
+              <w:rPr>
+                <w:sz w:val="20"/>
+              </w:rPr>
+              <w:t>Attendee (JWT)</w:t>
+            </w:r>
+          </w:p>
+        </w:tc>
+      </w:tr>
+      <w:tr>
+        <w:tc>
+          <w:tcPr>
+            <w:tcW w:type="dxa" w:w="2200"/>
+            <w:tcBorders>
+              <w:top w:val="single" w:sz="1" w:space="0" w:color="CCCCCC"/>
+              <w:left w:val="single" w:sz="1" w:space="0" w:color="CCCCCC"/>
+              <w:bottom w:val="single" w:sz="1" w:space="0" w:color="CCCCCC"/>
+              <w:right w:val="single" w:sz="1" w:space="0" w:color="CCCCCC"/>
+            </w:tcBorders>
+            <w:shd w:val="clear" w:color="auto" w:fill="EEF3FA"/>
+            <w:tcMar>
+              <w:top w:w="80" w:type="dxa"/>
+              <w:left w:w="120" w:type="dxa"/>
+              <w:bottom w:w="80" w:type="dxa"/>
+              <w:right w:w="120" w:type="dxa"/>
+            </w:tcMar>
+          </w:tcPr>
+          <w:p>
+            <w:pPr/>
+            <w:r>
+              <w:rPr>
+                <w:sz w:val="20"/>
+              </w:rPr>
+              <w:t>POST /api/my-schedule/:sessionId</w:t>
+            </w:r>
+          </w:p>
+        </w:tc>
+        <w:tc>
+          <w:tcPr>
+            <w:tcW w:type="dxa" w:w="3600"/>
+            <w:tcBorders>
+              <w:top w:val="single" w:sz="1" w:space="0" w:color="CCCCCC"/>
+              <w:left w:val="single" w:sz="1" w:space="0" w:color="CCCCCC"/>
+              <w:bottom w:val="single" w:sz="1" w:space="0" w:color="CCCCCC"/>
+              <w:right w:val="single" w:sz="1" w:space="0" w:color="CCCCCC"/>
+            </w:tcBorders>
+            <w:shd w:val="clear" w:color="auto" w:fill="EEF3FA"/>
+            <w:tcMar>
+              <w:top w:w="80" w:type="dxa"/>
+              <w:left w:w="120" w:type="dxa"/>
+              <w:bottom w:w="80" w:type="dxa"/>
+              <w:right w:w="120" w:type="dxa"/>
+            </w:tcMar>
+          </w:tcPr>
+          <w:p>
+            <w:pPr/>
+            <w:r>
+              <w:rPr>
+                <w:sz w:val="20"/>
+              </w:rPr>
+              <w:t>Előadás mentése</w:t>
+            </w:r>
+          </w:p>
+        </w:tc>
+        <w:tc>
+          <w:tcPr>
+            <w:tcW w:type="dxa" w:w="3560"/>
+            <w:tcBorders>
+              <w:top w:val="single" w:sz="1" w:space="0" w:color="CCCCCC"/>
+              <w:left w:val="single" w:sz="1" w:space="0" w:color="CCCCCC"/>
+              <w:bottom w:val="single" w:sz="1" w:space="0" w:color="CCCCCC"/>
+              <w:right w:val="single" w:sz="1" w:space="0" w:color="CCCCCC"/>
+            </w:tcBorders>
+            <w:shd w:val="clear" w:color="auto" w:fill="EEF3FA"/>
+            <w:tcMar>
+              <w:top w:w="80" w:type="dxa"/>
+              <w:left w:w="120" w:type="dxa"/>
+              <w:bottom w:w="80" w:type="dxa"/>
+              <w:right w:w="120" w:type="dxa"/>
+            </w:tcMar>
+          </w:tcPr>
+          <w:p>
+            <w:pPr/>
+            <w:r>
+              <w:rPr>
+                <w:sz w:val="20"/>
+              </w:rPr>
+              <w:t>Attendee (JWT)</w:t>
+            </w:r>
+          </w:p>
+        </w:tc>
+      </w:tr>
+      <w:tr>
+        <w:tc>
+          <w:tcPr>
+            <w:tcW w:type="dxa" w:w="2200"/>
+            <w:tcBorders>
+              <w:top w:val="single" w:sz="1" w:space="0" w:color="CCCCCC"/>
+              <w:left w:val="single" w:sz="1" w:space="0" w:color="CCCCCC"/>
+              <w:bottom w:val="single" w:sz="1" w:space="0" w:color="CCCCCC"/>
+              <w:right w:val="single" w:sz="1" w:space="0" w:color="CCCCCC"/>
+            </w:tcBorders>
+            <w:shd w:val="clear" w:color="auto" w:fill="FFFFFF"/>
+            <w:tcMar>
+              <w:top w:w="80" w:type="dxa"/>
+              <w:left w:w="120" w:type="dxa"/>
+              <w:bottom w:w="80" w:type="dxa"/>
+              <w:right w:w="120" w:type="dxa"/>
+            </w:tcMar>
+          </w:tcPr>
+          <w:p>
+            <w:pPr/>
+            <w:r>
+              <w:rPr>
+                <w:sz w:val="20"/>
+              </w:rPr>
+              <w:t>DELETE /api/my-schedule/:sessionId</w:t>
+            </w:r>
+          </w:p>
+        </w:tc>
+        <w:tc>
+          <w:tcPr>
+            <w:tcW w:type="dxa" w:w="3600"/>
+            <w:tcBorders>
+              <w:top w:val="single" w:sz="1" w:space="0" w:color="CCCCCC"/>
+              <w:left w:val="single" w:sz="1" w:space="0" w:color="CCCCCC"/>
+              <w:bottom w:val="single" w:sz="1" w:space="0" w:color="CCCCCC"/>
+              <w:right w:val="single" w:sz="1" w:space="0" w:color="CCCCCC"/>
+            </w:tcBorders>
+            <w:shd w:val="clear" w:color="auto" w:fill="FFFFFF"/>
+            <w:tcMar>
+              <w:top w:w="80" w:type="dxa"/>
+              <w:left w:w="120" w:type="dxa"/>
+              <w:bottom w:w="80" w:type="dxa"/>
+              <w:right w:w="120" w:type="dxa"/>
+            </w:tcMar>
+          </w:tcPr>
+          <w:p>
+            <w:pPr/>
+            <w:r>
+              <w:rPr/>
+              <w:t>Mentés törlése</w:t>
+            </w:r>
+          </w:p>
+        </w:tc>
+        <w:tc>
+          <w:tcPr>
+            <w:tcW w:type="dxa" w:w="3560"/>
+            <w:tcBorders>
+              <w:top w:val="single" w:sz="1" w:space="0" w:color="CCCCCC"/>
+              <w:left w:val="single" w:sz="1" w:space="0" w:color="CCCCCC"/>
+              <w:bottom w:val="single" w:sz="1" w:space="0" w:color="CCCCCC"/>
+              <w:right w:val="single" w:sz="1" w:space="0" w:color="CCCCCC"/>
+            </w:tcBorders>
+            <w:shd w:val="clear" w:color="auto" w:fill="FFFFFF"/>
+            <w:tcMar>
+              <w:top w:w="80" w:type="dxa"/>
+              <w:left w:w="120" w:type="dxa"/>
+              <w:bottom w:w="80" w:type="dxa"/>
+              <w:right w:w="120" w:type="dxa"/>
+            </w:tcMar>
+          </w:tcPr>
+          <w:p>
+            <w:pPr/>
+            <w:r>
+              <w:rPr>
+                <w:sz w:val="20"/>
+              </w:rPr>
+              <w:t>Attendee (JWT)</w:t>
             </w:r>
           </w:p>
         </w:tc>
@@ -11218,107 +11595,7 @@
           </w:tcPr>
           <w:p>
             <w:r>
-              <w:rPr>
-                <w:sz w:val="20"/>
-                <w:szCs w:val="20"/>
-              </w:rPr>
-              <w:t>Az összes felhasználót listázza (</w:t>
-            </w:r>
-            <w:proofErr w:type="spellStart"/>
-            <w:r>
-              <w:rPr>
-                <w:sz w:val="20"/>
-                <w:szCs w:val="20"/>
-              </w:rPr>
-              <w:t>id</w:t>
-            </w:r>
-            <w:proofErr w:type="spellEnd"/>
-            <w:r>
-              <w:rPr>
-                <w:sz w:val="20"/>
-                <w:szCs w:val="20"/>
-              </w:rPr>
-              <w:t xml:space="preserve">, </w:t>
-            </w:r>
-            <w:proofErr w:type="spellStart"/>
-            <w:r>
-              <w:rPr>
-                <w:sz w:val="20"/>
-                <w:szCs w:val="20"/>
-              </w:rPr>
-              <w:t>name</w:t>
-            </w:r>
-            <w:proofErr w:type="spellEnd"/>
-            <w:r>
-              <w:rPr>
-                <w:sz w:val="20"/>
-                <w:szCs w:val="20"/>
-              </w:rPr>
-              <w:t xml:space="preserve">, email, </w:t>
-            </w:r>
-            <w:proofErr w:type="spellStart"/>
-            <w:r>
-              <w:rPr>
-                <w:sz w:val="20"/>
-                <w:szCs w:val="20"/>
-              </w:rPr>
-              <w:t>role</w:t>
-            </w:r>
-            <w:proofErr w:type="spellEnd"/>
-            <w:r>
-              <w:rPr>
-                <w:sz w:val="20"/>
-                <w:szCs w:val="20"/>
-              </w:rPr>
-              <w:t xml:space="preserve">). Csak </w:t>
-            </w:r>
-            <w:proofErr w:type="spellStart"/>
-            <w:r>
-              <w:rPr>
-                <w:sz w:val="20"/>
-                <w:szCs w:val="20"/>
-              </w:rPr>
-              <w:t>adminnak</w:t>
-            </w:r>
-            <w:proofErr w:type="spellEnd"/>
-            <w:r>
-              <w:rPr>
-                <w:sz w:val="20"/>
-                <w:szCs w:val="20"/>
-              </w:rPr>
-              <w:t>: X-</w:t>
-            </w:r>
-            <w:proofErr w:type="spellStart"/>
-            <w:r>
-              <w:rPr>
-                <w:sz w:val="20"/>
-                <w:szCs w:val="20"/>
-              </w:rPr>
-              <w:t>User</w:t>
-            </w:r>
-            <w:proofErr w:type="spellEnd"/>
-            <w:r>
-              <w:rPr>
-                <w:sz w:val="20"/>
-                <w:szCs w:val="20"/>
-              </w:rPr>
-              <w:t>-</w:t>
-            </w:r>
-            <w:proofErr w:type="spellStart"/>
-            <w:r>
-              <w:rPr>
-                <w:sz w:val="20"/>
-                <w:szCs w:val="20"/>
-              </w:rPr>
-              <w:t>Id</w:t>
-            </w:r>
-            <w:proofErr w:type="spellEnd"/>
-            <w:r>
-              <w:rPr>
-                <w:sz w:val="20"/>
-                <w:szCs w:val="20"/>
-              </w:rPr>
-              <w:t xml:space="preserve"> fejléc ellenőrzéssel.</w:t>
+              <w:t>Az összes felhasználót listázza (id, name, email, role). Csak adminnak: JWT token fejléc ellenőrzéssel.</w:t>
             </w:r>
           </w:p>
         </w:tc>
@@ -11577,6 +11854,7 @@
             </w:tcMar>
           </w:tcPr>
           <w:p>
+            <w:pPr/>
             <w:r>
               <w:rPr>
                 <w:sz w:val="20"/>
@@ -11661,6 +11939,7 @@
             </w:tcMar>
           </w:tcPr>
           <w:p>
+            <w:pPr/>
             <w:r>
               <w:rPr>
                 <w:sz w:val="20"/>
@@ -11704,6 +11983,7 @@
             </w:tcMar>
           </w:tcPr>
           <w:p>
+            <w:pPr/>
             <w:proofErr w:type="spellStart"/>
             <w:r>
               <w:rPr>
@@ -11713,6 +11993,745 @@
               <w:t>Admin</w:t>
             </w:r>
             <w:proofErr w:type="spellEnd"/>
+          </w:p>
+        </w:tc>
+      </w:tr>
+      <w:tr>
+        <w:tc>
+          <w:tcPr>
+            <w:tcW w:type="dxa" w:w="2200"/>
+            <w:tcBorders>
+              <w:top w:val="single" w:sz="1" w:space="0" w:color="CCCCCC"/>
+              <w:left w:val="single" w:sz="1" w:space="0" w:color="CCCCCC"/>
+              <w:bottom w:val="single" w:sz="1" w:space="0" w:color="CCCCCC"/>
+              <w:right w:val="single" w:sz="1" w:space="0" w:color="CCCCCC"/>
+            </w:tcBorders>
+            <w:shd w:val="clear" w:color="auto" w:fill="FFFFFF"/>
+            <w:tcMar>
+              <w:top w:w="80" w:type="dxa"/>
+              <w:left w:w="120" w:type="dxa"/>
+              <w:bottom w:w="80" w:type="dxa"/>
+              <w:right w:w="120" w:type="dxa"/>
+            </w:tcMar>
+          </w:tcPr>
+          <w:p>
+            <w:pPr/>
+            <w:r>
+              <w:rPr>
+                <w:sz w:val="20"/>
+              </w:rPr>
+              <w:t>PUT /api/admin/users/:id/rooms</w:t>
+            </w:r>
+          </w:p>
+        </w:tc>
+        <w:tc>
+          <w:tcPr>
+            <w:tcW w:type="dxa" w:w="3600"/>
+            <w:tcBorders>
+              <w:top w:val="single" w:sz="1" w:space="0" w:color="CCCCCC"/>
+              <w:left w:val="single" w:sz="1" w:space="0" w:color="CCCCCC"/>
+              <w:bottom w:val="single" w:sz="1" w:space="0" w:color="CCCCCC"/>
+              <w:right w:val="single" w:sz="1" w:space="0" w:color="CCCCCC"/>
+            </w:tcBorders>
+            <w:shd w:val="clear" w:color="auto" w:fill="FFFFFF"/>
+            <w:tcMar>
+              <w:top w:w="80" w:type="dxa"/>
+              <w:left w:w="120" w:type="dxa"/>
+              <w:bottom w:w="80" w:type="dxa"/>
+              <w:right w:w="120" w:type="dxa"/>
+            </w:tcMar>
+          </w:tcPr>
+          <w:p>
+            <w:pPr/>
+            <w:r>
+              <w:rPr>
+                <w:sz w:val="20"/>
+              </w:rPr>
+              <w:t>Booker termek</w:t>
+            </w:r>
+          </w:p>
+        </w:tc>
+        <w:tc>
+          <w:tcPr>
+            <w:tcW w:type="dxa" w:w="3560"/>
+            <w:tcBorders>
+              <w:top w:val="single" w:sz="1" w:space="0" w:color="CCCCCC"/>
+              <w:left w:val="single" w:sz="1" w:space="0" w:color="CCCCCC"/>
+              <w:bottom w:val="single" w:sz="1" w:space="0" w:color="CCCCCC"/>
+              <w:right w:val="single" w:sz="1" w:space="0" w:color="CCCCCC"/>
+            </w:tcBorders>
+            <w:shd w:val="clear" w:color="auto" w:fill="FFFFFF"/>
+            <w:tcMar>
+              <w:top w:w="80" w:type="dxa"/>
+              <w:left w:w="120" w:type="dxa"/>
+              <w:bottom w:w="80" w:type="dxa"/>
+              <w:right w:w="120" w:type="dxa"/>
+            </w:tcMar>
+          </w:tcPr>
+          <w:p>
+            <w:pPr/>
+            <w:r>
+              <w:rPr>
+                <w:sz w:val="20"/>
+              </w:rPr>
+              <w:t>Admin (JWT)</w:t>
+            </w:r>
+          </w:p>
+        </w:tc>
+      </w:tr>
+      <w:tr>
+        <w:tc>
+          <w:tcPr>
+            <w:tcW w:type="dxa" w:w="2200"/>
+            <w:tcBorders>
+              <w:top w:val="single" w:sz="1" w:space="0" w:color="CCCCCC"/>
+              <w:left w:val="single" w:sz="1" w:space="0" w:color="CCCCCC"/>
+              <w:bottom w:val="single" w:sz="1" w:space="0" w:color="CCCCCC"/>
+              <w:right w:val="single" w:sz="1" w:space="0" w:color="CCCCCC"/>
+            </w:tcBorders>
+            <w:shd w:val="clear" w:color="auto" w:fill="EEF3FA"/>
+            <w:tcMar>
+              <w:top w:w="80" w:type="dxa"/>
+              <w:left w:w="120" w:type="dxa"/>
+              <w:bottom w:w="80" w:type="dxa"/>
+              <w:right w:w="120" w:type="dxa"/>
+            </w:tcMar>
+          </w:tcPr>
+          <w:p>
+            <w:pPr/>
+            <w:r>
+              <w:rPr>
+                <w:sz w:val="20"/>
+              </w:rPr>
+              <w:t>GET /api/admin/activity-log</w:t>
+            </w:r>
+          </w:p>
+        </w:tc>
+        <w:tc>
+          <w:tcPr>
+            <w:tcW w:type="dxa" w:w="3600"/>
+            <w:tcBorders>
+              <w:top w:val="single" w:sz="1" w:space="0" w:color="CCCCCC"/>
+              <w:left w:val="single" w:sz="1" w:space="0" w:color="CCCCCC"/>
+              <w:bottom w:val="single" w:sz="1" w:space="0" w:color="CCCCCC"/>
+              <w:right w:val="single" w:sz="1" w:space="0" w:color="CCCCCC"/>
+            </w:tcBorders>
+            <w:shd w:val="clear" w:color="auto" w:fill="EEF3FA"/>
+            <w:tcMar>
+              <w:top w:w="80" w:type="dxa"/>
+              <w:left w:w="120" w:type="dxa"/>
+              <w:bottom w:w="80" w:type="dxa"/>
+              <w:right w:w="120" w:type="dxa"/>
+            </w:tcMar>
+          </w:tcPr>
+          <w:p>
+            <w:pPr/>
+            <w:r>
+              <w:rPr/>
+              <w:t>Audit napló</w:t>
+            </w:r>
+          </w:p>
+        </w:tc>
+        <w:tc>
+          <w:tcPr>
+            <w:tcW w:type="dxa" w:w="3560"/>
+            <w:tcBorders>
+              <w:top w:val="single" w:sz="1" w:space="0" w:color="CCCCCC"/>
+              <w:left w:val="single" w:sz="1" w:space="0" w:color="CCCCCC"/>
+              <w:bottom w:val="single" w:sz="1" w:space="0" w:color="CCCCCC"/>
+              <w:right w:val="single" w:sz="1" w:space="0" w:color="CCCCCC"/>
+            </w:tcBorders>
+            <w:shd w:val="clear" w:color="auto" w:fill="EEF3FA"/>
+            <w:tcMar>
+              <w:top w:w="80" w:type="dxa"/>
+              <w:left w:w="120" w:type="dxa"/>
+              <w:bottom w:w="80" w:type="dxa"/>
+              <w:right w:w="120" w:type="dxa"/>
+            </w:tcMar>
+          </w:tcPr>
+          <w:p>
+            <w:pPr/>
+            <w:r>
+              <w:rPr>
+                <w:sz w:val="20"/>
+              </w:rPr>
+              <w:t>Admin (JWT)</w:t>
+            </w:r>
+          </w:p>
+        </w:tc>
+      </w:tr>
+      <w:tr>
+        <w:tc>
+          <w:tcPr>
+            <w:tcW w:type="dxa" w:w="2200"/>
+            <w:tcBorders>
+              <w:top w:val="single" w:sz="1" w:space="0" w:color="CCCCCC"/>
+              <w:left w:val="single" w:sz="1" w:space="0" w:color="CCCCCC"/>
+              <w:bottom w:val="single" w:sz="1" w:space="0" w:color="CCCCCC"/>
+              <w:right w:val="single" w:sz="1" w:space="0" w:color="CCCCCC"/>
+            </w:tcBorders>
+            <w:shd w:val="clear" w:color="auto" w:fill="FFFFFF"/>
+            <w:tcMar>
+              <w:top w:w="80" w:type="dxa"/>
+              <w:left w:w="120" w:type="dxa"/>
+              <w:bottom w:w="80" w:type="dxa"/>
+              <w:right w:w="120" w:type="dxa"/>
+            </w:tcMar>
+          </w:tcPr>
+          <w:p>
+            <w:pPr/>
+            <w:r>
+              <w:rPr>
+                <w:sz w:val="20"/>
+              </w:rPr>
+              <w:t>PATCH /api/admin/event</w:t>
+            </w:r>
+          </w:p>
+        </w:tc>
+        <w:tc>
+          <w:tcPr>
+            <w:tcW w:type="dxa" w:w="3600"/>
+            <w:tcBorders>
+              <w:top w:val="single" w:sz="1" w:space="0" w:color="CCCCCC"/>
+              <w:left w:val="single" w:sz="1" w:space="0" w:color="CCCCCC"/>
+              <w:bottom w:val="single" w:sz="1" w:space="0" w:color="CCCCCC"/>
+              <w:right w:val="single" w:sz="1" w:space="0" w:color="CCCCCC"/>
+            </w:tcBorders>
+            <w:shd w:val="clear" w:color="auto" w:fill="FFFFFF"/>
+            <w:tcMar>
+              <w:top w:w="80" w:type="dxa"/>
+              <w:left w:w="120" w:type="dxa"/>
+              <w:bottom w:w="80" w:type="dxa"/>
+              <w:right w:w="120" w:type="dxa"/>
+            </w:tcMar>
+          </w:tcPr>
+          <w:p>
+            <w:pPr/>
+            <w:r>
+              <w:rPr>
+                <w:sz w:val="20"/>
+              </w:rPr>
+              <w:t>Esemény profil</w:t>
+            </w:r>
+          </w:p>
+        </w:tc>
+        <w:tc>
+          <w:tcPr>
+            <w:tcW w:type="dxa" w:w="3560"/>
+            <w:tcBorders>
+              <w:top w:val="single" w:sz="1" w:space="0" w:color="CCCCCC"/>
+              <w:left w:val="single" w:sz="1" w:space="0" w:color="CCCCCC"/>
+              <w:bottom w:val="single" w:sz="1" w:space="0" w:color="CCCCCC"/>
+              <w:right w:val="single" w:sz="1" w:space="0" w:color="CCCCCC"/>
+            </w:tcBorders>
+            <w:shd w:val="clear" w:color="auto" w:fill="FFFFFF"/>
+            <w:tcMar>
+              <w:top w:w="80" w:type="dxa"/>
+              <w:left w:w="120" w:type="dxa"/>
+              <w:bottom w:w="80" w:type="dxa"/>
+              <w:right w:w="120" w:type="dxa"/>
+            </w:tcMar>
+          </w:tcPr>
+          <w:p>
+            <w:pPr/>
+            <w:r>
+              <w:rPr>
+                <w:sz w:val="20"/>
+              </w:rPr>
+              <w:t>Admin (JWT)</w:t>
+            </w:r>
+          </w:p>
+        </w:tc>
+      </w:tr>
+      <w:tr>
+        <w:tc>
+          <w:tcPr>
+            <w:tcW w:type="dxa" w:w="2200"/>
+            <w:tcBorders>
+              <w:top w:val="single" w:sz="1" w:space="0" w:color="CCCCCC"/>
+              <w:left w:val="single" w:sz="1" w:space="0" w:color="CCCCCC"/>
+              <w:bottom w:val="single" w:sz="1" w:space="0" w:color="CCCCCC"/>
+              <w:right w:val="single" w:sz="1" w:space="0" w:color="CCCCCC"/>
+            </w:tcBorders>
+            <w:shd w:val="clear" w:color="auto" w:fill="EEF3FA"/>
+            <w:tcMar>
+              <w:top w:w="80" w:type="dxa"/>
+              <w:left w:w="120" w:type="dxa"/>
+              <w:bottom w:w="80" w:type="dxa"/>
+              <w:right w:w="120" w:type="dxa"/>
+            </w:tcMar>
+          </w:tcPr>
+          <w:p>
+            <w:pPr/>
+            <w:r>
+              <w:rPr>
+                <w:sz w:val="20"/>
+              </w:rPr>
+              <w:t>POST /api/admin/seed-demo</w:t>
+            </w:r>
+          </w:p>
+        </w:tc>
+        <w:tc>
+          <w:tcPr>
+            <w:tcW w:type="dxa" w:w="3600"/>
+            <w:tcBorders>
+              <w:top w:val="single" w:sz="1" w:space="0" w:color="CCCCCC"/>
+              <w:left w:val="single" w:sz="1" w:space="0" w:color="CCCCCC"/>
+              <w:bottom w:val="single" w:sz="1" w:space="0" w:color="CCCCCC"/>
+              <w:right w:val="single" w:sz="1" w:space="0" w:color="CCCCCC"/>
+            </w:tcBorders>
+            <w:shd w:val="clear" w:color="auto" w:fill="EEF3FA"/>
+            <w:tcMar>
+              <w:top w:w="80" w:type="dxa"/>
+              <w:left w:w="120" w:type="dxa"/>
+              <w:bottom w:w="80" w:type="dxa"/>
+              <w:right w:w="120" w:type="dxa"/>
+            </w:tcMar>
+          </w:tcPr>
+          <w:p>
+            <w:pPr/>
+            <w:r>
+              <w:rPr/>
+              <w:t>Demo adatok</w:t>
+            </w:r>
+          </w:p>
+        </w:tc>
+        <w:tc>
+          <w:tcPr>
+            <w:tcW w:type="dxa" w:w="3560"/>
+            <w:tcBorders>
+              <w:top w:val="single" w:sz="1" w:space="0" w:color="CCCCCC"/>
+              <w:left w:val="single" w:sz="1" w:space="0" w:color="CCCCCC"/>
+              <w:bottom w:val="single" w:sz="1" w:space="0" w:color="CCCCCC"/>
+              <w:right w:val="single" w:sz="1" w:space="0" w:color="CCCCCC"/>
+            </w:tcBorders>
+            <w:shd w:val="clear" w:color="auto" w:fill="EEF3FA"/>
+            <w:tcMar>
+              <w:top w:w="80" w:type="dxa"/>
+              <w:left w:w="120" w:type="dxa"/>
+              <w:bottom w:w="80" w:type="dxa"/>
+              <w:right w:w="120" w:type="dxa"/>
+            </w:tcMar>
+          </w:tcPr>
+          <w:p>
+            <w:pPr/>
+            <w:r>
+              <w:rPr>
+                <w:sz w:val="20"/>
+              </w:rPr>
+              <w:t>Admin (JWT)</w:t>
+            </w:r>
+          </w:p>
+        </w:tc>
+      </w:tr>
+      <w:tr>
+        <w:tc>
+          <w:tcPr>
+            <w:tcW w:type="dxa" w:w="2200"/>
+            <w:tcBorders>
+              <w:top w:val="single" w:sz="1" w:space="0" w:color="CCCCCC"/>
+              <w:left w:val="single" w:sz="1" w:space="0" w:color="CCCCCC"/>
+              <w:bottom w:val="single" w:sz="1" w:space="0" w:color="CCCCCC"/>
+              <w:right w:val="single" w:sz="1" w:space="0" w:color="CCCCCC"/>
+            </w:tcBorders>
+            <w:shd w:val="clear" w:color="auto" w:fill="FFFFFF"/>
+            <w:tcMar>
+              <w:top w:w="80" w:type="dxa"/>
+              <w:left w:w="120" w:type="dxa"/>
+              <w:bottom w:w="80" w:type="dxa"/>
+              <w:right w:w="120" w:type="dxa"/>
+            </w:tcMar>
+          </w:tcPr>
+          <w:p>
+            <w:pPr/>
+            <w:r>
+              <w:rPr>
+                <w:sz w:val="20"/>
+              </w:rPr>
+              <w:t>GET /api/speakers</w:t>
+            </w:r>
+          </w:p>
+        </w:tc>
+        <w:tc>
+          <w:tcPr>
+            <w:tcW w:type="dxa" w:w="3600"/>
+            <w:tcBorders>
+              <w:top w:val="single" w:sz="1" w:space="0" w:color="CCCCCC"/>
+              <w:left w:val="single" w:sz="1" w:space="0" w:color="CCCCCC"/>
+              <w:bottom w:val="single" w:sz="1" w:space="0" w:color="CCCCCC"/>
+              <w:right w:val="single" w:sz="1" w:space="0" w:color="CCCCCC"/>
+            </w:tcBorders>
+            <w:shd w:val="clear" w:color="auto" w:fill="FFFFFF"/>
+            <w:tcMar>
+              <w:top w:w="80" w:type="dxa"/>
+              <w:left w:w="120" w:type="dxa"/>
+              <w:bottom w:w="80" w:type="dxa"/>
+              <w:right w:w="120" w:type="dxa"/>
+            </w:tcMar>
+          </w:tcPr>
+          <w:p>
+            <w:pPr/>
+            <w:r>
+              <w:rPr>
+                <w:sz w:val="20"/>
+              </w:rPr>
+              <w:t>Előadók listája</w:t>
+            </w:r>
+          </w:p>
+        </w:tc>
+        <w:tc>
+          <w:tcPr>
+            <w:tcW w:type="dxa" w:w="3560"/>
+            <w:tcBorders>
+              <w:top w:val="single" w:sz="1" w:space="0" w:color="CCCCCC"/>
+              <w:left w:val="single" w:sz="1" w:space="0" w:color="CCCCCC"/>
+              <w:bottom w:val="single" w:sz="1" w:space="0" w:color="CCCCCC"/>
+              <w:right w:val="single" w:sz="1" w:space="0" w:color="CCCCCC"/>
+            </w:tcBorders>
+            <w:shd w:val="clear" w:color="auto" w:fill="FFFFFF"/>
+            <w:tcMar>
+              <w:top w:w="80" w:type="dxa"/>
+              <w:left w:w="120" w:type="dxa"/>
+              <w:bottom w:w="80" w:type="dxa"/>
+              <w:right w:w="120" w:type="dxa"/>
+            </w:tcMar>
+          </w:tcPr>
+          <w:p>
+            <w:pPr/>
+            <w:r>
+              <w:rPr>
+                <w:sz w:val="20"/>
+              </w:rPr>
+              <w:t>Booker / Admin (JWT)</w:t>
+            </w:r>
+          </w:p>
+        </w:tc>
+      </w:tr>
+      <w:tr>
+        <w:tc>
+          <w:tcPr>
+            <w:tcW w:type="dxa" w:w="2200"/>
+            <w:tcBorders>
+              <w:top w:val="single" w:sz="1" w:space="0" w:color="CCCCCC"/>
+              <w:left w:val="single" w:sz="1" w:space="0" w:color="CCCCCC"/>
+              <w:bottom w:val="single" w:sz="1" w:space="0" w:color="CCCCCC"/>
+              <w:right w:val="single" w:sz="1" w:space="0" w:color="CCCCCC"/>
+            </w:tcBorders>
+            <w:shd w:val="clear" w:color="auto" w:fill="EEF3FA"/>
+            <w:tcMar>
+              <w:top w:w="80" w:type="dxa"/>
+              <w:left w:w="120" w:type="dxa"/>
+              <w:bottom w:w="80" w:type="dxa"/>
+              <w:right w:w="120" w:type="dxa"/>
+            </w:tcMar>
+          </w:tcPr>
+          <w:p>
+            <w:pPr/>
+            <w:r>
+              <w:rPr>
+                <w:sz w:val="20"/>
+              </w:rPr>
+              <w:t>POST /api/speakers</w:t>
+            </w:r>
+          </w:p>
+        </w:tc>
+        <w:tc>
+          <w:tcPr>
+            <w:tcW w:type="dxa" w:w="3600"/>
+            <w:tcBorders>
+              <w:top w:val="single" w:sz="1" w:space="0" w:color="CCCCCC"/>
+              <w:left w:val="single" w:sz="1" w:space="0" w:color="CCCCCC"/>
+              <w:bottom w:val="single" w:sz="1" w:space="0" w:color="CCCCCC"/>
+              <w:right w:val="single" w:sz="1" w:space="0" w:color="CCCCCC"/>
+            </w:tcBorders>
+            <w:shd w:val="clear" w:color="auto" w:fill="EEF3FA"/>
+            <w:tcMar>
+              <w:top w:w="80" w:type="dxa"/>
+              <w:left w:w="120" w:type="dxa"/>
+              <w:bottom w:w="80" w:type="dxa"/>
+              <w:right w:w="120" w:type="dxa"/>
+            </w:tcMar>
+          </w:tcPr>
+          <w:p>
+            <w:pPr/>
+            <w:r>
+              <w:rPr/>
+              <w:t>Új előadó</w:t>
+            </w:r>
+          </w:p>
+        </w:tc>
+        <w:tc>
+          <w:tcPr>
+            <w:tcW w:type="dxa" w:w="3560"/>
+            <w:tcBorders>
+              <w:top w:val="single" w:sz="1" w:space="0" w:color="CCCCCC"/>
+              <w:left w:val="single" w:sz="1" w:space="0" w:color="CCCCCC"/>
+              <w:bottom w:val="single" w:sz="1" w:space="0" w:color="CCCCCC"/>
+              <w:right w:val="single" w:sz="1" w:space="0" w:color="CCCCCC"/>
+            </w:tcBorders>
+            <w:shd w:val="clear" w:color="auto" w:fill="EEF3FA"/>
+            <w:tcMar>
+              <w:top w:w="80" w:type="dxa"/>
+              <w:left w:w="120" w:type="dxa"/>
+              <w:bottom w:w="80" w:type="dxa"/>
+              <w:right w:w="120" w:type="dxa"/>
+            </w:tcMar>
+          </w:tcPr>
+          <w:p>
+            <w:pPr/>
+            <w:r>
+              <w:rPr>
+                <w:sz w:val="20"/>
+              </w:rPr>
+              <w:t>Admin (JWT)</w:t>
+            </w:r>
+          </w:p>
+        </w:tc>
+      </w:tr>
+      <w:tr>
+        <w:tc>
+          <w:tcPr>
+            <w:tcW w:type="dxa" w:w="2200"/>
+            <w:tcBorders>
+              <w:top w:val="single" w:sz="1" w:space="0" w:color="CCCCCC"/>
+              <w:left w:val="single" w:sz="1" w:space="0" w:color="CCCCCC"/>
+              <w:bottom w:val="single" w:sz="1" w:space="0" w:color="CCCCCC"/>
+              <w:right w:val="single" w:sz="1" w:space="0" w:color="CCCCCC"/>
+            </w:tcBorders>
+            <w:shd w:val="clear" w:color="auto" w:fill="FFFFFF"/>
+            <w:tcMar>
+              <w:top w:w="80" w:type="dxa"/>
+              <w:left w:w="120" w:type="dxa"/>
+              <w:bottom w:w="80" w:type="dxa"/>
+              <w:right w:w="120" w:type="dxa"/>
+            </w:tcMar>
+          </w:tcPr>
+          <w:p>
+            <w:pPr/>
+            <w:r>
+              <w:rPr>
+                <w:sz w:val="20"/>
+              </w:rPr>
+              <w:t>PATCH /api/speakers/:id</w:t>
+            </w:r>
+          </w:p>
+        </w:tc>
+        <w:tc>
+          <w:tcPr>
+            <w:tcW w:type="dxa" w:w="3600"/>
+            <w:tcBorders>
+              <w:top w:val="single" w:sz="1" w:space="0" w:color="CCCCCC"/>
+              <w:left w:val="single" w:sz="1" w:space="0" w:color="CCCCCC"/>
+              <w:bottom w:val="single" w:sz="1" w:space="0" w:color="CCCCCC"/>
+              <w:right w:val="single" w:sz="1" w:space="0" w:color="CCCCCC"/>
+            </w:tcBorders>
+            <w:shd w:val="clear" w:color="auto" w:fill="FFFFFF"/>
+            <w:tcMar>
+              <w:top w:w="80" w:type="dxa"/>
+              <w:left w:w="120" w:type="dxa"/>
+              <w:bottom w:w="80" w:type="dxa"/>
+              <w:right w:w="120" w:type="dxa"/>
+            </w:tcMar>
+          </w:tcPr>
+          <w:p>
+            <w:pPr/>
+            <w:r>
+              <w:rPr>
+                <w:sz w:val="20"/>
+              </w:rPr>
+              <w:t>Előadó szerkesztés</w:t>
+            </w:r>
+          </w:p>
+        </w:tc>
+        <w:tc>
+          <w:tcPr>
+            <w:tcW w:type="dxa" w:w="3560"/>
+            <w:tcBorders>
+              <w:top w:val="single" w:sz="1" w:space="0" w:color="CCCCCC"/>
+              <w:left w:val="single" w:sz="1" w:space="0" w:color="CCCCCC"/>
+              <w:bottom w:val="single" w:sz="1" w:space="0" w:color="CCCCCC"/>
+              <w:right w:val="single" w:sz="1" w:space="0" w:color="CCCCCC"/>
+            </w:tcBorders>
+            <w:shd w:val="clear" w:color="auto" w:fill="FFFFFF"/>
+            <w:tcMar>
+              <w:top w:w="80" w:type="dxa"/>
+              <w:left w:w="120" w:type="dxa"/>
+              <w:bottom w:w="80" w:type="dxa"/>
+              <w:right w:w="120" w:type="dxa"/>
+            </w:tcMar>
+          </w:tcPr>
+          <w:p>
+            <w:pPr/>
+            <w:r>
+              <w:rPr>
+                <w:sz w:val="20"/>
+              </w:rPr>
+              <w:t>Admin (JWT)</w:t>
+            </w:r>
+          </w:p>
+        </w:tc>
+      </w:tr>
+      <w:tr>
+        <w:tc>
+          <w:tcPr>
+            <w:tcW w:type="dxa" w:w="2200"/>
+            <w:tcBorders>
+              <w:top w:val="single" w:sz="1" w:space="0" w:color="CCCCCC"/>
+              <w:left w:val="single" w:sz="1" w:space="0" w:color="CCCCCC"/>
+              <w:bottom w:val="single" w:sz="1" w:space="0" w:color="CCCCCC"/>
+              <w:right w:val="single" w:sz="1" w:space="0" w:color="CCCCCC"/>
+            </w:tcBorders>
+            <w:shd w:val="clear" w:color="auto" w:fill="EEF3FA"/>
+            <w:tcMar>
+              <w:top w:w="80" w:type="dxa"/>
+              <w:left w:w="120" w:type="dxa"/>
+              <w:bottom w:w="80" w:type="dxa"/>
+              <w:right w:w="120" w:type="dxa"/>
+            </w:tcMar>
+          </w:tcPr>
+          <w:p>
+            <w:pPr/>
+            <w:r>
+              <w:rPr>
+                <w:sz w:val="20"/>
+              </w:rPr>
+              <w:t>POST /api/speakers/merge</w:t>
+            </w:r>
+          </w:p>
+        </w:tc>
+        <w:tc>
+          <w:tcPr>
+            <w:tcW w:type="dxa" w:w="3600"/>
+            <w:tcBorders>
+              <w:top w:val="single" w:sz="1" w:space="0" w:color="CCCCCC"/>
+              <w:left w:val="single" w:sz="1" w:space="0" w:color="CCCCCC"/>
+              <w:bottom w:val="single" w:sz="1" w:space="0" w:color="CCCCCC"/>
+              <w:right w:val="single" w:sz="1" w:space="0" w:color="CCCCCC"/>
+            </w:tcBorders>
+            <w:shd w:val="clear" w:color="auto" w:fill="EEF3FA"/>
+            <w:tcMar>
+              <w:top w:w="80" w:type="dxa"/>
+              <w:left w:w="120" w:type="dxa"/>
+              <w:bottom w:w="80" w:type="dxa"/>
+              <w:right w:w="120" w:type="dxa"/>
+            </w:tcMar>
+          </w:tcPr>
+          <w:p>
+            <w:pPr/>
+            <w:r>
+              <w:rPr/>
+              <w:t>Duplikátum egyesítés</w:t>
+            </w:r>
+          </w:p>
+        </w:tc>
+        <w:tc>
+          <w:tcPr>
+            <w:tcW w:type="dxa" w:w="3560"/>
+            <w:tcBorders>
+              <w:top w:val="single" w:sz="1" w:space="0" w:color="CCCCCC"/>
+              <w:left w:val="single" w:sz="1" w:space="0" w:color="CCCCCC"/>
+              <w:bottom w:val="single" w:sz="1" w:space="0" w:color="CCCCCC"/>
+              <w:right w:val="single" w:sz="1" w:space="0" w:color="CCCCCC"/>
+            </w:tcBorders>
+            <w:shd w:val="clear" w:color="auto" w:fill="EEF3FA"/>
+            <w:tcMar>
+              <w:top w:w="80" w:type="dxa"/>
+              <w:left w:w="120" w:type="dxa"/>
+              <w:bottom w:w="80" w:type="dxa"/>
+              <w:right w:w="120" w:type="dxa"/>
+            </w:tcMar>
+          </w:tcPr>
+          <w:p>
+            <w:pPr/>
+            <w:r>
+              <w:rPr>
+                <w:sz w:val="20"/>
+              </w:rPr>
+              <w:t>Admin (JWT)</w:t>
+            </w:r>
+          </w:p>
+        </w:tc>
+      </w:tr>
+      <w:tr>
+        <w:tc>
+          <w:tcPr>
+            <w:tcW w:type="dxa" w:w="2200"/>
+            <w:tcBorders>
+              <w:top w:val="single" w:sz="1" w:space="0" w:color="CCCCCC"/>
+              <w:left w:val="single" w:sz="1" w:space="0" w:color="CCCCCC"/>
+              <w:bottom w:val="single" w:sz="1" w:space="0" w:color="CCCCCC"/>
+              <w:right w:val="single" w:sz="1" w:space="0" w:color="CCCCCC"/>
+            </w:tcBorders>
+            <w:shd w:val="clear" w:color="auto" w:fill="FFFFFF"/>
+            <w:tcMar>
+              <w:top w:w="80" w:type="dxa"/>
+              <w:left w:w="120" w:type="dxa"/>
+              <w:bottom w:w="80" w:type="dxa"/>
+              <w:right w:w="120" w:type="dxa"/>
+            </w:tcMar>
+          </w:tcPr>
+          <w:p>
+            <w:pPr/>
+            <w:r>
+              <w:rPr>
+                <w:sz w:val="20"/>
+              </w:rPr>
+              <w:t>DELETE /api/speakers/:id</w:t>
+            </w:r>
+          </w:p>
+        </w:tc>
+        <w:tc>
+          <w:tcPr>
+            <w:tcW w:type="dxa" w:w="3600"/>
+            <w:tcBorders>
+              <w:top w:val="single" w:sz="1" w:space="0" w:color="CCCCCC"/>
+              <w:left w:val="single" w:sz="1" w:space="0" w:color="CCCCCC"/>
+              <w:bottom w:val="single" w:sz="1" w:space="0" w:color="CCCCCC"/>
+              <w:right w:val="single" w:sz="1" w:space="0" w:color="CCCCCC"/>
+            </w:tcBorders>
+            <w:shd w:val="clear" w:color="auto" w:fill="FFFFFF"/>
+            <w:tcMar>
+              <w:top w:w="80" w:type="dxa"/>
+              <w:left w:w="120" w:type="dxa"/>
+              <w:bottom w:w="80" w:type="dxa"/>
+              <w:right w:w="120" w:type="dxa"/>
+            </w:tcMar>
+          </w:tcPr>
+          <w:p>
+            <w:pPr/>
+            <w:r>
+              <w:rPr>
+                <w:sz w:val="20"/>
+              </w:rPr>
+              <w:t>Előadó törlés</w:t>
+            </w:r>
+          </w:p>
+        </w:tc>
+        <w:tc>
+          <w:tcPr>
+            <w:tcW w:type="dxa" w:w="3560"/>
+            <w:tcBorders>
+              <w:top w:val="single" w:sz="1" w:space="0" w:color="CCCCCC"/>
+              <w:left w:val="single" w:sz="1" w:space="0" w:color="CCCCCC"/>
+              <w:bottom w:val="single" w:sz="1" w:space="0" w:color="CCCCCC"/>
+              <w:right w:val="single" w:sz="1" w:space="0" w:color="CCCCCC"/>
+            </w:tcBorders>
+            <w:shd w:val="clear" w:color="auto" w:fill="FFFFFF"/>
+            <w:tcMar>
+              <w:top w:w="80" w:type="dxa"/>
+              <w:left w:w="120" w:type="dxa"/>
+              <w:bottom w:w="80" w:type="dxa"/>
+              <w:right w:w="120" w:type="dxa"/>
+            </w:tcMar>
+          </w:tcPr>
+          <w:p>
+            <w:pPr/>
+            <w:r>
+              <w:rPr>
+                <w:sz w:val="20"/>
+              </w:rPr>
+              <w:t>Admin (JWT)</w:t>
+            </w:r>
           </w:p>
         </w:tc>
       </w:tr>
@@ -11968,43 +12987,7 @@
           </w:tcPr>
           <w:p>
             <w:r>
-              <w:rPr>
-                <w:sz w:val="20"/>
-                <w:szCs w:val="20"/>
-              </w:rPr>
-              <w:t>Nincs bejelentkezve (hiányzó X-</w:t>
-            </w:r>
-            <w:proofErr w:type="spellStart"/>
-            <w:r>
-              <w:rPr>
-                <w:sz w:val="20"/>
-                <w:szCs w:val="20"/>
-              </w:rPr>
-              <w:t>User</w:t>
-            </w:r>
-            <w:proofErr w:type="spellEnd"/>
-            <w:r>
-              <w:rPr>
-                <w:sz w:val="20"/>
-                <w:szCs w:val="20"/>
-              </w:rPr>
-              <w:t>-</w:t>
-            </w:r>
-            <w:proofErr w:type="spellStart"/>
-            <w:r>
-              <w:rPr>
-                <w:sz w:val="20"/>
-                <w:szCs w:val="20"/>
-              </w:rPr>
-              <w:t>Id</w:t>
-            </w:r>
-            <w:proofErr w:type="spellEnd"/>
-            <w:r>
-              <w:rPr>
-                <w:sz w:val="20"/>
-                <w:szCs w:val="20"/>
-              </w:rPr>
-              <w:t>)</w:t>
+              <w:t>Érvénytelen vagy lejárt JWT token</w:t>
             </w:r>
           </w:p>
         </w:tc>
@@ -12028,6 +13011,7 @@
             </w:tcMar>
           </w:tcPr>
           <w:p>
+            <w:pPr/>
             <w:r>
               <w:rPr>
                 <w:sz w:val="20"/>
@@ -12064,6 +13048,7 @@
             </w:tcMar>
           </w:tcPr>
           <w:p>
+            <w:pPr/>
             <w:r>
               <w:rPr>
                 <w:sz w:val="20"/>
@@ -12093,6 +13078,7 @@
             </w:tcMar>
           </w:tcPr>
           <w:p>
+            <w:pPr/>
             <w:r>
               <w:rPr>
                 <w:sz w:val="20"/>
@@ -12145,6 +13131,7 @@
             </w:tcMar>
           </w:tcPr>
           <w:p>
+            <w:pPr/>
             <w:r>
               <w:rPr>
                 <w:sz w:val="20"/>
@@ -12174,6 +13161,7 @@
             </w:tcMar>
           </w:tcPr>
           <w:p>
+            <w:pPr/>
             <w:r>
               <w:rPr>
                 <w:sz w:val="20"/>
@@ -12210,12 +13198,12 @@
             </w:tcMar>
           </w:tcPr>
           <w:p>
-            <w:r>
-              <w:rPr>
-                <w:sz w:val="20"/>
-                <w:szCs w:val="20"/>
-              </w:rPr>
-              <w:t>Duplikált bejegyzés (pl. email már regisztrálva)</w:t>
+            <w:pPr/>
+            <w:r>
+              <w:rPr>
+                <w:sz w:val="20"/>
+              </w:rPr>
+              <w:t>Ütközés (terem/előadó, duplikált email)</w:t>
             </w:r>
           </w:p>
         </w:tc>
@@ -12239,6 +13227,7 @@
             </w:tcMar>
           </w:tcPr>
           <w:p>
+            <w:pPr/>
             <w:r>
               <w:rPr>
                 <w:sz w:val="20"/>
@@ -12291,12 +13280,69 @@
             </w:tcMar>
           </w:tcPr>
           <w:p>
+            <w:pPr/>
             <w:r>
               <w:rPr>
                 <w:sz w:val="20"/>
                 <w:szCs w:val="20"/>
               </w:rPr>
               <w:t>Váratlan szerver- vagy adatbázishiba</w:t>
+            </w:r>
+          </w:p>
+        </w:tc>
+      </w:tr>
+      <w:tr>
+        <w:tc>
+          <w:tcPr>
+            <w:tcW w:type="dxa" w:w="2700"/>
+            <w:tcBorders>
+              <w:top w:val="single" w:sz="1" w:space="0" w:color="CCCCCC"/>
+              <w:left w:val="single" w:sz="1" w:space="0" w:color="CCCCCC"/>
+              <w:bottom w:val="single" w:sz="1" w:space="0" w:color="CCCCCC"/>
+              <w:right w:val="single" w:sz="1" w:space="0" w:color="CCCCCC"/>
+            </w:tcBorders>
+            <w:shd w:val="clear" w:color="auto" w:fill="EEF3FA"/>
+            <w:tcMar>
+              <w:top w:w="80" w:type="dxa"/>
+              <w:left w:w="120" w:type="dxa"/>
+              <w:bottom w:w="80" w:type="dxa"/>
+              <w:right w:w="120" w:type="dxa"/>
+            </w:tcMar>
+          </w:tcPr>
+          <w:p>
+            <w:pPr/>
+            <w:r>
+              <w:rPr>
+                <w:sz w:val="20"/>
+              </w:rPr>
+              <w:t>429 Too Many Requests</w:t>
+            </w:r>
+          </w:p>
+        </w:tc>
+        <w:tc>
+          <w:tcPr>
+            <w:tcW w:type="dxa" w:w="6660"/>
+            <w:tcBorders>
+              <w:top w:val="single" w:sz="1" w:space="0" w:color="CCCCCC"/>
+              <w:left w:val="single" w:sz="1" w:space="0" w:color="CCCCCC"/>
+              <w:bottom w:val="single" w:sz="1" w:space="0" w:color="CCCCCC"/>
+              <w:right w:val="single" w:sz="1" w:space="0" w:color="CCCCCC"/>
+            </w:tcBorders>
+            <w:shd w:val="clear" w:color="auto" w:fill="EEF3FA"/>
+            <w:tcMar>
+              <w:top w:w="80" w:type="dxa"/>
+              <w:left w:w="120" w:type="dxa"/>
+              <w:bottom w:w="80" w:type="dxa"/>
+              <w:right w:w="120" w:type="dxa"/>
+            </w:tcMar>
+          </w:tcPr>
+          <w:p>
+            <w:pPr/>
+            <w:r>
+              <w:rPr>
+                <w:sz w:val="20"/>
+              </w:rPr>
+              <w:t>Auth rate limit (20/15 perc/IP)</w:t>
             </w:r>
           </w:p>
         </w:tc>
@@ -12478,31 +13524,7 @@
         <w:spacing w:before="40" w:after="40"/>
       </w:pPr>
       <w:r>
-        <w:t>Lekéri az előadásokat a GET /</w:t>
-      </w:r>
-      <w:proofErr w:type="spellStart"/>
-      <w:r>
-        <w:t>api</w:t>
-      </w:r>
-      <w:proofErr w:type="spellEnd"/>
-      <w:r>
-        <w:t>/</w:t>
-      </w:r>
-      <w:proofErr w:type="spellStart"/>
-      <w:r>
-        <w:t>sessions</w:t>
-      </w:r>
-      <w:proofErr w:type="spellEnd"/>
-      <w:r>
-        <w:t xml:space="preserve"> végpontról, és </w:t>
-      </w:r>
-      <w:proofErr w:type="spellStart"/>
-      <w:r>
-        <w:t>demo</w:t>
-      </w:r>
-      <w:proofErr w:type="spellEnd"/>
-      <w:r>
-        <w:t xml:space="preserve"> módban a SEED_SESSIONS adatokra esik vissza.</w:t>
+        <w:t>Lekéri az előadásokat (GET /api/sessions), termeket (GET /api/rooms) és az eseményprofilt (GET /api/event); demo módban SEED_SESSIONS fallback.</w:t>
       </w:r>
     </w:p>
     <w:p>
@@ -12536,31 +13558,7 @@
         <w:spacing w:before="40" w:after="40"/>
       </w:pPr>
       <w:r>
-        <w:t xml:space="preserve">A felhasználó szerepköre alapján irányít a </w:t>
-      </w:r>
-      <w:proofErr w:type="spellStart"/>
-      <w:r>
-        <w:t>LoginPage</w:t>
-      </w:r>
-      <w:proofErr w:type="spellEnd"/>
-      <w:r>
-        <w:t xml:space="preserve">, </w:t>
-      </w:r>
-      <w:proofErr w:type="spellStart"/>
-      <w:r>
-        <w:t>AdminApp</w:t>
-      </w:r>
-      <w:proofErr w:type="spellEnd"/>
-      <w:r>
-        <w:t xml:space="preserve">, App (szervező) vagy </w:t>
-      </w:r>
-      <w:proofErr w:type="spellStart"/>
-      <w:r>
-        <w:t>PublicEventsPage</w:t>
-      </w:r>
-      <w:proofErr w:type="spellEnd"/>
-      <w:r>
-        <w:t xml:space="preserve"> komponensre.</w:t>
+        <w:t>Szerepkör szerint: LoginPage, AdminApp, App (szervező), PublicEventsPage (látogató), vagy PublicEventsPage vendég módban (guestMode).</w:t>
       </w:r>
     </w:p>
     <w:p>
@@ -12573,47 +13571,7 @@
         <w:spacing w:before="40" w:after="40"/>
       </w:pPr>
       <w:r>
-        <w:t xml:space="preserve">Minden CRUD-kezelő: </w:t>
-      </w:r>
-      <w:proofErr w:type="spellStart"/>
-      <w:r>
-        <w:t>handleCreate</w:t>
-      </w:r>
-      <w:proofErr w:type="spellEnd"/>
-      <w:r>
-        <w:t xml:space="preserve">, </w:t>
-      </w:r>
-      <w:proofErr w:type="spellStart"/>
-      <w:r>
-        <w:t>handleDelete</w:t>
-      </w:r>
-      <w:proofErr w:type="spellEnd"/>
-      <w:r>
-        <w:t xml:space="preserve">, </w:t>
-      </w:r>
-      <w:proofErr w:type="spellStart"/>
-      <w:r>
-        <w:t>handleUpdateSession</w:t>
-      </w:r>
-      <w:proofErr w:type="spellEnd"/>
-      <w:r>
-        <w:t xml:space="preserve">, </w:t>
-      </w:r>
-      <w:proofErr w:type="spellStart"/>
-      <w:r>
-        <w:t>handleUpdateUserRole</w:t>
-      </w:r>
-      <w:proofErr w:type="spellEnd"/>
-      <w:r>
-        <w:t xml:space="preserve">, </w:t>
-      </w:r>
-      <w:proofErr w:type="spellStart"/>
-      <w:r>
-        <w:t>handleDeleteUser</w:t>
-      </w:r>
-      <w:proofErr w:type="spellEnd"/>
-      <w:r>
-        <w:t>.</w:t>
+        <w:t>Kezelők: handleCreate, handleDelete, handleUpdateSession, handleBulkUpdateSessions, handleUpdateUserRole, handleDeleteUser, handleUpdateUserRooms, handleUpdateEventProfile.</w:t>
       </w:r>
     </w:p>
     <w:p>
@@ -12869,6 +13827,7 @@
             </w:tcMar>
           </w:tcPr>
           <w:p>
+            <w:pPr/>
             <w:proofErr w:type="spellStart"/>
             <w:r>
               <w:rPr>
@@ -12905,6 +13864,7 @@
             </w:tcMar>
           </w:tcPr>
           <w:p>
+            <w:pPr/>
             <w:proofErr w:type="spellStart"/>
             <w:r>
               <w:rPr>
@@ -12920,6 +13880,62 @@
                 <w:szCs w:val="20"/>
               </w:rPr>
               <w:t xml:space="preserve"> — csak olvasható eseménylista</w:t>
+            </w:r>
+          </w:p>
+        </w:tc>
+      </w:tr>
+      <w:tr>
+        <w:tc>
+          <w:tcPr>
+            <w:tcW w:type="dxa" w:w="2700"/>
+            <w:tcBorders>
+              <w:top w:val="single" w:sz="1" w:space="0" w:color="CCCCCC"/>
+              <w:left w:val="single" w:sz="1" w:space="0" w:color="CCCCCC"/>
+              <w:bottom w:val="single" w:sz="1" w:space="0" w:color="CCCCCC"/>
+              <w:right w:val="single" w:sz="1" w:space="0" w:color="CCCCCC"/>
+            </w:tcBorders>
+            <w:shd w:val="clear" w:color="auto" w:fill="FFFFFF"/>
+            <w:tcMar>
+              <w:top w:w="80" w:type="dxa"/>
+              <w:left w:w="120" w:type="dxa"/>
+              <w:bottom w:w="80" w:type="dxa"/>
+              <w:right w:w="120" w:type="dxa"/>
+            </w:tcMar>
+          </w:tcPr>
+          <w:p>
+            <w:pPr/>
+            <w:r>
+              <w:rPr>
+                <w:sz w:val="20"/>
+              </w:rPr>
+              <w:t>vendég</w:t>
+            </w:r>
+          </w:p>
+        </w:tc>
+        <w:tc>
+          <w:tcPr>
+            <w:tcW w:type="dxa" w:w="6660"/>
+            <w:tcBorders>
+              <w:top w:val="single" w:sz="1" w:space="0" w:color="CCCCCC"/>
+              <w:left w:val="single" w:sz="1" w:space="0" w:color="CCCCCC"/>
+              <w:bottom w:val="single" w:sz="1" w:space="0" w:color="CCCCCC"/>
+              <w:right w:val="single" w:sz="1" w:space="0" w:color="CCCCCC"/>
+            </w:tcBorders>
+            <w:shd w:val="clear" w:color="auto" w:fill="FFFFFF"/>
+            <w:tcMar>
+              <w:top w:w="80" w:type="dxa"/>
+              <w:left w:w="120" w:type="dxa"/>
+              <w:bottom w:w="80" w:type="dxa"/>
+              <w:right w:w="120" w:type="dxa"/>
+            </w:tcMar>
+          </w:tcPr>
+          <w:p>
+            <w:pPr/>
+            <w:r>
+              <w:rPr>
+                <w:sz w:val="20"/>
+              </w:rPr>
+              <w:t>PublicEventsPage (guestMode) — böngészés mentés nélkül</w:t>
             </w:r>
           </w:p>
         </w:tc>
@@ -12948,7 +13964,7 @@
         <w:spacing w:before="60" w:after="80"/>
       </w:pPr>
       <w:r>
-        <w:t>Oldalsávos navigációt biztosít négy nézettel: Naptár, Előadások, Program és Áttekintés/Statisztika. Főbb funkciók:</w:t>
+        <w:t>Négy nézet: Naptár, Előadások, Program, Statisztika. Tömeges szerkesztés (BulkSessionToolbar): nap eltolás, terem csere.</w:t>
       </w:r>
     </w:p>
     <w:p>
@@ -13021,7 +14037,7 @@
         <w:spacing w:before="40" w:after="40"/>
       </w:pPr>
       <w:r>
-        <w:t>2 órás ütközés-ellenőrzés foglalás létrehozása előtt ugyanabban a teremben.</w:t>
+        <w:t>2 órás terem-szabály és előadó-ütközés: kliens (BookingModal élő előnézet) és szerver (sessionConflicts.ts).</w:t>
       </w:r>
     </w:p>
     <w:p>
@@ -13044,6 +14060,14 @@
     </w:p>
     <w:p>
       <w:pPr>
+        <w:pStyle w:val="Listaszerbekezds"/>
+      </w:pPr>
+      <w:r>
+        <w:t>Sablonok: Keynote (90p), Panel (60p), Workshop (120p). Lemondás / visszaállítás. ICS export.</w:t>
+      </w:r>
+    </w:p>
+    <w:p>
+      <w:pPr>
         <w:pStyle w:val="Cmsor2"/>
       </w:pPr>
       <w:bookmarkStart w:id="28" w:name="_Toc231281566"/>
@@ -13094,7 +14118,7 @@
         <w:spacing w:before="40" w:after="40"/>
       </w:pPr>
       <w:r>
-        <w:t>Áttekintés — összesítő statisztika kártyák és szerepkör-eloszlás.</w:t>
+        <w:t>Áttekintés — statisztika, esemény összefoglaló, közelgő előadások.</w:t>
       </w:r>
     </w:p>
     <w:p>
@@ -13107,8 +14131,7 @@
         <w:spacing w:before="40" w:after="40"/>
       </w:pPr>
       <w:r>
-        <w:lastRenderedPageBreak/>
-        <w:t>Felhasználók — táblázat szerepkör-legördülő menükkel és törlés gombokkal.</w:t>
+        <w:t>Felhasználók — szerepkör, törlés, booker termek (user_rooms).</w:t>
       </w:r>
     </w:p>
     <w:p>
@@ -13142,15 +14165,7 @@
         <w:spacing w:before="40" w:after="40"/>
       </w:pPr>
       <w:r>
-        <w:t>Termek — havi terembeosztás-diagram (</w:t>
-      </w:r>
-      <w:proofErr w:type="spellStart"/>
-      <w:r>
-        <w:t>RoomsUsage</w:t>
-      </w:r>
-      <w:proofErr w:type="spellEnd"/>
-      <w:r>
-        <w:t>).</w:t>
+        <w:t>Termek — havi diagram + napi idővonal (RoomsUsage).</w:t>
       </w:r>
     </w:p>
     <w:p>
@@ -13163,31 +14178,23 @@
         <w:spacing w:before="40" w:after="40"/>
       </w:pPr>
       <w:r>
-        <w:t xml:space="preserve">Élő / </w:t>
+        <w:t>Előadók — CRUD, duplikátum egyesítés (SpeakersView). Audit napló (ActivityLogView). Esemény beállítások (EventProfileEditor). Demo adatok betöltése.</w:t>
+      </w:r>
+    </w:p>
+    <w:p>
+      <w:pPr>
+        <w:pStyle w:val="Cmsor2"/>
+      </w:pPr>
+      <w:bookmarkStart w:id="29" w:name="_Toc231281567"/>
+      <w:r>
+        <w:t>6.6 Nyilvános eseményoldal (</w:t>
       </w:r>
       <w:proofErr w:type="spellStart"/>
       <w:r>
-        <w:t>Demo</w:t>
+        <w:t>PublicEventsPage.tsx</w:t>
       </w:r>
       <w:proofErr w:type="spellEnd"/>
       <w:r>
-        <w:t xml:space="preserve"> mód jelzőcímke az oldalsáv alján.</w:t>
-      </w:r>
-    </w:p>
-    <w:p>
-      <w:pPr>
-        <w:pStyle w:val="Cmsor2"/>
-      </w:pPr>
-      <w:bookmarkStart w:id="29" w:name="_Toc231281567"/>
-      <w:r>
-        <w:t>6.6 Nyilvános eseményoldal (</w:t>
-      </w:r>
-      <w:proofErr w:type="spellStart"/>
-      <w:r>
-        <w:t>PublicEventsPage.tsx</w:t>
-      </w:r>
-      <w:proofErr w:type="spellEnd"/>
-      <w:r>
         <w:t>)</w:t>
       </w:r>
       <w:bookmarkEnd w:id="29"/>
@@ -13197,7 +14204,7 @@
         <w:spacing w:before="60" w:after="80"/>
       </w:pPr>
       <w:r>
-        <w:t>Csak olvasható nézet látogatóknak. Napok szerint csoportosítva jeleníti meg a közelgő előadásokat hős-statisztikákkal (összes előadás, egyedi napok száma). Élő módban 5 másodpercenként automatikusan frissül.</w:t>
+        <w:t>Látogatói és vendég oldal. Hero: eseményprofil + visszaszámláló (EventCountdown). Nézetek: lista, napirend, naptár. Szűrők: keresés, előadó, terem, „Ma”. Mentett program ütközés-modal-lal; böngésző értesítés 15 perccel előtte. ICS export. Lemondott előadás piros jelzéssel.</w:t>
       </w:r>
     </w:p>
     <w:p>
@@ -13584,6 +14591,7 @@
             </w:tcMar>
           </w:tcPr>
           <w:p>
+            <w:pPr/>
             <w:proofErr w:type="spellStart"/>
             <w:r>
               <w:rPr>
@@ -13613,6 +14621,7 @@
             </w:tcMar>
           </w:tcPr>
           <w:p>
+            <w:pPr/>
             <w:r>
               <w:rPr>
                 <w:sz w:val="20"/>
@@ -13674,6 +14683,7 @@
             </w:tcMar>
           </w:tcPr>
           <w:p>
+            <w:pPr/>
             <w:proofErr w:type="spellStart"/>
             <w:r>
               <w:rPr>
@@ -13703,6 +14713,7 @@
             </w:tcMar>
           </w:tcPr>
           <w:p>
+            <w:pPr/>
             <w:r>
               <w:rPr>
                 <w:sz w:val="20"/>
@@ -13764,6 +14775,7 @@
             </w:tcMar>
           </w:tcPr>
           <w:p>
+            <w:pPr/>
             <w:proofErr w:type="spellStart"/>
             <w:r>
               <w:rPr>
@@ -13793,6 +14805,7 @@
             </w:tcMar>
           </w:tcPr>
           <w:p>
+            <w:pPr/>
             <w:r>
               <w:rPr>
                 <w:sz w:val="20"/>
@@ -13838,6 +14851,7 @@
             </w:tcMar>
           </w:tcPr>
           <w:p>
+            <w:pPr/>
             <w:proofErr w:type="spellStart"/>
             <w:r>
               <w:rPr>
@@ -13867,6 +14881,7 @@
             </w:tcMar>
           </w:tcPr>
           <w:p>
+            <w:pPr/>
             <w:r>
               <w:rPr>
                 <w:sz w:val="20"/>
@@ -13912,6 +14927,7 @@
             </w:tcMar>
           </w:tcPr>
           <w:p>
+            <w:pPr/>
             <w:proofErr w:type="spellStart"/>
             <w:r>
               <w:rPr>
@@ -13941,6 +14957,7 @@
             </w:tcMar>
           </w:tcPr>
           <w:p>
+            <w:pPr/>
             <w:r>
               <w:rPr>
                 <w:sz w:val="20"/>
@@ -13970,6 +14987,7 @@
             </w:tcMar>
           </w:tcPr>
           <w:p>
+            <w:pPr/>
             <w:proofErr w:type="spellStart"/>
             <w:r>
               <w:rPr>
@@ -13999,6 +15017,7 @@
             </w:tcMar>
           </w:tcPr>
           <w:p>
+            <w:pPr/>
             <w:r>
               <w:rPr>
                 <w:sz w:val="20"/>
@@ -14044,6 +15063,7 @@
             </w:tcMar>
           </w:tcPr>
           <w:p>
+            <w:pPr/>
             <w:proofErr w:type="spellStart"/>
             <w:r>
               <w:rPr>
@@ -14073,6 +15093,7 @@
             </w:tcMar>
           </w:tcPr>
           <w:p>
+            <w:pPr/>
             <w:r>
               <w:rPr>
                 <w:sz w:val="20"/>
@@ -14102,6 +15123,7 @@
             </w:tcMar>
           </w:tcPr>
           <w:p>
+            <w:pPr/>
             <w:proofErr w:type="spellStart"/>
             <w:r>
               <w:rPr>
@@ -14131,6 +15153,7 @@
             </w:tcMar>
           </w:tcPr>
           <w:p>
+            <w:pPr/>
             <w:proofErr w:type="spellStart"/>
             <w:r>
               <w:rPr>
@@ -14169,6 +15192,7 @@
             </w:tcMar>
           </w:tcPr>
           <w:p>
+            <w:pPr/>
             <w:proofErr w:type="spellStart"/>
             <w:r>
               <w:rPr>
@@ -14198,6 +15222,7 @@
             </w:tcMar>
           </w:tcPr>
           <w:p>
+            <w:pPr/>
             <w:r>
               <w:rPr>
                 <w:sz w:val="20"/>
@@ -14227,6 +15252,7 @@
             </w:tcMar>
           </w:tcPr>
           <w:p>
+            <w:pPr/>
             <w:proofErr w:type="spellStart"/>
             <w:r>
               <w:rPr>
@@ -14256,6 +15282,7 @@
             </w:tcMar>
           </w:tcPr>
           <w:p>
+            <w:pPr/>
             <w:proofErr w:type="spellStart"/>
             <w:r>
               <w:rPr>
@@ -14294,6 +15321,7 @@
             </w:tcMar>
           </w:tcPr>
           <w:p>
+            <w:pPr/>
             <w:proofErr w:type="spellStart"/>
             <w:r>
               <w:rPr>
@@ -14323,6 +15351,7 @@
             </w:tcMar>
           </w:tcPr>
           <w:p>
+            <w:pPr/>
             <w:r>
               <w:rPr>
                 <w:sz w:val="20"/>
@@ -14345,6 +15374,342 @@
                 <w:szCs w:val="20"/>
               </w:rPr>
               <w:t>.</w:t>
+            </w:r>
+          </w:p>
+        </w:tc>
+      </w:tr>
+      <w:tr>
+        <w:tc>
+          <w:tcPr>
+            <w:tcW w:type="dxa" w:w="2700"/>
+            <w:tcBorders>
+              <w:top w:val="single" w:sz="1" w:space="0" w:color="CCCCCC"/>
+              <w:left w:val="single" w:sz="1" w:space="0" w:color="CCCCCC"/>
+              <w:bottom w:val="single" w:sz="1" w:space="0" w:color="CCCCCC"/>
+              <w:right w:val="single" w:sz="1" w:space="0" w:color="CCCCCC"/>
+            </w:tcBorders>
+            <w:shd w:val="clear" w:color="auto" w:fill="FFFFFF"/>
+            <w:tcMar>
+              <w:top w:w="80" w:type="dxa"/>
+              <w:left w:w="120" w:type="dxa"/>
+              <w:bottom w:w="80" w:type="dxa"/>
+              <w:right w:w="120" w:type="dxa"/>
+            </w:tcMar>
+          </w:tcPr>
+          <w:p>
+            <w:pPr/>
+            <w:r>
+              <w:rPr>
+                <w:sz w:val="20"/>
+              </w:rPr>
+              <w:t>EventCountdown</w:t>
+            </w:r>
+          </w:p>
+        </w:tc>
+        <w:tc>
+          <w:tcPr>
+            <w:tcW w:type="dxa" w:w="6660"/>
+            <w:tcBorders>
+              <w:top w:val="single" w:sz="1" w:space="0" w:color="CCCCCC"/>
+              <w:left w:val="single" w:sz="1" w:space="0" w:color="CCCCCC"/>
+              <w:bottom w:val="single" w:sz="1" w:space="0" w:color="CCCCCC"/>
+              <w:right w:val="single" w:sz="1" w:space="0" w:color="CCCCCC"/>
+            </w:tcBorders>
+            <w:shd w:val="clear" w:color="auto" w:fill="FFFFFF"/>
+            <w:tcMar>
+              <w:top w:w="80" w:type="dxa"/>
+              <w:left w:w="120" w:type="dxa"/>
+              <w:bottom w:w="80" w:type="dxa"/>
+              <w:right w:w="120" w:type="dxa"/>
+            </w:tcMar>
+          </w:tcPr>
+          <w:p>
+            <w:pPr/>
+            <w:r>
+              <w:rPr>
+                <w:sz w:val="20"/>
+              </w:rPr>
+              <w:t>Visszaszámláló a nyilvános hero-ban.</w:t>
+            </w:r>
+          </w:p>
+        </w:tc>
+      </w:tr>
+      <w:tr>
+        <w:tc>
+          <w:tcPr>
+            <w:tcW w:type="dxa" w:w="2700"/>
+            <w:tcBorders>
+              <w:top w:val="single" w:sz="1" w:space="0" w:color="CCCCCC"/>
+              <w:left w:val="single" w:sz="1" w:space="0" w:color="CCCCCC"/>
+              <w:bottom w:val="single" w:sz="1" w:space="0" w:color="CCCCCC"/>
+              <w:right w:val="single" w:sz="1" w:space="0" w:color="CCCCCC"/>
+            </w:tcBorders>
+            <w:shd w:val="clear" w:color="auto" w:fill="EEF3FA"/>
+            <w:tcMar>
+              <w:top w:w="80" w:type="dxa"/>
+              <w:left w:w="120" w:type="dxa"/>
+              <w:bottom w:w="80" w:type="dxa"/>
+              <w:right w:w="120" w:type="dxa"/>
+            </w:tcMar>
+          </w:tcPr>
+          <w:p>
+            <w:pPr/>
+            <w:r>
+              <w:rPr>
+                <w:sz w:val="20"/>
+              </w:rPr>
+              <w:t>ScheduleConflictModal</w:t>
+            </w:r>
+          </w:p>
+        </w:tc>
+        <w:tc>
+          <w:tcPr>
+            <w:tcW w:type="dxa" w:w="6660"/>
+            <w:tcBorders>
+              <w:top w:val="single" w:sz="1" w:space="0" w:color="CCCCCC"/>
+              <w:left w:val="single" w:sz="1" w:space="0" w:color="CCCCCC"/>
+              <w:bottom w:val="single" w:sz="1" w:space="0" w:color="CCCCCC"/>
+              <w:right w:val="single" w:sz="1" w:space="0" w:color="CCCCCC"/>
+            </w:tcBorders>
+            <w:shd w:val="clear" w:color="auto" w:fill="EEF3FA"/>
+            <w:tcMar>
+              <w:top w:w="80" w:type="dxa"/>
+              <w:left w:w="120" w:type="dxa"/>
+              <w:bottom w:w="80" w:type="dxa"/>
+              <w:right w:w="120" w:type="dxa"/>
+            </w:tcMar>
+          </w:tcPr>
+          <w:p>
+            <w:pPr/>
+            <w:r>
+              <w:rPr>
+                <w:sz w:val="20"/>
+              </w:rPr>
+              <w:t>Ütközés megerősítés mentéskor.</w:t>
+            </w:r>
+          </w:p>
+        </w:tc>
+      </w:tr>
+      <w:tr>
+        <w:tc>
+          <w:tcPr>
+            <w:tcW w:type="dxa" w:w="2700"/>
+            <w:tcBorders>
+              <w:top w:val="single" w:sz="1" w:space="0" w:color="CCCCCC"/>
+              <w:left w:val="single" w:sz="1" w:space="0" w:color="CCCCCC"/>
+              <w:bottom w:val="single" w:sz="1" w:space="0" w:color="CCCCCC"/>
+              <w:right w:val="single" w:sz="1" w:space="0" w:color="CCCCCC"/>
+            </w:tcBorders>
+            <w:shd w:val="clear" w:color="auto" w:fill="FFFFFF"/>
+            <w:tcMar>
+              <w:top w:w="80" w:type="dxa"/>
+              <w:left w:w="120" w:type="dxa"/>
+              <w:bottom w:w="80" w:type="dxa"/>
+              <w:right w:w="120" w:type="dxa"/>
+            </w:tcMar>
+          </w:tcPr>
+          <w:p>
+            <w:pPr/>
+            <w:r>
+              <w:rPr>
+                <w:sz w:val="20"/>
+              </w:rPr>
+              <w:t>ActivityLogView</w:t>
+            </w:r>
+          </w:p>
+        </w:tc>
+        <w:tc>
+          <w:tcPr>
+            <w:tcW w:type="dxa" w:w="6660"/>
+            <w:tcBorders>
+              <w:top w:val="single" w:sz="1" w:space="0" w:color="CCCCCC"/>
+              <w:left w:val="single" w:sz="1" w:space="0" w:color="CCCCCC"/>
+              <w:bottom w:val="single" w:sz="1" w:space="0" w:color="CCCCCC"/>
+              <w:right w:val="single" w:sz="1" w:space="0" w:color="CCCCCC"/>
+            </w:tcBorders>
+            <w:shd w:val="clear" w:color="auto" w:fill="FFFFFF"/>
+            <w:tcMar>
+              <w:top w:w="80" w:type="dxa"/>
+              <w:left w:w="120" w:type="dxa"/>
+              <w:bottom w:w="80" w:type="dxa"/>
+              <w:right w:w="120" w:type="dxa"/>
+            </w:tcMar>
+          </w:tcPr>
+          <w:p>
+            <w:pPr/>
+            <w:r>
+              <w:rPr>
+                <w:sz w:val="20"/>
+              </w:rPr>
+              <w:t>Admin audit napló.</w:t>
+            </w:r>
+          </w:p>
+        </w:tc>
+      </w:tr>
+      <w:tr>
+        <w:tc>
+          <w:tcPr>
+            <w:tcW w:type="dxa" w:w="2700"/>
+            <w:tcBorders>
+              <w:top w:val="single" w:sz="1" w:space="0" w:color="CCCCCC"/>
+              <w:left w:val="single" w:sz="1" w:space="0" w:color="CCCCCC"/>
+              <w:bottom w:val="single" w:sz="1" w:space="0" w:color="CCCCCC"/>
+              <w:right w:val="single" w:sz="1" w:space="0" w:color="CCCCCC"/>
+            </w:tcBorders>
+            <w:shd w:val="clear" w:color="auto" w:fill="EEF3FA"/>
+            <w:tcMar>
+              <w:top w:w="80" w:type="dxa"/>
+              <w:left w:w="120" w:type="dxa"/>
+              <w:bottom w:w="80" w:type="dxa"/>
+              <w:right w:w="120" w:type="dxa"/>
+            </w:tcMar>
+          </w:tcPr>
+          <w:p>
+            <w:pPr/>
+            <w:r>
+              <w:rPr>
+                <w:sz w:val="20"/>
+              </w:rPr>
+              <w:t>EventProfileEditor</w:t>
+            </w:r>
+          </w:p>
+        </w:tc>
+        <w:tc>
+          <w:tcPr>
+            <w:tcW w:type="dxa" w:w="6660"/>
+            <w:tcBorders>
+              <w:top w:val="single" w:sz="1" w:space="0" w:color="CCCCCC"/>
+              <w:left w:val="single" w:sz="1" w:space="0" w:color="CCCCCC"/>
+              <w:bottom w:val="single" w:sz="1" w:space="0" w:color="CCCCCC"/>
+              <w:right w:val="single" w:sz="1" w:space="0" w:color="CCCCCC"/>
+            </w:tcBorders>
+            <w:shd w:val="clear" w:color="auto" w:fill="EEF3FA"/>
+            <w:tcMar>
+              <w:top w:w="80" w:type="dxa"/>
+              <w:left w:w="120" w:type="dxa"/>
+              <w:bottom w:w="80" w:type="dxa"/>
+              <w:right w:w="120" w:type="dxa"/>
+            </w:tcMar>
+          </w:tcPr>
+          <w:p>
+            <w:pPr/>
+            <w:r>
+              <w:rPr>
+                <w:sz w:val="20"/>
+              </w:rPr>
+              <w:t>Esemény profil szerkesztő.</w:t>
+            </w:r>
+          </w:p>
+        </w:tc>
+      </w:tr>
+      <w:tr>
+        <w:tc>
+          <w:tcPr>
+            <w:tcW w:type="dxa" w:w="2700"/>
+            <w:tcBorders>
+              <w:top w:val="single" w:sz="1" w:space="0" w:color="CCCCCC"/>
+              <w:left w:val="single" w:sz="1" w:space="0" w:color="CCCCCC"/>
+              <w:bottom w:val="single" w:sz="1" w:space="0" w:color="CCCCCC"/>
+              <w:right w:val="single" w:sz="1" w:space="0" w:color="CCCCCC"/>
+            </w:tcBorders>
+            <w:shd w:val="clear" w:color="auto" w:fill="FFFFFF"/>
+            <w:tcMar>
+              <w:top w:w="80" w:type="dxa"/>
+              <w:left w:w="120" w:type="dxa"/>
+              <w:bottom w:w="80" w:type="dxa"/>
+              <w:right w:w="120" w:type="dxa"/>
+            </w:tcMar>
+          </w:tcPr>
+          <w:p>
+            <w:pPr/>
+            <w:r>
+              <w:rPr>
+                <w:sz w:val="20"/>
+              </w:rPr>
+              <w:t>SpeakersView</w:t>
+            </w:r>
+          </w:p>
+        </w:tc>
+        <w:tc>
+          <w:tcPr>
+            <w:tcW w:type="dxa" w:w="6660"/>
+            <w:tcBorders>
+              <w:top w:val="single" w:sz="1" w:space="0" w:color="CCCCCC"/>
+              <w:left w:val="single" w:sz="1" w:space="0" w:color="CCCCCC"/>
+              <w:bottom w:val="single" w:sz="1" w:space="0" w:color="CCCCCC"/>
+              <w:right w:val="single" w:sz="1" w:space="0" w:color="CCCCCC"/>
+            </w:tcBorders>
+            <w:shd w:val="clear" w:color="auto" w:fill="FFFFFF"/>
+            <w:tcMar>
+              <w:top w:w="80" w:type="dxa"/>
+              <w:left w:w="120" w:type="dxa"/>
+              <w:bottom w:w="80" w:type="dxa"/>
+              <w:right w:w="120" w:type="dxa"/>
+            </w:tcMar>
+          </w:tcPr>
+          <w:p>
+            <w:pPr/>
+            <w:r>
+              <w:rPr>
+                <w:sz w:val="20"/>
+              </w:rPr>
+              <w:t>Előadók + duplikátum egyesítés.</w:t>
+            </w:r>
+          </w:p>
+        </w:tc>
+      </w:tr>
+      <w:tr>
+        <w:tc>
+          <w:tcPr>
+            <w:tcW w:type="dxa" w:w="2700"/>
+            <w:tcBorders>
+              <w:top w:val="single" w:sz="1" w:space="0" w:color="CCCCCC"/>
+              <w:left w:val="single" w:sz="1" w:space="0" w:color="CCCCCC"/>
+              <w:bottom w:val="single" w:sz="1" w:space="0" w:color="CCCCCC"/>
+              <w:right w:val="single" w:sz="1" w:space="0" w:color="CCCCCC"/>
+            </w:tcBorders>
+            <w:shd w:val="clear" w:color="auto" w:fill="EEF3FA"/>
+            <w:tcMar>
+              <w:top w:w="80" w:type="dxa"/>
+              <w:left w:w="120" w:type="dxa"/>
+              <w:bottom w:w="80" w:type="dxa"/>
+              <w:right w:w="120" w:type="dxa"/>
+            </w:tcMar>
+          </w:tcPr>
+          <w:p>
+            <w:pPr/>
+            <w:r>
+              <w:rPr>
+                <w:sz w:val="20"/>
+              </w:rPr>
+              <w:t>BulkSessionToolbar</w:t>
+            </w:r>
+          </w:p>
+        </w:tc>
+        <w:tc>
+          <w:tcPr>
+            <w:tcW w:type="dxa" w:w="6660"/>
+            <w:tcBorders>
+              <w:top w:val="single" w:sz="1" w:space="0" w:color="CCCCCC"/>
+              <w:left w:val="single" w:sz="1" w:space="0" w:color="CCCCCC"/>
+              <w:bottom w:val="single" w:sz="1" w:space="0" w:color="CCCCCC"/>
+              <w:right w:val="single" w:sz="1" w:space="0" w:color="CCCCCC"/>
+            </w:tcBorders>
+            <w:shd w:val="clear" w:color="auto" w:fill="EEF3FA"/>
+            <w:tcMar>
+              <w:top w:w="80" w:type="dxa"/>
+              <w:left w:w="120" w:type="dxa"/>
+              <w:bottom w:w="80" w:type="dxa"/>
+              <w:right w:w="120" w:type="dxa"/>
+            </w:tcMar>
+          </w:tcPr>
+          <w:p>
+            <w:pPr/>
+            <w:r>
+              <w:rPr>
+                <w:sz w:val="20"/>
+              </w:rPr>
+              <w:t>Tömeges előadás módosítás.</w:t>
             </w:r>
           </w:p>
         </w:tc>
@@ -14449,23 +15814,7 @@
         <w:spacing w:before="40" w:after="40"/>
       </w:pPr>
       <w:r>
-        <w:t xml:space="preserve">A szerver </w:t>
-      </w:r>
-      <w:proofErr w:type="spellStart"/>
-      <w:r>
-        <w:t>bcrypt</w:t>
-      </w:r>
-      <w:proofErr w:type="spellEnd"/>
-      <w:r>
-        <w:t xml:space="preserve">-tel összehasonlítja a jelszót a </w:t>
-      </w:r>
-      <w:proofErr w:type="spellStart"/>
-      <w:r>
-        <w:t>hash-sel</w:t>
-      </w:r>
-      <w:proofErr w:type="spellEnd"/>
-      <w:r>
-        <w:t>; sikeres esetén visszaadja a felhasználói objektumot.</w:t>
+        <w:t>A szerver bcrypt-tel ellenőrzi a jelszót; sikeres esetén { user, token } válasz.</w:t>
       </w:r>
     </w:p>
     <w:p>
@@ -14477,53 +15826,8 @@
         </w:numPr>
         <w:spacing w:before="40" w:after="40"/>
       </w:pPr>
-      <w:proofErr w:type="spellStart"/>
-      <w:r>
-        <w:t>Root</w:t>
-      </w:r>
-      <w:proofErr w:type="spellEnd"/>
-      <w:r>
-        <w:t xml:space="preserve"> meghívja a </w:t>
-      </w:r>
-      <w:proofErr w:type="spellStart"/>
-      <w:r>
-        <w:t>saveStoredUser</w:t>
-      </w:r>
-      <w:proofErr w:type="spellEnd"/>
-      <w:r>
-        <w:t>(</w:t>
-      </w:r>
-      <w:proofErr w:type="spellStart"/>
-      <w:r>
-        <w:t>user</w:t>
-      </w:r>
-      <w:proofErr w:type="spellEnd"/>
-      <w:r>
-        <w:t>) függvényt — localStorage-</w:t>
-      </w:r>
-      <w:proofErr w:type="spellStart"/>
-      <w:r>
-        <w:t>ba</w:t>
-      </w:r>
-      <w:proofErr w:type="spellEnd"/>
-      <w:r>
-        <w:t xml:space="preserve"> </w:t>
-      </w:r>
-      <w:proofErr w:type="spellStart"/>
-      <w:r>
-        <w:t>sorosítja</w:t>
-      </w:r>
-      <w:proofErr w:type="spellEnd"/>
-      <w:r>
-        <w:t xml:space="preserve"> az </w:t>
-      </w:r>
-      <w:proofErr w:type="spellStart"/>
-      <w:r>
-        <w:t>eventflow_user</w:t>
-      </w:r>
-      <w:proofErr w:type="spellEnd"/>
-      <w:r>
-        <w:t xml:space="preserve"> kulcs alatt.</w:t>
+      <w:r>
+        <w:t>Token és user localStorage (authStorage.ts: eventflow_token, eventflow_user).</w:t>
       </w:r>
     </w:p>
     <w:p>
@@ -14690,44 +15994,7 @@
         <w:spacing w:before="60" w:after="80"/>
       </w:pPr>
       <w:r>
-        <w:t xml:space="preserve">A bejelentkezett felhasználót localStorage tárolja (kulcs: </w:t>
-      </w:r>
-      <w:proofErr w:type="spellStart"/>
-      <w:r>
-        <w:t>eventflow_user</w:t>
-      </w:r>
-      <w:proofErr w:type="spellEnd"/>
-      <w:r>
-        <w:t xml:space="preserve">). A </w:t>
-      </w:r>
-      <w:proofErr w:type="spellStart"/>
-      <w:proofErr w:type="gramStart"/>
-      <w:r>
-        <w:t>loadStoredUser</w:t>
-      </w:r>
-      <w:proofErr w:type="spellEnd"/>
-      <w:r>
-        <w:t>(</w:t>
-      </w:r>
-      <w:proofErr w:type="gramEnd"/>
-      <w:r>
-        <w:t xml:space="preserve">) oldalletöltéskor érvényesíti a tárolt objektumot — rendelkeznie kell </w:t>
-      </w:r>
-      <w:proofErr w:type="spellStart"/>
-      <w:r>
-        <w:t>id</w:t>
-      </w:r>
-      <w:proofErr w:type="spellEnd"/>
-      <w:r>
-        <w:t xml:space="preserve">, email és érvényes </w:t>
-      </w:r>
-      <w:proofErr w:type="spellStart"/>
-      <w:r>
-        <w:t>role</w:t>
-      </w:r>
-      <w:proofErr w:type="spellEnd"/>
-      <w:r>
-        <w:t xml:space="preserve"> mezőkkel. Ha az érvényesítés sikertelen, a felhasználót kijelentkezettként kezeli.</w:t>
+        <w:t>JWT token + user localStorage-ban. A token minden API-híváshoz Bearer fejlécként megy.</w:t>
       </w:r>
     </w:p>
     <w:p>
@@ -15206,6 +16473,7 @@
             </w:tcMar>
           </w:tcPr>
           <w:p>
+            <w:pPr/>
             <w:r>
               <w:rPr>
                 <w:sz w:val="20"/>
@@ -15233,6 +16501,7 @@
             </w:tcMar>
           </w:tcPr>
           <w:p>
+            <w:pPr/>
             <w:r>
               <w:rPr>
                 <w:sz w:val="20"/>
@@ -15895,49 +17164,7 @@
         <w:spacing w:before="60" w:after="80"/>
       </w:pPr>
       <w:r>
-        <w:t>Másold a _</w:t>
-      </w:r>
-      <w:proofErr w:type="spellStart"/>
-      <w:r>
-        <w:t>env</w:t>
-      </w:r>
-      <w:proofErr w:type="spellEnd"/>
-      <w:r>
-        <w:t xml:space="preserve"> fájlt (a </w:t>
-      </w:r>
-      <w:proofErr w:type="spellStart"/>
-      <w:r>
-        <w:t>repository</w:t>
-      </w:r>
-      <w:proofErr w:type="spellEnd"/>
-      <w:r>
-        <w:t xml:space="preserve"> gyökerében _</w:t>
-      </w:r>
-      <w:proofErr w:type="spellStart"/>
-      <w:r>
-        <w:t>env</w:t>
-      </w:r>
-      <w:proofErr w:type="spellEnd"/>
-      <w:r>
-        <w:t xml:space="preserve"> névvel </w:t>
-      </w:r>
-      <w:proofErr w:type="spellStart"/>
-      <w:r>
-        <w:t>commitolva</w:t>
-      </w:r>
-      <w:proofErr w:type="spellEnd"/>
-      <w:proofErr w:type="gramStart"/>
-      <w:r>
-        <w:t>) .</w:t>
-      </w:r>
-      <w:proofErr w:type="spellStart"/>
-      <w:r>
-        <w:t>env</w:t>
-      </w:r>
-      <w:proofErr w:type="spellEnd"/>
-      <w:proofErr w:type="gramEnd"/>
-      <w:r>
-        <w:t>-re, és az indítás előtt töltsd ki a szükséges értékeket.</w:t>
+        <w:t>Másold a .env.example fájlt .env-re. Productionben JWT_SECRET kötelező.</w:t>
       </w:r>
     </w:p>
     <w:p>
@@ -16207,6 +17434,7 @@
             </w:tcMar>
           </w:tcPr>
           <w:p>
+            <w:pPr/>
             <w:r>
               <w:rPr>
                 <w:sz w:val="20"/>
@@ -16234,6 +17462,7 @@
             </w:tcMar>
           </w:tcPr>
           <w:p>
+            <w:pPr/>
             <w:proofErr w:type="spellStart"/>
             <w:r>
               <w:rPr>
@@ -16304,6 +17533,7 @@
             </w:tcMar>
           </w:tcPr>
           <w:p>
+            <w:pPr/>
             <w:r>
               <w:rPr>
                 <w:sz w:val="20"/>
@@ -16331,6 +17561,7 @@
             </w:tcMar>
           </w:tcPr>
           <w:p>
+            <w:pPr/>
             <w:proofErr w:type="spellStart"/>
             <w:r>
               <w:rPr>
@@ -16369,6 +17600,7 @@
             </w:tcMar>
           </w:tcPr>
           <w:p>
+            <w:pPr/>
             <w:r>
               <w:rPr>
                 <w:sz w:val="20"/>
@@ -16396,6 +17628,7 @@
             </w:tcMar>
           </w:tcPr>
           <w:p>
+            <w:pPr/>
             <w:r>
               <w:rPr>
                 <w:sz w:val="20"/>
@@ -16441,6 +17674,7 @@
             </w:tcMar>
           </w:tcPr>
           <w:p>
+            <w:pPr/>
             <w:r>
               <w:rPr>
                 <w:sz w:val="20"/>
@@ -16468,6 +17702,7 @@
             </w:tcMar>
           </w:tcPr>
           <w:p>
+            <w:pPr/>
             <w:r>
               <w:rPr>
                 <w:sz w:val="20"/>
@@ -16497,6 +17732,7 @@
             </w:tcMar>
           </w:tcPr>
           <w:p>
+            <w:pPr/>
             <w:r>
               <w:rPr>
                 <w:sz w:val="20"/>
@@ -16524,6 +17760,7 @@
             </w:tcMar>
           </w:tcPr>
           <w:p>
+            <w:pPr/>
             <w:r>
               <w:rPr>
                 <w:sz w:val="20"/>
@@ -16569,6 +17806,7 @@
             </w:tcMar>
           </w:tcPr>
           <w:p>
+            <w:pPr/>
             <w:r>
               <w:rPr>
                 <w:sz w:val="20"/>
@@ -16596,12 +17834,12 @@
             </w:tcMar>
           </w:tcPr>
           <w:p>
-            <w:r>
-              <w:rPr>
-                <w:sz w:val="20"/>
-                <w:szCs w:val="20"/>
-              </w:rPr>
-              <w:t>Jövőbeli JWT aláíráshoz szükséges titok (még nem aktív).</w:t>
+            <w:pPr/>
+            <w:r>
+              <w:rPr>
+                <w:sz w:val="20"/>
+              </w:rPr>
+              <w:t>JWT aláíró kulcs — kötelező productionben</w:t>
             </w:r>
           </w:p>
         </w:tc>
@@ -16625,6 +17863,7 @@
             </w:tcMar>
           </w:tcPr>
           <w:p>
+            <w:pPr/>
             <w:r>
               <w:rPr>
                 <w:sz w:val="20"/>
@@ -16652,28 +17891,12 @@
             </w:tcMar>
           </w:tcPr>
           <w:p>
-            <w:r>
-              <w:rPr>
-                <w:sz w:val="20"/>
-                <w:szCs w:val="20"/>
-              </w:rPr>
-              <w:t xml:space="preserve">JWT </w:t>
-            </w:r>
-            <w:proofErr w:type="spellStart"/>
-            <w:r>
-              <w:rPr>
-                <w:sz w:val="20"/>
-                <w:szCs w:val="20"/>
-              </w:rPr>
-              <w:t>token</w:t>
-            </w:r>
-            <w:proofErr w:type="spellEnd"/>
-            <w:r>
-              <w:rPr>
-                <w:sz w:val="20"/>
-                <w:szCs w:val="20"/>
-              </w:rPr>
-              <w:t xml:space="preserve"> élettartama jövőbeli használathoz. Alapértelmezett: 1d.</w:t>
+            <w:pPr/>
+            <w:r>
+              <w:rPr>
+                <w:sz w:val="20"/>
+              </w:rPr>
+              <w:t>JWT token élettartama. Alapértelmezett: 7d. Alapértelmezett: 1d.</w:t>
             </w:r>
           </w:p>
         </w:tc>
@@ -16697,6 +17920,7 @@
             </w:tcMar>
           </w:tcPr>
           <w:p>
+            <w:pPr/>
             <w:r>
               <w:rPr>
                 <w:sz w:val="20"/>
@@ -16724,12 +17948,12 @@
             </w:tcMar>
           </w:tcPr>
           <w:p>
-            <w:r>
-              <w:rPr>
-                <w:sz w:val="20"/>
-                <w:szCs w:val="20"/>
-              </w:rPr>
-              <w:t>Engedélyezett CORS forrás. Alapértelmezett: '*'.</w:t>
+            <w:pPr/>
+            <w:r>
+              <w:rPr>
+                <w:sz w:val="20"/>
+              </w:rPr>
+              <w:t>Engedélyezett CORS forrás (production URL).</w:t>
             </w:r>
           </w:p>
         </w:tc>
@@ -16753,6 +17977,7 @@
             </w:tcMar>
           </w:tcPr>
           <w:p>
+            <w:pPr/>
             <w:r>
               <w:rPr>
                 <w:sz w:val="20"/>
@@ -16780,6 +18005,7 @@
             </w:tcMar>
           </w:tcPr>
           <w:p>
+            <w:pPr/>
             <w:r>
               <w:rPr>
                 <w:sz w:val="20"/>
@@ -16825,6 +18051,7 @@
             </w:tcMar>
           </w:tcPr>
           <w:p>
+            <w:pPr/>
             <w:r>
               <w:rPr>
                 <w:sz w:val="20"/>
@@ -16852,6 +18079,7 @@
             </w:tcMar>
           </w:tcPr>
           <w:p>
+            <w:pPr/>
             <w:proofErr w:type="spellStart"/>
             <w:r>
               <w:rPr>
@@ -16906,6 +18134,7 @@
             </w:tcMar>
           </w:tcPr>
           <w:p>
+            <w:pPr/>
             <w:r>
               <w:rPr>
                 <w:sz w:val="20"/>
@@ -16933,6 +18162,7 @@
             </w:tcMar>
           </w:tcPr>
           <w:p>
+            <w:pPr/>
             <w:proofErr w:type="spellStart"/>
             <w:r>
               <w:rPr>
@@ -16948,6 +18178,62 @@
                 <w:szCs w:val="20"/>
               </w:rPr>
               <w:t xml:space="preserve"> munkafaktor. Alapértelmezett: 10.</w:t>
+            </w:r>
+          </w:p>
+        </w:tc>
+      </w:tr>
+      <w:tr>
+        <w:tc>
+          <w:tcPr>
+            <w:tcW w:type="dxa" w:w="2852"/>
+            <w:tcBorders>
+              <w:top w:val="single" w:sz="1" w:space="0" w:color="CCCCCC"/>
+              <w:left w:val="single" w:sz="1" w:space="0" w:color="CCCCCC"/>
+              <w:bottom w:val="single" w:sz="1" w:space="0" w:color="CCCCCC"/>
+              <w:right w:val="single" w:sz="1" w:space="0" w:color="CCCCCC"/>
+            </w:tcBorders>
+            <w:shd w:val="clear" w:color="auto" w:fill="FFFFFF"/>
+            <w:tcMar>
+              <w:top w:w="80" w:type="dxa"/>
+              <w:left w:w="120" w:type="dxa"/>
+              <w:bottom w:w="80" w:type="dxa"/>
+              <w:right w:w="120" w:type="dxa"/>
+            </w:tcMar>
+          </w:tcPr>
+          <w:p>
+            <w:pPr/>
+            <w:r>
+              <w:rPr>
+                <w:sz w:val="20"/>
+              </w:rPr>
+              <w:t>DOCKER</w:t>
+            </w:r>
+          </w:p>
+        </w:tc>
+        <w:tc>
+          <w:tcPr>
+            <w:tcW w:type="dxa" w:w="6508"/>
+            <w:tcBorders>
+              <w:top w:val="single" w:sz="1" w:space="0" w:color="CCCCCC"/>
+              <w:left w:val="single" w:sz="1" w:space="0" w:color="CCCCCC"/>
+              <w:bottom w:val="single" w:sz="1" w:space="0" w:color="CCCCCC"/>
+              <w:right w:val="single" w:sz="1" w:space="0" w:color="CCCCCC"/>
+            </w:tcBorders>
+            <w:shd w:val="clear" w:color="auto" w:fill="FFFFFF"/>
+            <w:tcMar>
+              <w:top w:w="80" w:type="dxa"/>
+              <w:left w:w="120" w:type="dxa"/>
+              <w:bottom w:w="80" w:type="dxa"/>
+              <w:right w:w="120" w:type="dxa"/>
+            </w:tcMar>
+          </w:tcPr>
+          <w:p>
+            <w:pPr/>
+            <w:r>
+              <w:rPr>
+                <w:sz w:val="20"/>
+              </w:rPr>
+              <w:t>docker-compose.yml — app + MariaDB</w:t>
             </w:r>
           </w:p>
         </w:tc>
@@ -17117,28 +18403,7 @@
         <w:spacing w:before="40" w:after="40"/>
       </w:pPr>
       <w:r>
-        <w:t>Másold a _</w:t>
-      </w:r>
-      <w:proofErr w:type="spellStart"/>
-      <w:r>
-        <w:t>env</w:t>
-      </w:r>
-      <w:proofErr w:type="spellEnd"/>
-      <w:r>
-        <w:t xml:space="preserve"> </w:t>
-      </w:r>
-      <w:proofErr w:type="gramStart"/>
-      <w:r>
-        <w:t>fájlt .</w:t>
-      </w:r>
-      <w:proofErr w:type="spellStart"/>
-      <w:r>
-        <w:t>env</w:t>
-      </w:r>
-      <w:proofErr w:type="spellEnd"/>
-      <w:proofErr w:type="gramEnd"/>
-      <w:r>
-        <w:t>-re, és töltsd ki az adatbázis adatokat.</w:t>
+        <w:t>Másold a .env.example fájlt .env-re; töltsd ki DB és JWT mezőket.</w:t>
       </w:r>
     </w:p>
     <w:p>
@@ -17433,35 +18698,9 @@
         </w:numPr>
         <w:spacing w:before="40" w:after="40"/>
       </w:pPr>
-      <w:proofErr w:type="spellStart"/>
-      <w:r>
-        <w:t>Buildeld</w:t>
-      </w:r>
-      <w:proofErr w:type="spellEnd"/>
-      <w:r>
-        <w:t xml:space="preserve"> a frontendet: </w:t>
-      </w:r>
-      <w:proofErr w:type="spellStart"/>
-      <w:r>
-        <w:t>npm</w:t>
-      </w:r>
-      <w:proofErr w:type="spellEnd"/>
-      <w:r>
-        <w:t xml:space="preserve"> </w:t>
-      </w:r>
-      <w:proofErr w:type="spellStart"/>
-      <w:r>
-        <w:t>run</w:t>
-      </w:r>
-      <w:proofErr w:type="spellEnd"/>
-      <w:r>
-        <w:t xml:space="preserve"> </w:t>
-      </w:r>
-      <w:proofErr w:type="spellStart"/>
-      <w:r>
-        <w:t>build</w:t>
-      </w:r>
-      <w:proofErr w:type="spellEnd"/>
+      <w:r>
+        <w:t>Build: npm run build</w:t>
+      </w:r>
     </w:p>
     <w:p>
       <w:pPr>
@@ -17473,15 +18712,7 @@
         <w:spacing w:before="40" w:after="40"/>
       </w:pPr>
       <w:r>
-        <w:t xml:space="preserve">Szolgáld ki a </w:t>
-      </w:r>
-      <w:proofErr w:type="spellStart"/>
-      <w:r>
-        <w:t>dist</w:t>
-      </w:r>
-      <w:proofErr w:type="spellEnd"/>
-      <w:r>
-        <w:t>/ mappát statikus fájlszerverrel, vagy konfiguráld az Express-t a kiszolgáláshoz.</w:t>
+        <w:t>Production: NODE_ENV=production, JWT_SECRET; npm run start (API + dist/).</w:t>
       </w:r>
     </w:p>
     <w:p>
@@ -17494,23 +18725,7 @@
         <w:spacing w:before="40" w:after="40"/>
       </w:pPr>
       <w:r>
-        <w:t xml:space="preserve">Indítsd a backendet: </w:t>
-      </w:r>
-      <w:proofErr w:type="spellStart"/>
-      <w:r>
-        <w:t>npm</w:t>
-      </w:r>
-      <w:proofErr w:type="spellEnd"/>
-      <w:r>
-        <w:t xml:space="preserve"> </w:t>
-      </w:r>
-      <w:proofErr w:type="spellStart"/>
-      <w:r>
-        <w:t>run</w:t>
-      </w:r>
-      <w:proofErr w:type="spellEnd"/>
-      <w:r>
-        <w:t xml:space="preserve"> server (vagy használj folyamatkezelőt, pl. PM2-t).</w:t>
+        <w:t>Docker: docker compose up --build -d (app + MariaDB).</w:t>
       </w:r>
     </w:p>
     <w:p>
@@ -17763,6 +18978,7 @@
             </w:tcMar>
           </w:tcPr>
           <w:p>
+            <w:pPr/>
             <w:r>
               <w:rPr>
                 <w:sz w:val="20"/>
@@ -17806,6 +19022,7 @@
             </w:tcMar>
           </w:tcPr>
           <w:p>
+            <w:pPr/>
             <w:r>
               <w:rPr>
                 <w:sz w:val="20"/>
@@ -18211,6 +19428,7 @@
             </w:tcMar>
           </w:tcPr>
           <w:p>
+            <w:pPr/>
             <w:proofErr w:type="spellStart"/>
             <w:r>
               <w:rPr>
@@ -18240,76 +19458,12 @@
             </w:tcMar>
           </w:tcPr>
           <w:p>
-            <w:r>
-              <w:rPr>
-                <w:sz w:val="20"/>
-                <w:szCs w:val="20"/>
-              </w:rPr>
-              <w:t>Unió: '</w:t>
-            </w:r>
-            <w:proofErr w:type="spellStart"/>
-            <w:r>
-              <w:rPr>
-                <w:sz w:val="20"/>
-                <w:szCs w:val="20"/>
-              </w:rPr>
-              <w:t>overview</w:t>
-            </w:r>
-            <w:proofErr w:type="spellEnd"/>
-            <w:r>
-              <w:rPr>
-                <w:sz w:val="20"/>
-                <w:szCs w:val="20"/>
-              </w:rPr>
-              <w:t>' | '</w:t>
-            </w:r>
-            <w:proofErr w:type="spellStart"/>
-            <w:r>
-              <w:rPr>
-                <w:sz w:val="20"/>
-                <w:szCs w:val="20"/>
-              </w:rPr>
-              <w:t>users</w:t>
-            </w:r>
-            <w:proofErr w:type="spellEnd"/>
-            <w:r>
-              <w:rPr>
-                <w:sz w:val="20"/>
-                <w:szCs w:val="20"/>
-              </w:rPr>
-              <w:t>' | '</w:t>
-            </w:r>
-            <w:proofErr w:type="spellStart"/>
-            <w:r>
-              <w:rPr>
-                <w:sz w:val="20"/>
-                <w:szCs w:val="20"/>
-              </w:rPr>
-              <w:t>sessions</w:t>
-            </w:r>
-            <w:proofErr w:type="spellEnd"/>
-            <w:r>
-              <w:rPr>
-                <w:sz w:val="20"/>
-                <w:szCs w:val="20"/>
-              </w:rPr>
-              <w:t>' | '</w:t>
-            </w:r>
-            <w:proofErr w:type="spellStart"/>
-            <w:r>
-              <w:rPr>
-                <w:sz w:val="20"/>
-                <w:szCs w:val="20"/>
-              </w:rPr>
-              <w:t>rooms</w:t>
-            </w:r>
-            <w:proofErr w:type="spellEnd"/>
-            <w:r>
-              <w:rPr>
-                <w:sz w:val="20"/>
-                <w:szCs w:val="20"/>
-              </w:rPr>
-              <w:t>'</w:t>
+            <w:pPr/>
+            <w:r>
+              <w:rPr>
+                <w:sz w:val="20"/>
+              </w:rPr>
+              <w:t>Unió: 'overview' | 'users' | 'sessions' | 'rooms' | 'speakers' | 'audit' | 'event'</w:t>
             </w:r>
           </w:p>
         </w:tc>
@@ -18333,6 +19487,7 @@
             </w:tcMar>
           </w:tcPr>
           <w:p>
+            <w:pPr/>
             <w:proofErr w:type="spellStart"/>
             <w:r>
               <w:rPr>
@@ -18362,6 +19517,7 @@
             </w:tcMar>
           </w:tcPr>
           <w:p>
+            <w:pPr/>
             <w:r>
               <w:rPr>
                 <w:sz w:val="20"/>
@@ -18439,6 +19595,7 @@
             </w:tcMar>
           </w:tcPr>
           <w:p>
+            <w:pPr/>
             <w:proofErr w:type="spellStart"/>
             <w:r>
               <w:rPr>
@@ -18468,6 +19625,7 @@
             </w:tcMar>
           </w:tcPr>
           <w:p>
+            <w:pPr/>
             <w:r>
               <w:rPr>
                 <w:sz w:val="20"/>
@@ -18497,6 +19655,7 @@
             </w:tcMar>
           </w:tcPr>
           <w:p>
+            <w:pPr/>
             <w:r>
               <w:rPr>
                 <w:sz w:val="20"/>
@@ -18524,6 +19683,7 @@
             </w:tcMar>
           </w:tcPr>
           <w:p>
+            <w:pPr/>
             <w:r>
               <w:rPr>
                 <w:sz w:val="20"/>
@@ -18633,6 +19793,7 @@
             </w:tcMar>
           </w:tcPr>
           <w:p>
+            <w:pPr/>
             <w:proofErr w:type="spellStart"/>
             <w:r>
               <w:rPr>
@@ -18662,6 +19823,7 @@
             </w:tcMar>
           </w:tcPr>
           <w:p>
+            <w:pPr/>
             <w:r>
               <w:rPr>
                 <w:sz w:val="20"/>
@@ -18739,6 +19901,7 @@
             </w:tcMar>
           </w:tcPr>
           <w:p>
+            <w:pPr/>
             <w:proofErr w:type="spellStart"/>
             <w:r>
               <w:rPr>
@@ -18768,6 +19931,7 @@
             </w:tcMar>
           </w:tcPr>
           <w:p>
+            <w:pPr/>
             <w:r>
               <w:rPr>
                 <w:sz w:val="20"/>
@@ -18829,6 +19993,7 @@
             </w:tcMar>
           </w:tcPr>
           <w:p>
+            <w:pPr/>
             <w:proofErr w:type="spellStart"/>
             <w:r>
               <w:rPr>
@@ -18858,6 +20023,7 @@
             </w:tcMar>
           </w:tcPr>
           <w:p>
+            <w:pPr/>
             <w:r>
               <w:rPr>
                 <w:sz w:val="20"/>
@@ -18935,6 +20101,7 @@
             </w:tcMar>
           </w:tcPr>
           <w:p>
+            <w:pPr/>
             <w:proofErr w:type="spellStart"/>
             <w:r>
               <w:rPr>
@@ -18964,6 +20131,7 @@
             </w:tcMar>
           </w:tcPr>
           <w:p>
+            <w:pPr/>
             <w:r>
               <w:rPr>
                 <w:sz w:val="20"/>
@@ -19041,6 +20209,7 @@
             </w:tcMar>
           </w:tcPr>
           <w:p>
+            <w:pPr/>
             <w:proofErr w:type="spellStart"/>
             <w:r>
               <w:rPr>
@@ -19070,6 +20239,7 @@
             </w:tcMar>
           </w:tcPr>
           <w:p>
+            <w:pPr/>
             <w:r>
               <w:rPr>
                 <w:sz w:val="20"/>
@@ -19124,6 +20294,230 @@
                 <w:szCs w:val="20"/>
               </w:rPr>
               <w:t>/login kéréshez.</w:t>
+            </w:r>
+          </w:p>
+        </w:tc>
+      </w:tr>
+      <w:tr>
+        <w:tc>
+          <w:tcPr>
+            <w:tcW w:type="dxa" w:w="2700"/>
+            <w:tcBorders>
+              <w:top w:val="single" w:sz="1" w:space="0" w:color="CCCCCC"/>
+              <w:left w:val="single" w:sz="1" w:space="0" w:color="CCCCCC"/>
+              <w:bottom w:val="single" w:sz="1" w:space="0" w:color="CCCCCC"/>
+              <w:right w:val="single" w:sz="1" w:space="0" w:color="CCCCCC"/>
+            </w:tcBorders>
+            <w:shd w:val="clear" w:color="auto" w:fill="FFFFFF"/>
+            <w:tcMar>
+              <w:top w:w="80" w:type="dxa"/>
+              <w:left w:w="120" w:type="dxa"/>
+              <w:bottom w:w="80" w:type="dxa"/>
+              <w:right w:w="120" w:type="dxa"/>
+            </w:tcMar>
+          </w:tcPr>
+          <w:p>
+            <w:pPr/>
+            <w:r>
+              <w:rPr>
+                <w:sz w:val="20"/>
+              </w:rPr>
+              <w:t>SessionStatus</w:t>
+            </w:r>
+          </w:p>
+        </w:tc>
+        <w:tc>
+          <w:tcPr>
+            <w:tcW w:type="dxa" w:w="6660"/>
+            <w:tcBorders>
+              <w:top w:val="single" w:sz="1" w:space="0" w:color="CCCCCC"/>
+              <w:left w:val="single" w:sz="1" w:space="0" w:color="CCCCCC"/>
+              <w:bottom w:val="single" w:sz="1" w:space="0" w:color="CCCCCC"/>
+              <w:right w:val="single" w:sz="1" w:space="0" w:color="CCCCCC"/>
+            </w:tcBorders>
+            <w:shd w:val="clear" w:color="auto" w:fill="FFFFFF"/>
+            <w:tcMar>
+              <w:top w:w="80" w:type="dxa"/>
+              <w:left w:w="120" w:type="dxa"/>
+              <w:bottom w:w="80" w:type="dxa"/>
+              <w:right w:w="120" w:type="dxa"/>
+            </w:tcMar>
+          </w:tcPr>
+          <w:p>
+            <w:pPr/>
+            <w:r>
+              <w:rPr>
+                <w:sz w:val="20"/>
+              </w:rPr>
+              <w:t>'scheduled' | 'cancelled'</w:t>
+            </w:r>
+          </w:p>
+        </w:tc>
+      </w:tr>
+      <w:tr>
+        <w:tc>
+          <w:tcPr>
+            <w:tcW w:type="dxa" w:w="2700"/>
+            <w:tcBorders>
+              <w:top w:val="single" w:sz="1" w:space="0" w:color="CCCCCC"/>
+              <w:left w:val="single" w:sz="1" w:space="0" w:color="CCCCCC"/>
+              <w:bottom w:val="single" w:sz="1" w:space="0" w:color="CCCCCC"/>
+              <w:right w:val="single" w:sz="1" w:space="0" w:color="CCCCCC"/>
+            </w:tcBorders>
+            <w:shd w:val="clear" w:color="auto" w:fill="EEF3FA"/>
+            <w:tcMar>
+              <w:top w:w="80" w:type="dxa"/>
+              <w:left w:w="120" w:type="dxa"/>
+              <w:bottom w:w="80" w:type="dxa"/>
+              <w:right w:w="120" w:type="dxa"/>
+            </w:tcMar>
+          </w:tcPr>
+          <w:p>
+            <w:pPr/>
+            <w:r>
+              <w:rPr>
+                <w:sz w:val="20"/>
+              </w:rPr>
+              <w:t>EventProfile</w:t>
+            </w:r>
+          </w:p>
+        </w:tc>
+        <w:tc>
+          <w:tcPr>
+            <w:tcW w:type="dxa" w:w="6660"/>
+            <w:tcBorders>
+              <w:top w:val="single" w:sz="1" w:space="0" w:color="CCCCCC"/>
+              <w:left w:val="single" w:sz="1" w:space="0" w:color="CCCCCC"/>
+              <w:bottom w:val="single" w:sz="1" w:space="0" w:color="CCCCCC"/>
+              <w:right w:val="single" w:sz="1" w:space="0" w:color="CCCCCC"/>
+            </w:tcBorders>
+            <w:shd w:val="clear" w:color="auto" w:fill="EEF3FA"/>
+            <w:tcMar>
+              <w:top w:w="80" w:type="dxa"/>
+              <w:left w:w="120" w:type="dxa"/>
+              <w:bottom w:w="80" w:type="dxa"/>
+              <w:right w:w="120" w:type="dxa"/>
+            </w:tcMar>
+          </w:tcPr>
+          <w:p>
+            <w:pPr/>
+            <w:r>
+              <w:rPr>
+                <w:sz w:val="20"/>
+              </w:rPr>
+              <w:t>Esemény metaadatok (events tábla)</w:t>
+            </w:r>
+          </w:p>
+        </w:tc>
+      </w:tr>
+      <w:tr>
+        <w:tc>
+          <w:tcPr>
+            <w:tcW w:type="dxa" w:w="2700"/>
+            <w:tcBorders>
+              <w:top w:val="single" w:sz="1" w:space="0" w:color="CCCCCC"/>
+              <w:left w:val="single" w:sz="1" w:space="0" w:color="CCCCCC"/>
+              <w:bottom w:val="single" w:sz="1" w:space="0" w:color="CCCCCC"/>
+              <w:right w:val="single" w:sz="1" w:space="0" w:color="CCCCCC"/>
+            </w:tcBorders>
+            <w:shd w:val="clear" w:color="auto" w:fill="FFFFFF"/>
+            <w:tcMar>
+              <w:top w:w="80" w:type="dxa"/>
+              <w:left w:w="120" w:type="dxa"/>
+              <w:bottom w:w="80" w:type="dxa"/>
+              <w:right w:w="120" w:type="dxa"/>
+            </w:tcMar>
+          </w:tcPr>
+          <w:p>
+            <w:pPr/>
+            <w:r>
+              <w:rPr>
+                <w:sz w:val="20"/>
+              </w:rPr>
+              <w:t>ActivityLogEntry</w:t>
+            </w:r>
+          </w:p>
+        </w:tc>
+        <w:tc>
+          <w:tcPr>
+            <w:tcW w:type="dxa" w:w="6660"/>
+            <w:tcBorders>
+              <w:top w:val="single" w:sz="1" w:space="0" w:color="CCCCCC"/>
+              <w:left w:val="single" w:sz="1" w:space="0" w:color="CCCCCC"/>
+              <w:bottom w:val="single" w:sz="1" w:space="0" w:color="CCCCCC"/>
+              <w:right w:val="single" w:sz="1" w:space="0" w:color="CCCCCC"/>
+            </w:tcBorders>
+            <w:shd w:val="clear" w:color="auto" w:fill="FFFFFF"/>
+            <w:tcMar>
+              <w:top w:w="80" w:type="dxa"/>
+              <w:left w:w="120" w:type="dxa"/>
+              <w:bottom w:w="80" w:type="dxa"/>
+              <w:right w:w="120" w:type="dxa"/>
+            </w:tcMar>
+          </w:tcPr>
+          <w:p>
+            <w:pPr/>
+            <w:r>
+              <w:rPr>
+                <w:sz w:val="20"/>
+              </w:rPr>
+              <w:t>Audit napló sor</w:t>
+            </w:r>
+          </w:p>
+        </w:tc>
+      </w:tr>
+      <w:tr>
+        <w:tc>
+          <w:tcPr>
+            <w:tcW w:type="dxa" w:w="2700"/>
+            <w:tcBorders>
+              <w:top w:val="single" w:sz="1" w:space="0" w:color="CCCCCC"/>
+              <w:left w:val="single" w:sz="1" w:space="0" w:color="CCCCCC"/>
+              <w:bottom w:val="single" w:sz="1" w:space="0" w:color="CCCCCC"/>
+              <w:right w:val="single" w:sz="1" w:space="0" w:color="CCCCCC"/>
+            </w:tcBorders>
+            <w:shd w:val="clear" w:color="auto" w:fill="EEF3FA"/>
+            <w:tcMar>
+              <w:top w:w="80" w:type="dxa"/>
+              <w:left w:w="120" w:type="dxa"/>
+              <w:bottom w:w="80" w:type="dxa"/>
+              <w:right w:w="120" w:type="dxa"/>
+            </w:tcMar>
+          </w:tcPr>
+          <w:p>
+            <w:pPr/>
+            <w:r>
+              <w:rPr>
+                <w:sz w:val="20"/>
+              </w:rPr>
+              <w:t>BulkUpdateSessionsBody</w:t>
+            </w:r>
+          </w:p>
+        </w:tc>
+        <w:tc>
+          <w:tcPr>
+            <w:tcW w:type="dxa" w:w="6660"/>
+            <w:tcBorders>
+              <w:top w:val="single" w:sz="1" w:space="0" w:color="CCCCCC"/>
+              <w:left w:val="single" w:sz="1" w:space="0" w:color="CCCCCC"/>
+              <w:bottom w:val="single" w:sz="1" w:space="0" w:color="CCCCCC"/>
+              <w:right w:val="single" w:sz="1" w:space="0" w:color="CCCCCC"/>
+            </w:tcBorders>
+            <w:shd w:val="clear" w:color="auto" w:fill="EEF3FA"/>
+            <w:tcMar>
+              <w:top w:w="80" w:type="dxa"/>
+              <w:left w:w="120" w:type="dxa"/>
+              <w:bottom w:w="80" w:type="dxa"/>
+              <w:right w:w="120" w:type="dxa"/>
+            </w:tcMar>
+          </w:tcPr>
+          <w:p>
+            <w:pPr/>
+            <w:r>
+              <w:rPr>
+                <w:sz w:val="20"/>
+              </w:rPr>
+              <w:t>Tömeges PATCH törzs</w:t>
             </w:r>
           </w:p>
         </w:tc>
@@ -19150,15 +20544,7 @@
         <w:spacing w:before="60" w:after="80"/>
       </w:pPr>
       <w:r>
-        <w:t xml:space="preserve">Amikor egy szervező új előadást hoz létre, az </w:t>
-      </w:r>
-      <w:proofErr w:type="spellStart"/>
-      <w:r>
-        <w:t>App.tsx</w:t>
-      </w:r>
-      <w:proofErr w:type="spellEnd"/>
-      <w:r>
-        <w:t xml:space="preserve"> egy kliens-oldali ütközés-ellenőrzést végez a szerverre küldött POST kérés előtt.</w:t>
+        <w:t>BookingModal élő ütközés-előnézet; sessionConflicts.ts ellenőrzés a szerveren is.</w:t>
       </w:r>
     </w:p>
     <w:p>
@@ -19367,7 +20753,7 @@
         <w:spacing w:before="60" w:after="80"/>
       </w:pPr>
       <w:r>
-        <w:t>Ez az ellenőrzés jelenleg csak kliens-oldali. A szerver-oldali érvényesítés még nincs implementálva. Jövőbeli fejlesztésként adatbázis-szintű megszorítás vagy szerver-oldali lekérdezés is hozzáadható.</w:t>
+        <w:t>Ellenőrzés kliensen és szerveren (POST/PATCH /api/sessions). Ütközés: HTTP 409.</w:t>
       </w:r>
     </w:p>
     <w:p>
@@ -19982,39 +21368,7 @@
         <w:spacing w:before="40" w:after="40"/>
       </w:pPr>
       <w:r>
-        <w:t xml:space="preserve">Az </w:t>
-      </w:r>
-      <w:proofErr w:type="spellStart"/>
-      <w:r>
-        <w:t>admin</w:t>
-      </w:r>
-      <w:proofErr w:type="spellEnd"/>
-      <w:r>
-        <w:t xml:space="preserve"> végpontok ellenőrzik az X-</w:t>
-      </w:r>
-      <w:proofErr w:type="spellStart"/>
-      <w:r>
-        <w:t>User</w:t>
-      </w:r>
-      <w:proofErr w:type="spellEnd"/>
-      <w:r>
-        <w:t>-</w:t>
-      </w:r>
-      <w:proofErr w:type="spellStart"/>
-      <w:r>
-        <w:t>Id</w:t>
-      </w:r>
-      <w:proofErr w:type="spellEnd"/>
-      <w:r>
-        <w:t xml:space="preserve"> fejlécet, és adatbázis-lekérdezéssel megerősítik az </w:t>
-      </w:r>
-      <w:proofErr w:type="spellStart"/>
-      <w:r>
-        <w:t>admin</w:t>
-      </w:r>
-      <w:proofErr w:type="spellEnd"/>
-      <w:r>
-        <w:t xml:space="preserve"> szerepkört.</w:t>
+        <w:t>A védett végpontok JWT tokent és szerepkört ellenőriznek.</w:t>
       </w:r>
     </w:p>
     <w:p>
@@ -20047,11 +21401,9 @@
       <w:pPr>
         <w:pStyle w:val="Cmsor2"/>
       </w:pPr>
-      <w:bookmarkStart w:id="61" w:name="_Toc231281599"/>
-      <w:r>
-        <w:t>15.2 Ismert korlátok / Jövőbeli fejlesztések</w:t>
-      </w:r>
-      <w:bookmarkEnd w:id="61"/>
+      <w:r>
+        <w:t>15.2 További megjegyzések</w:t>
+      </w:r>
     </w:p>
     <w:p>
       <w:pPr>
@@ -20063,52 +21415,7 @@
         <w:spacing w:before="40" w:after="40"/>
       </w:pPr>
       <w:r>
-        <w:t>Nincs JWT vagy munkamenet-</w:t>
-      </w:r>
-      <w:proofErr w:type="spellStart"/>
-      <w:r>
-        <w:t>token</w:t>
-      </w:r>
-      <w:proofErr w:type="spellEnd"/>
-      <w:r>
-        <w:t xml:space="preserve"> — az X-</w:t>
-      </w:r>
-      <w:proofErr w:type="spellStart"/>
-      <w:r>
-        <w:t>User</w:t>
-      </w:r>
-      <w:proofErr w:type="spellEnd"/>
-      <w:r>
-        <w:t>-</w:t>
-      </w:r>
-      <w:proofErr w:type="spellStart"/>
-      <w:r>
-        <w:t>Id</w:t>
-      </w:r>
-      <w:proofErr w:type="spellEnd"/>
-      <w:r>
-        <w:t xml:space="preserve"> fejléc meghamisítható. A JWT infrastruktúra be van kötve </w:t>
-      </w:r>
-      <w:proofErr w:type="gramStart"/>
-      <w:r>
-        <w:t>(.</w:t>
-      </w:r>
-      <w:proofErr w:type="spellStart"/>
-      <w:r>
-        <w:t>env</w:t>
-      </w:r>
-      <w:proofErr w:type="spellEnd"/>
-      <w:proofErr w:type="gramEnd"/>
-      <w:r>
-        <w:t xml:space="preserve"> tartalmazza a JWT_SECRET-</w:t>
-      </w:r>
-      <w:proofErr w:type="spellStart"/>
-      <w:r>
-        <w:t>et</w:t>
-      </w:r>
-      <w:proofErr w:type="spellEnd"/>
-      <w:r>
-        <w:t>), de még nem aktív.</w:t>
+        <w:t>Productionben kötelező egyedi JWT_SECRET — az alapértelmezett dev kulcs tiltott.</w:t>
       </w:r>
     </w:p>
     <w:p>
@@ -20121,7 +21428,7 @@
         <w:spacing w:before="40" w:after="40"/>
       </w:pPr>
       <w:r>
-        <w:t>A foglalási ütközés-ellenőrzés csak kliens-oldali; közvetlen API-hívásokon keresztül duplikált előadások hozhatók létre.</w:t>
+        <w:t>Rate limit: login/register — 20 kérés / 15 perc / IP (rateLimit.ts).</w:t>
       </w:r>
     </w:p>
     <w:p>
@@ -20134,15 +21441,7 @@
         <w:spacing w:before="40" w:after="40"/>
       </w:pPr>
       <w:r>
-        <w:t>Nincs sebességkorlátozás (</w:t>
-      </w:r>
-      <w:proofErr w:type="spellStart"/>
-      <w:r>
-        <w:t>rate</w:t>
-      </w:r>
-      <w:proofErr w:type="spellEnd"/>
-      <w:r>
-        <w:t xml:space="preserve"> limiting) a hitelesítési végpontokon.</w:t>
+        <w:t>Booker termek: user_rooms korlátozhatja, mely termekbe foglalhat.</w:t>
       </w:r>
     </w:p>
     <w:p>
@@ -20155,15 +21454,7 @@
         <w:spacing w:before="40" w:after="40"/>
       </w:pPr>
       <w:r>
-        <w:t>A termek és előadók táblái nem kezelhetők a UI-</w:t>
-      </w:r>
-      <w:proofErr w:type="spellStart"/>
-      <w:r>
-        <w:t>on</w:t>
-      </w:r>
-      <w:proofErr w:type="spellEnd"/>
-      <w:r>
-        <w:t xml:space="preserve"> keresztül — közvetlen adatbázis-hozzáférés vagy új API-végpontok szükségesek.</w:t>
+        <w:t>Előadók admin UI-on; termek GET /api/rooms + RoomsUsage nézetben.</w:t>
       </w:r>
     </w:p>
     <w:p>
@@ -20176,7 +21467,15 @@
         <w:spacing w:before="40" w:after="40"/>
       </w:pPr>
       <w:r>
-        <w:t>A jelszó-visszaállítás és az e-mail-megerősítés nincs implementálva.</w:t>
+        <w:t>Audit napló (activity_log) rögzíti a fontos műveleteket.</w:t>
+      </w:r>
+    </w:p>
+    <w:p>
+      <w:pPr>
+        <w:pStyle w:val="Listaszerbekezds"/>
+      </w:pPr>
+      <w:r>
+        <w:t>Jelszó-visszaállítás és e-mail nincs implementálva.</w:t>
       </w:r>
     </w:p>
     <w:p>
@@ -20392,11 +21691,7 @@
           </w:tcPr>
           <w:p>
             <w:r>
-              <w:rPr>
-                <w:sz w:val="20"/>
-                <w:szCs w:val="20"/>
-              </w:rPr>
-              <w:t>Foglalásokat létrehozó és kezelő felhasználó. Egyes UI-feliratokon "Szervező" névvel szerepel.</w:t>
+              <w:t>Programépítő; user_rooms korlátozhatja a foglalható termeket.</w:t>
             </w:r>
           </w:p>
         </w:tc>
@@ -20420,6 +21715,7 @@
             </w:tcMar>
           </w:tcPr>
           <w:p>
+            <w:pPr/>
             <w:proofErr w:type="spellStart"/>
             <w:r>
               <w:rPr>
@@ -20456,6 +21752,7 @@
             </w:tcMar>
           </w:tcPr>
           <w:p>
+            <w:pPr/>
             <w:r>
               <w:rPr>
                 <w:sz w:val="20"/>
@@ -20485,6 +21782,7 @@
             </w:tcMar>
           </w:tcPr>
           <w:p>
+            <w:pPr/>
             <w:r>
               <w:rPr>
                 <w:sz w:val="20"/>
@@ -20512,6 +21810,7 @@
             </w:tcMar>
           </w:tcPr>
           <w:p>
+            <w:pPr/>
             <w:r>
               <w:rPr>
                 <w:sz w:val="20"/>
@@ -20557,6 +21856,7 @@
             </w:tcMar>
           </w:tcPr>
           <w:p>
+            <w:pPr/>
             <w:proofErr w:type="spellStart"/>
             <w:r>
               <w:rPr>
@@ -20593,6 +21893,7 @@
             </w:tcMar>
           </w:tcPr>
           <w:p>
+            <w:pPr/>
             <w:r>
               <w:rPr>
                 <w:sz w:val="20"/>
@@ -20622,6 +21923,7 @@
             </w:tcMar>
           </w:tcPr>
           <w:p>
+            <w:pPr/>
             <w:proofErr w:type="spellStart"/>
             <w:r>
               <w:rPr>
@@ -20658,6 +21960,7 @@
             </w:tcMar>
           </w:tcPr>
           <w:p>
+            <w:pPr/>
             <w:r>
               <w:rPr>
                 <w:sz w:val="20"/>
@@ -20687,6 +21990,7 @@
             </w:tcMar>
           </w:tcPr>
           <w:p>
+            <w:pPr/>
             <w:proofErr w:type="spellStart"/>
             <w:r>
               <w:rPr>
@@ -20723,6 +22027,7 @@
             </w:tcMar>
           </w:tcPr>
           <w:p>
+            <w:pPr/>
             <w:r>
               <w:rPr>
                 <w:sz w:val="20"/>
@@ -20768,6 +22073,7 @@
             </w:tcMar>
           </w:tcPr>
           <w:p>
+            <w:pPr/>
             <w:r>
               <w:rPr>
                 <w:sz w:val="20"/>
@@ -20795,12 +22101,10 @@
             </w:tcMar>
           </w:tcPr>
           <w:p>
-            <w:r>
-              <w:rPr>
-                <w:sz w:val="20"/>
-                <w:szCs w:val="20"/>
-              </w:rPr>
-              <w:t>Frontend-oldali érvényesítés: ugyanabban a teremben két előadás között legalább 2 óra szünetnek kell lennie.</w:t>
+            <w:pPr/>
+            <w:r>
+              <w:rPr/>
+              <w:t>Kliens + szerver: terem (2 óra) és előadó ütközés.</w:t>
             </w:r>
           </w:p>
         </w:tc>
@@ -20824,6 +22128,7 @@
             </w:tcMar>
           </w:tcPr>
           <w:p>
+            <w:pPr/>
             <w:r>
               <w:rPr>
                 <w:sz w:val="20"/>
@@ -20851,6 +22156,7 @@
             </w:tcMar>
           </w:tcPr>
           <w:p>
+            <w:pPr/>
             <w:r>
               <w:rPr>
                 <w:sz w:val="20"/>
@@ -20928,6 +22234,7 @@
             </w:tcMar>
           </w:tcPr>
           <w:p>
+            <w:pPr/>
             <w:proofErr w:type="spellStart"/>
             <w:r>
               <w:rPr>
@@ -20964,6 +22271,7 @@
             </w:tcMar>
           </w:tcPr>
           <w:p>
+            <w:pPr/>
             <w:r>
               <w:rPr>
                 <w:sz w:val="20"/>
@@ -20986,6 +22294,116 @@
                 <w:szCs w:val="20"/>
               </w:rPr>
               <w:t xml:space="preserve"> felhasználók).</w:t>
+            </w:r>
+          </w:p>
+        </w:tc>
+      </w:tr>
+      <w:tr>
+        <w:tc>
+          <w:tcPr>
+            <w:tcW w:type="dxa" w:w="2700"/>
+            <w:tcBorders>
+              <w:top w:val="single" w:sz="1" w:space="0" w:color="CCCCCC"/>
+              <w:left w:val="single" w:sz="1" w:space="0" w:color="CCCCCC"/>
+              <w:bottom w:val="single" w:sz="1" w:space="0" w:color="CCCCCC"/>
+              <w:right w:val="single" w:sz="1" w:space="0" w:color="CCCCCC"/>
+            </w:tcBorders>
+            <w:shd w:val="clear" w:color="auto" w:fill="EEF3FA"/>
+            <w:tcMar>
+              <w:top w:w="80" w:type="dxa"/>
+              <w:left w:w="120" w:type="dxa"/>
+              <w:bottom w:w="80" w:type="dxa"/>
+              <w:right w:w="120" w:type="dxa"/>
+            </w:tcMar>
+          </w:tcPr>
+          <w:p>
+            <w:pPr/>
+            <w:r>
+              <w:rPr>
+                <w:sz w:val="20"/>
+              </w:rPr>
+              <w:t>Audit napló</w:t>
+            </w:r>
+          </w:p>
+        </w:tc>
+        <w:tc>
+          <w:tcPr>
+            <w:tcW w:type="dxa" w:w="6660"/>
+            <w:tcBorders>
+              <w:top w:val="single" w:sz="1" w:space="0" w:color="CCCCCC"/>
+              <w:left w:val="single" w:sz="1" w:space="0" w:color="CCCCCC"/>
+              <w:bottom w:val="single" w:sz="1" w:space="0" w:color="CCCCCC"/>
+              <w:right w:val="single" w:sz="1" w:space="0" w:color="CCCCCC"/>
+            </w:tcBorders>
+            <w:shd w:val="clear" w:color="auto" w:fill="EEF3FA"/>
+            <w:tcMar>
+              <w:top w:w="80" w:type="dxa"/>
+              <w:left w:w="120" w:type="dxa"/>
+              <w:bottom w:w="80" w:type="dxa"/>
+              <w:right w:w="120" w:type="dxa"/>
+            </w:tcMar>
+          </w:tcPr>
+          <w:p>
+            <w:pPr/>
+            <w:r>
+              <w:rPr>
+                <w:sz w:val="20"/>
+              </w:rPr>
+              <w:t>activity_log — műveletek naplózása</w:t>
+            </w:r>
+          </w:p>
+        </w:tc>
+      </w:tr>
+      <w:tr>
+        <w:tc>
+          <w:tcPr>
+            <w:tcW w:type="dxa" w:w="2700"/>
+            <w:tcBorders>
+              <w:top w:val="single" w:sz="1" w:space="0" w:color="CCCCCC"/>
+              <w:left w:val="single" w:sz="1" w:space="0" w:color="CCCCCC"/>
+              <w:bottom w:val="single" w:sz="1" w:space="0" w:color="CCCCCC"/>
+              <w:right w:val="single" w:sz="1" w:space="0" w:color="CCCCCC"/>
+            </w:tcBorders>
+            <w:shd w:val="clear" w:color="auto" w:fill="FFFFFF"/>
+            <w:tcMar>
+              <w:top w:w="80" w:type="dxa"/>
+              <w:left w:w="120" w:type="dxa"/>
+              <w:bottom w:w="80" w:type="dxa"/>
+              <w:right w:w="120" w:type="dxa"/>
+            </w:tcMar>
+          </w:tcPr>
+          <w:p>
+            <w:pPr/>
+            <w:r>
+              <w:rPr>
+                <w:sz w:val="20"/>
+              </w:rPr>
+              <w:t>Esemény profil</w:t>
+            </w:r>
+          </w:p>
+        </w:tc>
+        <w:tc>
+          <w:tcPr>
+            <w:tcW w:type="dxa" w:w="6660"/>
+            <w:tcBorders>
+              <w:top w:val="single" w:sz="1" w:space="0" w:color="CCCCCC"/>
+              <w:left w:val="single" w:sz="1" w:space="0" w:color="CCCCCC"/>
+              <w:bottom w:val="single" w:sz="1" w:space="0" w:color="CCCCCC"/>
+              <w:right w:val="single" w:sz="1" w:space="0" w:color="CCCCCC"/>
+            </w:tcBorders>
+            <w:shd w:val="clear" w:color="auto" w:fill="FFFFFF"/>
+            <w:tcMar>
+              <w:top w:w="80" w:type="dxa"/>
+              <w:left w:w="120" w:type="dxa"/>
+              <w:bottom w:w="80" w:type="dxa"/>
+              <w:right w:w="120" w:type="dxa"/>
+            </w:tcMar>
+          </w:tcPr>
+          <w:p>
+            <w:pPr/>
+            <w:r>
+              <w:rPr/>
+              <w:t>events — nyilvános hero, visszaszámláló</w:t>
             </w:r>
           </w:p>
         </w:tc>

--- a/documentation/EventFlow_Dokumentacio.docx
+++ b/documentation/EventFlow_Dokumentacio.docx
@@ -5576,25 +5576,8 @@
         <w:spacing w:before="30" w:after="30"/>
         <w:ind w:left="360"/>
       </w:pPr>
-      <w:proofErr w:type="spellStart"/>
-      <w:r>
-        <w:rPr>
-          <w:rFonts w:ascii="Courier New" w:eastAsia="Courier New" w:hAnsi="Courier New" w:cs="Courier New"/>
-          <w:color w:val="1A3A5C"/>
-          <w:sz w:val="18"/>
-          <w:szCs w:val="18"/>
-        </w:rPr>
-        <w:t>eventflow</w:t>
-      </w:r>
-      <w:proofErr w:type="spellEnd"/>
-      <w:r>
-        <w:rPr>
-          <w:rFonts w:ascii="Courier New" w:eastAsia="Courier New" w:hAnsi="Courier New" w:cs="Courier New"/>
-          <w:color w:val="1A3A5C"/>
-          <w:sz w:val="18"/>
-          <w:szCs w:val="18"/>
-        </w:rPr>
-        <w:t>/</w:t>
+      <w:r>
+        <w:t>eventflow/</w:t>
       </w:r>
     </w:p>
     <w:p>
@@ -5603,35 +5586,7 @@
         <w:spacing w:before="30" w:after="30"/>
         <w:ind w:left="360"/>
       </w:pPr>
-      <w:r>
-        <w:rPr>
-          <w:rFonts w:ascii="Courier New" w:eastAsia="Courier New" w:hAnsi="Courier New" w:cs="Courier New"/>
-          <w:color w:val="1A3A5C"/>
-          <w:sz w:val="18"/>
-          <w:szCs w:val="18"/>
-        </w:rPr>
-        <w:t xml:space="preserve">├── </w:t>
-      </w:r>
-      <w:proofErr w:type="spellStart"/>
-      <w:r>
-        <w:rPr>
-          <w:rFonts w:ascii="Courier New" w:eastAsia="Courier New" w:hAnsi="Courier New" w:cs="Courier New"/>
-          <w:color w:val="1A3A5C"/>
-          <w:sz w:val="18"/>
-          <w:szCs w:val="18"/>
-        </w:rPr>
-        <w:t>src</w:t>
-      </w:r>
-      <w:proofErr w:type="spellEnd"/>
-      <w:r>
-        <w:rPr>
-          <w:rFonts w:ascii="Courier New" w:eastAsia="Courier New" w:hAnsi="Courier New" w:cs="Courier New"/>
-          <w:color w:val="1A3A5C"/>
-          <w:sz w:val="18"/>
-          <w:szCs w:val="18"/>
-        </w:rPr>
-        <w:t>/</w:t>
-      </w:r>
+      <w:r/>
     </w:p>
     <w:p>
       <w:pPr>
@@ -5639,15 +5594,7 @@
         <w:spacing w:before="30" w:after="30"/>
         <w:ind w:left="360"/>
       </w:pPr>
-      <w:r>
-        <w:rPr>
-          <w:rFonts w:ascii="Courier New" w:eastAsia="Courier New" w:hAnsi="Courier New" w:cs="Courier New"/>
-          <w:color w:val="1A3A5C"/>
-          <w:sz w:val="18"/>
-          <w:szCs w:val="18"/>
-        </w:rPr>
-        <w:t>│   ├── backend/</w:t>
-      </w:r>
+      <w:r/>
     </w:p>
     <w:p>
       <w:pPr>
@@ -5655,35 +5602,7 @@
         <w:spacing w:before="30" w:after="30"/>
         <w:ind w:left="360"/>
       </w:pPr>
-      <w:r>
-        <w:rPr>
-          <w:rFonts w:ascii="Courier New" w:eastAsia="Courier New" w:hAnsi="Courier New" w:cs="Courier New"/>
-          <w:color w:val="1A3A5C"/>
-          <w:sz w:val="18"/>
-          <w:szCs w:val="18"/>
-        </w:rPr>
-        <w:t xml:space="preserve">│   │   ├── </w:t>
-      </w:r>
-      <w:proofErr w:type="spellStart"/>
-      <w:r>
-        <w:rPr>
-          <w:rFonts w:ascii="Courier New" w:eastAsia="Courier New" w:hAnsi="Courier New" w:cs="Courier New"/>
-          <w:color w:val="1A3A5C"/>
-          <w:sz w:val="18"/>
-          <w:szCs w:val="18"/>
-        </w:rPr>
-        <w:t>server.ts</w:t>
-      </w:r>
-      <w:proofErr w:type="spellEnd"/>
-      <w:r>
-        <w:rPr>
-          <w:rFonts w:ascii="Courier New" w:eastAsia="Courier New" w:hAnsi="Courier New" w:cs="Courier New"/>
-          <w:color w:val="1A3A5C"/>
-          <w:sz w:val="18"/>
-          <w:szCs w:val="18"/>
-        </w:rPr>
-        <w:t xml:space="preserve">          Express REST API</w:t>
-      </w:r>
+      <w:r/>
     </w:p>
     <w:p>
       <w:pPr>
@@ -5691,9 +5610,7 @@
         <w:spacing w:before="30" w:after="30"/>
         <w:ind w:left="360"/>
       </w:pPr>
-      <w:r>
-        <w:t>│   │   ├── auth.ts             JWT hitelesítés, middleware</w:t>
-      </w:r>
+      <w:r/>
     </w:p>
     <w:p>
       <w:pPr>
@@ -5701,9 +5618,7 @@
         <w:spacing w:before="30" w:after="30"/>
         <w:ind w:left="360"/>
       </w:pPr>
-      <w:r>
-        <w:t>│   │   ├── dbSchema.ts         Automatikus séma migrációk</w:t>
-      </w:r>
+      <w:r/>
     </w:p>
     <w:p>
       <w:pPr>
@@ -5711,9 +5626,7 @@
         <w:spacing w:before="30" w:after="30"/>
         <w:ind w:left="360"/>
       </w:pPr>
-      <w:r>
-        <w:t>│   │   ├── sessionConflicts.ts Ütközés-ellenőrzés (szerver)</w:t>
-      </w:r>
+      <w:r/>
     </w:p>
     <w:p>
       <w:pPr>
@@ -5721,55 +5634,7 @@
         <w:spacing w:before="30" w:after="30"/>
         <w:ind w:left="360"/>
       </w:pPr>
-      <w:r>
-        <w:rPr>
-          <w:rFonts w:ascii="Courier New" w:eastAsia="Courier New" w:hAnsi="Courier New" w:cs="Courier New"/>
-          <w:color w:val="1A3A5C"/>
-          <w:sz w:val="18"/>
-          <w:szCs w:val="18"/>
-        </w:rPr>
-        <w:t xml:space="preserve">│       ├── </w:t>
-      </w:r>
-      <w:proofErr w:type="spellStart"/>
-      <w:r>
-        <w:rPr>
-          <w:rFonts w:ascii="Courier New" w:eastAsia="Courier New" w:hAnsi="Courier New" w:cs="Courier New"/>
-          <w:color w:val="1A3A5C"/>
-          <w:sz w:val="18"/>
-          <w:szCs w:val="18"/>
-        </w:rPr>
-        <w:t>main.tsx</w:t>
-      </w:r>
-      <w:proofErr w:type="spellEnd"/>
-      <w:r>
-        <w:rPr>
-          <w:rFonts w:ascii="Courier New" w:eastAsia="Courier New" w:hAnsi="Courier New" w:cs="Courier New"/>
-          <w:color w:val="1A3A5C"/>
-          <w:sz w:val="18"/>
-          <w:szCs w:val="18"/>
-        </w:rPr>
-        <w:t xml:space="preserve">           </w:t>
-      </w:r>
-      <w:proofErr w:type="spellStart"/>
-      <w:r>
-        <w:rPr>
-          <w:rFonts w:ascii="Courier New" w:eastAsia="Courier New" w:hAnsi="Courier New" w:cs="Courier New"/>
-          <w:color w:val="1A3A5C"/>
-          <w:sz w:val="18"/>
-          <w:szCs w:val="18"/>
-        </w:rPr>
-        <w:t>React</w:t>
-      </w:r>
-      <w:proofErr w:type="spellEnd"/>
-      <w:r>
-        <w:rPr>
-          <w:rFonts w:ascii="Courier New" w:eastAsia="Courier New" w:hAnsi="Courier New" w:cs="Courier New"/>
-          <w:color w:val="1A3A5C"/>
-          <w:sz w:val="18"/>
-          <w:szCs w:val="18"/>
-        </w:rPr>
-        <w:t xml:space="preserve"> belépési pont</w:t>
-      </w:r>
+      <w:r/>
     </w:p>
     <w:p>
       <w:pPr>
@@ -5777,35 +5642,7 @@
         <w:spacing w:before="30" w:after="30"/>
         <w:ind w:left="360"/>
       </w:pPr>
-      <w:r>
-        <w:rPr>
-          <w:rFonts w:ascii="Courier New" w:eastAsia="Courier New" w:hAnsi="Courier New" w:cs="Courier New"/>
-          <w:color w:val="1A3A5C"/>
-          <w:sz w:val="18"/>
-          <w:szCs w:val="18"/>
-        </w:rPr>
-        <w:t xml:space="preserve">│       ├── </w:t>
-      </w:r>
-      <w:proofErr w:type="spellStart"/>
-      <w:r>
-        <w:rPr>
-          <w:rFonts w:ascii="Courier New" w:eastAsia="Courier New" w:hAnsi="Courier New" w:cs="Courier New"/>
-          <w:color w:val="1A3A5C"/>
-          <w:sz w:val="18"/>
-          <w:szCs w:val="18"/>
-        </w:rPr>
-        <w:t>Root.tsx</w:t>
-      </w:r>
-      <w:proofErr w:type="spellEnd"/>
-      <w:r>
-        <w:rPr>
-          <w:rFonts w:ascii="Courier New" w:eastAsia="Courier New" w:hAnsi="Courier New" w:cs="Courier New"/>
-          <w:color w:val="1A3A5C"/>
-          <w:sz w:val="18"/>
-          <w:szCs w:val="18"/>
-        </w:rPr>
-        <w:t xml:space="preserve">           Alkalmazás váz / útválasztás</w:t>
-      </w:r>
+      <w:r/>
     </w:p>
     <w:p>
       <w:pPr>
@@ -5813,35 +5650,7 @@
         <w:spacing w:before="30" w:after="30"/>
         <w:ind w:left="360"/>
       </w:pPr>
-      <w:r>
-        <w:rPr>
-          <w:rFonts w:ascii="Courier New" w:eastAsia="Courier New" w:hAnsi="Courier New" w:cs="Courier New"/>
-          <w:color w:val="1A3A5C"/>
-          <w:sz w:val="18"/>
-          <w:szCs w:val="18"/>
-        </w:rPr>
-        <w:t xml:space="preserve">│       ├── </w:t>
-      </w:r>
-      <w:proofErr w:type="spellStart"/>
-      <w:r>
-        <w:rPr>
-          <w:rFonts w:ascii="Courier New" w:eastAsia="Courier New" w:hAnsi="Courier New" w:cs="Courier New"/>
-          <w:color w:val="1A3A5C"/>
-          <w:sz w:val="18"/>
-          <w:szCs w:val="18"/>
-        </w:rPr>
-        <w:t>App.tsx</w:t>
-      </w:r>
-      <w:proofErr w:type="spellEnd"/>
-      <w:r>
-        <w:rPr>
-          <w:rFonts w:ascii="Courier New" w:eastAsia="Courier New" w:hAnsi="Courier New" w:cs="Courier New"/>
-          <w:color w:val="1A3A5C"/>
-          <w:sz w:val="18"/>
-          <w:szCs w:val="18"/>
-        </w:rPr>
-        <w:t xml:space="preserve">            Szervező irányítópult</w:t>
-      </w:r>
+      <w:r/>
     </w:p>
     <w:p>
       <w:pPr>
@@ -5849,55 +5658,7 @@
         <w:spacing w:before="30" w:after="30"/>
         <w:ind w:left="360"/>
       </w:pPr>
-      <w:r>
-        <w:rPr>
-          <w:rFonts w:ascii="Courier New" w:eastAsia="Courier New" w:hAnsi="Courier New" w:cs="Courier New"/>
-          <w:color w:val="1A3A5C"/>
-          <w:sz w:val="18"/>
-          <w:szCs w:val="18"/>
-        </w:rPr>
-        <w:t xml:space="preserve">│       ├── </w:t>
-      </w:r>
-      <w:proofErr w:type="spellStart"/>
-      <w:r>
-        <w:rPr>
-          <w:rFonts w:ascii="Courier New" w:eastAsia="Courier New" w:hAnsi="Courier New" w:cs="Courier New"/>
-          <w:color w:val="1A3A5C"/>
-          <w:sz w:val="18"/>
-          <w:szCs w:val="18"/>
-        </w:rPr>
-        <w:t>AdminApp.tsx</w:t>
-      </w:r>
-      <w:proofErr w:type="spellEnd"/>
-      <w:r>
-        <w:rPr>
-          <w:rFonts w:ascii="Courier New" w:eastAsia="Courier New" w:hAnsi="Courier New" w:cs="Courier New"/>
-          <w:color w:val="1A3A5C"/>
-          <w:sz w:val="18"/>
-          <w:szCs w:val="18"/>
-        </w:rPr>
-        <w:t xml:space="preserve">       </w:t>
-      </w:r>
-      <w:proofErr w:type="spellStart"/>
-      <w:r>
-        <w:rPr>
-          <w:rFonts w:ascii="Courier New" w:eastAsia="Courier New" w:hAnsi="Courier New" w:cs="Courier New"/>
-          <w:color w:val="1A3A5C"/>
-          <w:sz w:val="18"/>
-          <w:szCs w:val="18"/>
-        </w:rPr>
-        <w:t>Admin</w:t>
-      </w:r>
-      <w:proofErr w:type="spellEnd"/>
-      <w:r>
-        <w:rPr>
-          <w:rFonts w:ascii="Courier New" w:eastAsia="Courier New" w:hAnsi="Courier New" w:cs="Courier New"/>
-          <w:color w:val="1A3A5C"/>
-          <w:sz w:val="18"/>
-          <w:szCs w:val="18"/>
-        </w:rPr>
-        <w:t xml:space="preserve"> irányítópult</w:t>
-      </w:r>
+      <w:r/>
     </w:p>
     <w:p>
       <w:pPr>
@@ -5905,15 +5666,7 @@
         <w:spacing w:before="30" w:after="30"/>
         <w:ind w:left="360"/>
       </w:pPr>
-      <w:r>
-        <w:rPr>
-          <w:rFonts w:ascii="Courier New" w:eastAsia="Courier New" w:hAnsi="Courier New" w:cs="Courier New"/>
-          <w:color w:val="1A3A5C"/>
-          <w:sz w:val="18"/>
-          <w:szCs w:val="18"/>
-        </w:rPr>
-        <w:t>│       ├── App.css            Globális stílusok</w:t>
-      </w:r>
+      <w:r/>
     </w:p>
     <w:p>
       <w:pPr>
@@ -5921,35 +5674,7 @@
         <w:spacing w:before="30" w:after="30"/>
         <w:ind w:left="360"/>
       </w:pPr>
-      <w:r>
-        <w:rPr>
-          <w:rFonts w:ascii="Courier New" w:eastAsia="Courier New" w:hAnsi="Courier New" w:cs="Courier New"/>
-          <w:color w:val="1A3A5C"/>
-          <w:sz w:val="18"/>
-          <w:szCs w:val="18"/>
-        </w:rPr>
-        <w:t xml:space="preserve">│       ├── </w:t>
-      </w:r>
-      <w:proofErr w:type="spellStart"/>
-      <w:r>
-        <w:rPr>
-          <w:rFonts w:ascii="Courier New" w:eastAsia="Courier New" w:hAnsi="Courier New" w:cs="Courier New"/>
-          <w:color w:val="1A3A5C"/>
-          <w:sz w:val="18"/>
-          <w:szCs w:val="18"/>
-        </w:rPr>
-        <w:t>components</w:t>
-      </w:r>
-      <w:proofErr w:type="spellEnd"/>
-      <w:r>
-        <w:rPr>
-          <w:rFonts w:ascii="Courier New" w:eastAsia="Courier New" w:hAnsi="Courier New" w:cs="Courier New"/>
-          <w:color w:val="1A3A5C"/>
-          <w:sz w:val="18"/>
-          <w:szCs w:val="18"/>
-        </w:rPr>
-        <w:t>/        UI komponensek</w:t>
-      </w:r>
+      <w:r/>
     </w:p>
     <w:p>
       <w:pPr>
@@ -5957,55 +5682,7 @@
         <w:spacing w:before="30" w:after="30"/>
         <w:ind w:left="360"/>
       </w:pPr>
-      <w:r>
-        <w:rPr>
-          <w:rFonts w:ascii="Courier New" w:eastAsia="Courier New" w:hAnsi="Courier New" w:cs="Courier New"/>
-          <w:color w:val="1A3A5C"/>
-          <w:sz w:val="18"/>
-          <w:szCs w:val="18"/>
-        </w:rPr>
-        <w:t xml:space="preserve">│       │   ├── </w:t>
-      </w:r>
-      <w:proofErr w:type="spellStart"/>
-      <w:r>
-        <w:rPr>
-          <w:rFonts w:ascii="Courier New" w:eastAsia="Courier New" w:hAnsi="Courier New" w:cs="Courier New"/>
-          <w:color w:val="1A3A5C"/>
-          <w:sz w:val="18"/>
-          <w:szCs w:val="18"/>
-        </w:rPr>
-        <w:t>admin</w:t>
-      </w:r>
-      <w:proofErr w:type="spellEnd"/>
-      <w:r>
-        <w:rPr>
-          <w:rFonts w:ascii="Courier New" w:eastAsia="Courier New" w:hAnsi="Courier New" w:cs="Courier New"/>
-          <w:color w:val="1A3A5C"/>
-          <w:sz w:val="18"/>
-          <w:szCs w:val="18"/>
-        </w:rPr>
-        <w:t xml:space="preserve">/         Csak </w:t>
-      </w:r>
-      <w:proofErr w:type="spellStart"/>
-      <w:r>
-        <w:rPr>
-          <w:rFonts w:ascii="Courier New" w:eastAsia="Courier New" w:hAnsi="Courier New" w:cs="Courier New"/>
-          <w:color w:val="1A3A5C"/>
-          <w:sz w:val="18"/>
-          <w:szCs w:val="18"/>
-        </w:rPr>
-        <w:t>adminok</w:t>
-      </w:r>
-      <w:proofErr w:type="spellEnd"/>
-      <w:r>
-        <w:rPr>
-          <w:rFonts w:ascii="Courier New" w:eastAsia="Courier New" w:hAnsi="Courier New" w:cs="Courier New"/>
-          <w:color w:val="1A3A5C"/>
-          <w:sz w:val="18"/>
-          <w:szCs w:val="18"/>
-        </w:rPr>
-        <w:t xml:space="preserve"> számára</w:t>
-      </w:r>
+      <w:r/>
     </w:p>
     <w:p>
       <w:pPr>
@@ -6013,26 +5690,7 @@
         <w:spacing w:before="30" w:after="30"/>
         <w:ind w:left="360"/>
       </w:pPr>
-      <w:r>
-        <w:rPr>
-          <w:rFonts w:ascii="Courier New" w:eastAsia="Courier New" w:hAnsi="Courier New" w:cs="Courier New"/>
-          <w:color w:val="1A3A5C"/>
-          <w:sz w:val="18"/>
-          <w:szCs w:val="18"/>
-        </w:rPr>
-        <w:t xml:space="preserve">│       │   ├── </w:t>
-      </w:r>
-      <w:proofErr w:type="spellStart"/>
-      <w:r>
-        <w:rPr>
-          <w:rFonts w:ascii="Courier New" w:eastAsia="Courier New" w:hAnsi="Courier New" w:cs="Courier New"/>
-          <w:color w:val="1A3A5C"/>
-          <w:sz w:val="18"/>
-          <w:szCs w:val="18"/>
-        </w:rPr>
-        <w:t>AgendaView.tsx</w:t>
-      </w:r>
-      <w:proofErr w:type="spellEnd"/>
+      <w:r/>
     </w:p>
     <w:p>
       <w:pPr>
@@ -6040,26 +5698,7 @@
         <w:spacing w:before="30" w:after="30"/>
         <w:ind w:left="360"/>
       </w:pPr>
-      <w:r>
-        <w:rPr>
-          <w:rFonts w:ascii="Courier New" w:eastAsia="Courier New" w:hAnsi="Courier New" w:cs="Courier New"/>
-          <w:color w:val="1A3A5C"/>
-          <w:sz w:val="18"/>
-          <w:szCs w:val="18"/>
-        </w:rPr>
-        <w:t xml:space="preserve">│       │   ├── </w:t>
-      </w:r>
-      <w:proofErr w:type="spellStart"/>
-      <w:r>
-        <w:rPr>
-          <w:rFonts w:ascii="Courier New" w:eastAsia="Courier New" w:hAnsi="Courier New" w:cs="Courier New"/>
-          <w:color w:val="1A3A5C"/>
-          <w:sz w:val="18"/>
-          <w:szCs w:val="18"/>
-        </w:rPr>
-        <w:t>BookingModal.tsx</w:t>
-      </w:r>
-      <w:proofErr w:type="spellEnd"/>
+      <w:r/>
     </w:p>
     <w:p>
       <w:pPr>
@@ -6067,26 +5706,7 @@
         <w:spacing w:before="30" w:after="30"/>
         <w:ind w:left="360"/>
       </w:pPr>
-      <w:r>
-        <w:rPr>
-          <w:rFonts w:ascii="Courier New" w:eastAsia="Courier New" w:hAnsi="Courier New" w:cs="Courier New"/>
-          <w:color w:val="1A3A5C"/>
-          <w:sz w:val="18"/>
-          <w:szCs w:val="18"/>
-        </w:rPr>
-        <w:t xml:space="preserve">│       │   ├── </w:t>
-      </w:r>
-      <w:proofErr w:type="spellStart"/>
-      <w:r>
-        <w:rPr>
-          <w:rFonts w:ascii="Courier New" w:eastAsia="Courier New" w:hAnsi="Courier New" w:cs="Courier New"/>
-          <w:color w:val="1A3A5C"/>
-          <w:sz w:val="18"/>
-          <w:szCs w:val="18"/>
-        </w:rPr>
-        <w:t>CalendarView.tsx</w:t>
-      </w:r>
-      <w:proofErr w:type="spellEnd"/>
+      <w:r/>
     </w:p>
     <w:p>
       <w:pPr>
@@ -6094,9 +5714,7 @@
         <w:spacing w:before="30" w:after="30"/>
         <w:ind w:left="360"/>
       </w:pPr>
-      <w:r>
-        <w:t>│       │   ├── EventCountdown.tsx</w:t>
-      </w:r>
+      <w:r/>
     </w:p>
     <w:p>
       <w:pPr>
@@ -6104,9 +5722,7 @@
         <w:spacing w:before="30" w:after="30"/>
         <w:ind w:left="360"/>
       </w:pPr>
-      <w:r>
-        <w:t>│       │   ├── ScheduleConflictModal.tsx</w:t>
-      </w:r>
+      <w:r/>
     </w:p>
     <w:p>
       <w:pPr>
@@ -6114,26 +5730,7 @@
         <w:spacing w:before="30" w:after="30"/>
         <w:ind w:left="360"/>
       </w:pPr>
-      <w:r>
-        <w:rPr>
-          <w:rFonts w:ascii="Courier New" w:eastAsia="Courier New" w:hAnsi="Courier New" w:cs="Courier New"/>
-          <w:color w:val="1A3A5C"/>
-          <w:sz w:val="18"/>
-          <w:szCs w:val="18"/>
-        </w:rPr>
-        <w:t xml:space="preserve">│       │   ├── </w:t>
-      </w:r>
-      <w:proofErr w:type="spellStart"/>
-      <w:r>
-        <w:rPr>
-          <w:rFonts w:ascii="Courier New" w:eastAsia="Courier New" w:hAnsi="Courier New" w:cs="Courier New"/>
-          <w:color w:val="1A3A5C"/>
-          <w:sz w:val="18"/>
-          <w:szCs w:val="18"/>
-        </w:rPr>
-        <w:t>LoginPage.tsx</w:t>
-      </w:r>
-      <w:proofErr w:type="spellEnd"/>
+      <w:r/>
     </w:p>
     <w:p>
       <w:pPr>
@@ -6141,26 +5738,7 @@
         <w:spacing w:before="30" w:after="30"/>
         <w:ind w:left="360"/>
       </w:pPr>
-      <w:r>
-        <w:rPr>
-          <w:rFonts w:ascii="Courier New" w:eastAsia="Courier New" w:hAnsi="Courier New" w:cs="Courier New"/>
-          <w:color w:val="1A3A5C"/>
-          <w:sz w:val="18"/>
-          <w:szCs w:val="18"/>
-        </w:rPr>
-        <w:t xml:space="preserve">│       │   ├── </w:t>
-      </w:r>
-      <w:proofErr w:type="spellStart"/>
-      <w:r>
-        <w:rPr>
-          <w:rFonts w:ascii="Courier New" w:eastAsia="Courier New" w:hAnsi="Courier New" w:cs="Courier New"/>
-          <w:color w:val="1A3A5C"/>
-          <w:sz w:val="18"/>
-          <w:szCs w:val="18"/>
-        </w:rPr>
-        <w:t>MiniCalendar.tsx</w:t>
-      </w:r>
-      <w:proofErr w:type="spellEnd"/>
+      <w:r/>
     </w:p>
     <w:p>
       <w:pPr>
@@ -6168,26 +5746,7 @@
         <w:spacing w:before="30" w:after="30"/>
         <w:ind w:left="360"/>
       </w:pPr>
-      <w:r>
-        <w:rPr>
-          <w:rFonts w:ascii="Courier New" w:eastAsia="Courier New" w:hAnsi="Courier New" w:cs="Courier New"/>
-          <w:color w:val="1A3A5C"/>
-          <w:sz w:val="18"/>
-          <w:szCs w:val="18"/>
-        </w:rPr>
-        <w:t xml:space="preserve">│       │   ├── </w:t>
-      </w:r>
-      <w:proofErr w:type="spellStart"/>
-      <w:r>
-        <w:rPr>
-          <w:rFonts w:ascii="Courier New" w:eastAsia="Courier New" w:hAnsi="Courier New" w:cs="Courier New"/>
-          <w:color w:val="1A3A5C"/>
-          <w:sz w:val="18"/>
-          <w:szCs w:val="18"/>
-        </w:rPr>
-        <w:t>PublicEventsPage.tsx</w:t>
-      </w:r>
-      <w:proofErr w:type="spellEnd"/>
+      <w:r/>
     </w:p>
     <w:p>
       <w:pPr>
@@ -6195,26 +5754,7 @@
         <w:spacing w:before="30" w:after="30"/>
         <w:ind w:left="360"/>
       </w:pPr>
-      <w:r>
-        <w:rPr>
-          <w:rFonts w:ascii="Courier New" w:eastAsia="Courier New" w:hAnsi="Courier New" w:cs="Courier New"/>
-          <w:color w:val="1A3A5C"/>
-          <w:sz w:val="18"/>
-          <w:szCs w:val="18"/>
-        </w:rPr>
-        <w:t xml:space="preserve">│       │   ├── </w:t>
-      </w:r>
-      <w:proofErr w:type="spellStart"/>
-      <w:r>
-        <w:rPr>
-          <w:rFonts w:ascii="Courier New" w:eastAsia="Courier New" w:hAnsi="Courier New" w:cs="Courier New"/>
-          <w:color w:val="1A3A5C"/>
-          <w:sz w:val="18"/>
-          <w:szCs w:val="18"/>
-        </w:rPr>
-        <w:t>SessionsView.tsx</w:t>
-      </w:r>
-      <w:proofErr w:type="spellEnd"/>
+      <w:r/>
     </w:p>
     <w:p>
       <w:pPr>
@@ -6222,26 +5762,7 @@
         <w:spacing w:before="30" w:after="30"/>
         <w:ind w:left="360"/>
       </w:pPr>
-      <w:r>
-        <w:rPr>
-          <w:rFonts w:ascii="Courier New" w:eastAsia="Courier New" w:hAnsi="Courier New" w:cs="Courier New"/>
-          <w:color w:val="1A3A5C"/>
-          <w:sz w:val="18"/>
-          <w:szCs w:val="18"/>
-        </w:rPr>
-        <w:t xml:space="preserve">│       │   └── </w:t>
-      </w:r>
-      <w:proofErr w:type="spellStart"/>
-      <w:r>
-        <w:rPr>
-          <w:rFonts w:ascii="Courier New" w:eastAsia="Courier New" w:hAnsi="Courier New" w:cs="Courier New"/>
-          <w:color w:val="1A3A5C"/>
-          <w:sz w:val="18"/>
-          <w:szCs w:val="18"/>
-        </w:rPr>
-        <w:t>StatsView.tsx</w:t>
-      </w:r>
-      <w:proofErr w:type="spellEnd"/>
+      <w:r/>
     </w:p>
     <w:p>
       <w:pPr>
@@ -6249,15 +5770,7 @@
         <w:spacing w:before="30" w:after="30"/>
         <w:ind w:left="360"/>
       </w:pPr>
-      <w:r>
-        <w:rPr>
-          <w:rFonts w:ascii="Courier New" w:eastAsia="Courier New" w:hAnsi="Courier New" w:cs="Courier New"/>
-          <w:color w:val="1A3A5C"/>
-          <w:sz w:val="18"/>
-          <w:szCs w:val="18"/>
-        </w:rPr>
-        <w:t>│       ├── i18n/</w:t>
-      </w:r>
+      <w:r/>
     </w:p>
     <w:p>
       <w:pPr>
@@ -6265,26 +5778,7 @@
         <w:spacing w:before="30" w:after="30"/>
         <w:ind w:left="360"/>
       </w:pPr>
-      <w:r>
-        <w:rPr>
-          <w:rFonts w:ascii="Courier New" w:eastAsia="Courier New" w:hAnsi="Courier New" w:cs="Courier New"/>
-          <w:color w:val="1A3A5C"/>
-          <w:sz w:val="18"/>
-          <w:szCs w:val="18"/>
-        </w:rPr>
-        <w:t xml:space="preserve">│       │   ├── I18nProvider.tsx   Kontextus + </w:t>
-      </w:r>
-      <w:proofErr w:type="spellStart"/>
-      <w:r>
-        <w:rPr>
-          <w:rFonts w:ascii="Courier New" w:eastAsia="Courier New" w:hAnsi="Courier New" w:cs="Courier New"/>
-          <w:color w:val="1A3A5C"/>
-          <w:sz w:val="18"/>
-          <w:szCs w:val="18"/>
-        </w:rPr>
-        <w:t>hook</w:t>
-      </w:r>
-      <w:proofErr w:type="spellEnd"/>
+      <w:r/>
     </w:p>
     <w:p>
       <w:pPr>
@@ -6292,35 +5786,7 @@
         <w:spacing w:before="30" w:after="30"/>
         <w:ind w:left="360"/>
       </w:pPr>
-      <w:r>
-        <w:rPr>
-          <w:rFonts w:ascii="Courier New" w:eastAsia="Courier New" w:hAnsi="Courier New" w:cs="Courier New"/>
-          <w:color w:val="1A3A5C"/>
-          <w:sz w:val="18"/>
-          <w:szCs w:val="18"/>
-        </w:rPr>
-        <w:t xml:space="preserve">│       │   ├── </w:t>
-      </w:r>
-      <w:proofErr w:type="spellStart"/>
-      <w:r>
-        <w:rPr>
-          <w:rFonts w:ascii="Courier New" w:eastAsia="Courier New" w:hAnsi="Courier New" w:cs="Courier New"/>
-          <w:color w:val="1A3A5C"/>
-          <w:sz w:val="18"/>
-          <w:szCs w:val="18"/>
-        </w:rPr>
-        <w:t>locales.ts</w:t>
-      </w:r>
-      <w:proofErr w:type="spellEnd"/>
-      <w:r>
-        <w:rPr>
-          <w:rFonts w:ascii="Courier New" w:eastAsia="Courier New" w:hAnsi="Courier New" w:cs="Courier New"/>
-          <w:color w:val="1A3A5C"/>
-          <w:sz w:val="18"/>
-          <w:szCs w:val="18"/>
-        </w:rPr>
-        <w:t xml:space="preserve">         Támogatott nyelvek</w:t>
-      </w:r>
+      <w:r/>
     </w:p>
     <w:p>
       <w:pPr>
@@ -6328,35 +5794,7 @@
         <w:spacing w:before="30" w:after="30"/>
         <w:ind w:left="360"/>
       </w:pPr>
-      <w:r>
-        <w:rPr>
-          <w:rFonts w:ascii="Courier New" w:eastAsia="Courier New" w:hAnsi="Courier New" w:cs="Courier New"/>
-          <w:color w:val="1A3A5C"/>
-          <w:sz w:val="18"/>
-          <w:szCs w:val="18"/>
-        </w:rPr>
-        <w:t xml:space="preserve">│       │   ├── </w:t>
-      </w:r>
-      <w:proofErr w:type="spellStart"/>
-      <w:r>
-        <w:rPr>
-          <w:rFonts w:ascii="Courier New" w:eastAsia="Courier New" w:hAnsi="Courier New" w:cs="Courier New"/>
-          <w:color w:val="1A3A5C"/>
-          <w:sz w:val="18"/>
-          <w:szCs w:val="18"/>
-        </w:rPr>
-        <w:t>translations.ts</w:t>
-      </w:r>
-      <w:proofErr w:type="spellEnd"/>
-      <w:r>
-        <w:rPr>
-          <w:rFonts w:ascii="Courier New" w:eastAsia="Courier New" w:hAnsi="Courier New" w:cs="Courier New"/>
-          <w:color w:val="1A3A5C"/>
-          <w:sz w:val="18"/>
-          <w:szCs w:val="18"/>
-        </w:rPr>
-        <w:t xml:space="preserve">    HU / EN / DE szövegek</w:t>
-      </w:r>
+      <w:r/>
     </w:p>
     <w:p>
       <w:pPr>
@@ -6364,35 +5802,7 @@
         <w:spacing w:before="30" w:after="30"/>
         <w:ind w:left="360"/>
       </w:pPr>
-      <w:r>
-        <w:rPr>
-          <w:rFonts w:ascii="Courier New" w:eastAsia="Courier New" w:hAnsi="Courier New" w:cs="Courier New"/>
-          <w:color w:val="1A3A5C"/>
-          <w:sz w:val="18"/>
-          <w:szCs w:val="18"/>
-        </w:rPr>
-        <w:t xml:space="preserve">│       │   └── </w:t>
-      </w:r>
-      <w:proofErr w:type="spellStart"/>
-      <w:r>
-        <w:rPr>
-          <w:rFonts w:ascii="Courier New" w:eastAsia="Courier New" w:hAnsi="Courier New" w:cs="Courier New"/>
-          <w:color w:val="1A3A5C"/>
-          <w:sz w:val="18"/>
-          <w:szCs w:val="18"/>
-        </w:rPr>
-        <w:t>dateFormat.ts</w:t>
-      </w:r>
-      <w:proofErr w:type="spellEnd"/>
-      <w:r>
-        <w:rPr>
-          <w:rFonts w:ascii="Courier New" w:eastAsia="Courier New" w:hAnsi="Courier New" w:cs="Courier New"/>
-          <w:color w:val="1A3A5C"/>
-          <w:sz w:val="18"/>
-          <w:szCs w:val="18"/>
-        </w:rPr>
-        <w:t xml:space="preserve">      Lokalizált dátum-segédfüggvények</w:t>
-      </w:r>
+      <w:r/>
     </w:p>
     <w:p>
       <w:pPr>
@@ -6400,35 +5810,7 @@
         <w:spacing w:before="30" w:after="30"/>
         <w:ind w:left="360"/>
       </w:pPr>
-      <w:r>
-        <w:rPr>
-          <w:rFonts w:ascii="Courier New" w:eastAsia="Courier New" w:hAnsi="Courier New" w:cs="Courier New"/>
-          <w:color w:val="1A3A5C"/>
-          <w:sz w:val="18"/>
-          <w:szCs w:val="18"/>
-        </w:rPr>
-        <w:t xml:space="preserve">│       └── </w:t>
-      </w:r>
-      <w:proofErr w:type="spellStart"/>
-      <w:r>
-        <w:rPr>
-          <w:rFonts w:ascii="Courier New" w:eastAsia="Courier New" w:hAnsi="Courier New" w:cs="Courier New"/>
-          <w:color w:val="1A3A5C"/>
-          <w:sz w:val="18"/>
-          <w:szCs w:val="18"/>
-        </w:rPr>
-        <w:t>lib</w:t>
-      </w:r>
-      <w:proofErr w:type="spellEnd"/>
-      <w:r>
-        <w:rPr>
-          <w:rFonts w:ascii="Courier New" w:eastAsia="Courier New" w:hAnsi="Courier New" w:cs="Courier New"/>
-          <w:color w:val="1A3A5C"/>
-          <w:sz w:val="18"/>
-          <w:szCs w:val="18"/>
-        </w:rPr>
-        <w:t>/</w:t>
-      </w:r>
+      <w:r/>
     </w:p>
     <w:p>
       <w:pPr>
@@ -6436,35 +5818,7 @@
         <w:spacing w:before="30" w:after="30"/>
         <w:ind w:left="360"/>
       </w:pPr>
-      <w:r>
-        <w:rPr>
-          <w:rFonts w:ascii="Courier New" w:eastAsia="Courier New" w:hAnsi="Courier New" w:cs="Courier New"/>
-          <w:color w:val="1A3A5C"/>
-          <w:sz w:val="18"/>
-          <w:szCs w:val="18"/>
-        </w:rPr>
-        <w:t xml:space="preserve">│           ├── </w:t>
-      </w:r>
-      <w:proofErr w:type="spellStart"/>
-      <w:r>
-        <w:rPr>
-          <w:rFonts w:ascii="Courier New" w:eastAsia="Courier New" w:hAnsi="Courier New" w:cs="Courier New"/>
-          <w:color w:val="1A3A5C"/>
-          <w:sz w:val="18"/>
-          <w:szCs w:val="18"/>
-        </w:rPr>
-        <w:t>api.ts</w:t>
-      </w:r>
-      <w:proofErr w:type="spellEnd"/>
-      <w:r>
-        <w:rPr>
-          <w:rFonts w:ascii="Courier New" w:eastAsia="Courier New" w:hAnsi="Courier New" w:cs="Courier New"/>
-          <w:color w:val="1A3A5C"/>
-          <w:sz w:val="18"/>
-          <w:szCs w:val="18"/>
-        </w:rPr>
-        <w:t xml:space="preserve">             Alap URL segédfüggvény</w:t>
-      </w:r>
+      <w:r/>
     </w:p>
     <w:p>
       <w:pPr>
@@ -6472,55 +5826,7 @@
         <w:spacing w:before="30" w:after="30"/>
         <w:ind w:left="360"/>
       </w:pPr>
-      <w:r>
-        <w:rPr>
-          <w:rFonts w:ascii="Courier New" w:eastAsia="Courier New" w:hAnsi="Courier New" w:cs="Courier New"/>
-          <w:color w:val="1A3A5C"/>
-          <w:sz w:val="18"/>
-          <w:szCs w:val="18"/>
-        </w:rPr>
-        <w:t xml:space="preserve">│           ├── </w:t>
-      </w:r>
-      <w:proofErr w:type="spellStart"/>
-      <w:r>
-        <w:rPr>
-          <w:rFonts w:ascii="Courier New" w:eastAsia="Courier New" w:hAnsi="Courier New" w:cs="Courier New"/>
-          <w:color w:val="1A3A5C"/>
-          <w:sz w:val="18"/>
-          <w:szCs w:val="18"/>
-        </w:rPr>
-        <w:t>adminApi.ts</w:t>
-      </w:r>
-      <w:proofErr w:type="spellEnd"/>
-      <w:r>
-        <w:rPr>
-          <w:rFonts w:ascii="Courier New" w:eastAsia="Courier New" w:hAnsi="Courier New" w:cs="Courier New"/>
-          <w:color w:val="1A3A5C"/>
-          <w:sz w:val="18"/>
-          <w:szCs w:val="18"/>
-        </w:rPr>
-        <w:t xml:space="preserve">        </w:t>
-      </w:r>
-      <w:proofErr w:type="spellStart"/>
-      <w:r>
-        <w:rPr>
-          <w:rFonts w:ascii="Courier New" w:eastAsia="Courier New" w:hAnsi="Courier New" w:cs="Courier New"/>
-          <w:color w:val="1A3A5C"/>
-          <w:sz w:val="18"/>
-          <w:szCs w:val="18"/>
-        </w:rPr>
-        <w:t>Admin</w:t>
-      </w:r>
-      <w:proofErr w:type="spellEnd"/>
-      <w:r>
-        <w:rPr>
-          <w:rFonts w:ascii="Courier New" w:eastAsia="Courier New" w:hAnsi="Courier New" w:cs="Courier New"/>
-          <w:color w:val="1A3A5C"/>
-          <w:sz w:val="18"/>
-          <w:szCs w:val="18"/>
-        </w:rPr>
-        <w:t xml:space="preserve"> API hívások</w:t>
-      </w:r>
+      <w:r/>
     </w:p>
     <w:p>
       <w:pPr>
@@ -6528,46 +5834,7 @@
         <w:spacing w:before="30" w:after="30"/>
         <w:ind w:left="360"/>
       </w:pPr>
-      <w:r>
-        <w:rPr>
-          <w:rFonts w:ascii="Courier New" w:eastAsia="Courier New" w:hAnsi="Courier New" w:cs="Courier New"/>
-          <w:color w:val="1A3A5C"/>
-          <w:sz w:val="18"/>
-          <w:szCs w:val="18"/>
-        </w:rPr>
-        <w:t xml:space="preserve">│           ├── </w:t>
-      </w:r>
-      <w:proofErr w:type="spellStart"/>
-      <w:r>
-        <w:rPr>
-          <w:rFonts w:ascii="Courier New" w:eastAsia="Courier New" w:hAnsi="Courier New" w:cs="Courier New"/>
-          <w:color w:val="1A3A5C"/>
-          <w:sz w:val="18"/>
-          <w:szCs w:val="18"/>
-        </w:rPr>
-        <w:t>authStorage.ts</w:t>
-      </w:r>
-      <w:proofErr w:type="spellEnd"/>
-      <w:r>
-        <w:rPr>
-          <w:rFonts w:ascii="Courier New" w:eastAsia="Courier New" w:hAnsi="Courier New" w:cs="Courier New"/>
-          <w:color w:val="1A3A5C"/>
-          <w:sz w:val="18"/>
-          <w:szCs w:val="18"/>
-        </w:rPr>
-        <w:t xml:space="preserve">     localStorage </w:t>
-      </w:r>
-      <w:proofErr w:type="spellStart"/>
-      <w:r>
-        <w:rPr>
-          <w:rFonts w:ascii="Courier New" w:eastAsia="Courier New" w:hAnsi="Courier New" w:cs="Courier New"/>
-          <w:color w:val="1A3A5C"/>
-          <w:sz w:val="18"/>
-          <w:szCs w:val="18"/>
-        </w:rPr>
-        <w:t>perzisztencia</w:t>
-      </w:r>
-      <w:proofErr w:type="spellEnd"/>
+      <w:r/>
     </w:p>
     <w:p>
       <w:pPr>
@@ -6575,9 +5842,7 @@
         <w:spacing w:before="30" w:after="30"/>
         <w:ind w:left="360"/>
       </w:pPr>
-      <w:r>
-        <w:t>│           ├── eventApi.ts        Esemény profil API</w:t>
-      </w:r>
+      <w:r/>
     </w:p>
     <w:p>
       <w:pPr>
@@ -6585,35 +5850,7 @@
         <w:spacing w:before="30" w:after="30"/>
         <w:ind w:left="360"/>
       </w:pPr>
-      <w:r>
-        <w:rPr>
-          <w:rFonts w:ascii="Courier New" w:eastAsia="Courier New" w:hAnsi="Courier New" w:cs="Courier New"/>
-          <w:color w:val="1A3A5C"/>
-          <w:sz w:val="18"/>
-          <w:szCs w:val="18"/>
-        </w:rPr>
-        <w:t xml:space="preserve">│           └── </w:t>
-      </w:r>
-      <w:proofErr w:type="spellStart"/>
-      <w:r>
-        <w:rPr>
-          <w:rFonts w:ascii="Courier New" w:eastAsia="Courier New" w:hAnsi="Courier New" w:cs="Courier New"/>
-          <w:color w:val="1A3A5C"/>
-          <w:sz w:val="18"/>
-          <w:szCs w:val="18"/>
-        </w:rPr>
-        <w:t>sessionFormat.ts</w:t>
-      </w:r>
-      <w:proofErr w:type="spellEnd"/>
-      <w:r>
-        <w:rPr>
-          <w:rFonts w:ascii="Courier New" w:eastAsia="Courier New" w:hAnsi="Courier New" w:cs="Courier New"/>
-          <w:color w:val="1A3A5C"/>
-          <w:sz w:val="18"/>
-          <w:szCs w:val="18"/>
-        </w:rPr>
-        <w:t xml:space="preserve">   Dátum értelmezés / normalizálás</w:t>
-      </w:r>
+      <w:r/>
     </w:p>
     <w:p>
       <w:pPr>
@@ -6621,15 +5858,7 @@
         <w:spacing w:before="30" w:after="30"/>
         <w:ind w:left="360"/>
       </w:pPr>
-      <w:r>
-        <w:rPr>
-          <w:rFonts w:ascii="Courier New" w:eastAsia="Courier New" w:hAnsi="Courier New" w:cs="Courier New"/>
-          <w:color w:val="1A3A5C"/>
-          <w:sz w:val="18"/>
-          <w:szCs w:val="18"/>
-        </w:rPr>
-        <w:t>├── index.html</w:t>
-      </w:r>
+      <w:r/>
     </w:p>
     <w:p>
       <w:pPr>
@@ -6637,26 +5866,7 @@
         <w:spacing w:before="30" w:after="30"/>
         <w:ind w:left="360"/>
       </w:pPr>
-      <w:r>
-        <w:rPr>
-          <w:rFonts w:ascii="Courier New" w:eastAsia="Courier New" w:hAnsi="Courier New" w:cs="Courier New"/>
-          <w:color w:val="1A3A5C"/>
-          <w:sz w:val="18"/>
-          <w:szCs w:val="18"/>
-        </w:rPr>
-        <w:t xml:space="preserve">├── </w:t>
-      </w:r>
-      <w:proofErr w:type="spellStart"/>
-      <w:r>
-        <w:rPr>
-          <w:rFonts w:ascii="Courier New" w:eastAsia="Courier New" w:hAnsi="Courier New" w:cs="Courier New"/>
-          <w:color w:val="1A3A5C"/>
-          <w:sz w:val="18"/>
-          <w:szCs w:val="18"/>
-        </w:rPr>
-        <w:t>vite.config.ts</w:t>
-      </w:r>
-      <w:proofErr w:type="spellEnd"/>
+      <w:r/>
     </w:p>
     <w:p>
       <w:pPr>
@@ -6664,68 +5874,7 @@
         <w:spacing w:before="30" w:after="30"/>
         <w:ind w:left="360"/>
       </w:pPr>
-      <w:r>
-        <w:rPr>
-          <w:rFonts w:ascii="Courier New" w:eastAsia="Courier New" w:hAnsi="Courier New" w:cs="Courier New"/>
-          <w:color w:val="1A3A5C"/>
-          <w:sz w:val="18"/>
-          <w:szCs w:val="18"/>
-        </w:rPr>
-        <w:t xml:space="preserve">├── </w:t>
-      </w:r>
-      <w:proofErr w:type="spellStart"/>
-      <w:proofErr w:type="gramStart"/>
-      <w:r>
-        <w:rPr>
-          <w:rFonts w:ascii="Courier New" w:eastAsia="Courier New" w:hAnsi="Courier New" w:cs="Courier New"/>
-          <w:color w:val="1A3A5C"/>
-          <w:sz w:val="18"/>
-          <w:szCs w:val="18"/>
-        </w:rPr>
-        <w:t>tsconfig.json</w:t>
-      </w:r>
-      <w:proofErr w:type="spellEnd"/>
-      <w:proofErr w:type="gramEnd"/>
-      <w:r>
-        <w:rPr>
-          <w:rFonts w:ascii="Courier New" w:eastAsia="Courier New" w:hAnsi="Courier New" w:cs="Courier New"/>
-          <w:color w:val="1A3A5C"/>
-          <w:sz w:val="18"/>
-          <w:szCs w:val="18"/>
-        </w:rPr>
-        <w:t xml:space="preserve"> / </w:t>
-      </w:r>
-      <w:proofErr w:type="spellStart"/>
-      <w:r>
-        <w:rPr>
-          <w:rFonts w:ascii="Courier New" w:eastAsia="Courier New" w:hAnsi="Courier New" w:cs="Courier New"/>
-          <w:color w:val="1A3A5C"/>
-          <w:sz w:val="18"/>
-          <w:szCs w:val="18"/>
-        </w:rPr>
-        <w:t>tsconfig.app.json</w:t>
-      </w:r>
-      <w:proofErr w:type="spellEnd"/>
-      <w:r>
-        <w:rPr>
-          <w:rFonts w:ascii="Courier New" w:eastAsia="Courier New" w:hAnsi="Courier New" w:cs="Courier New"/>
-          <w:color w:val="1A3A5C"/>
-          <w:sz w:val="18"/>
-          <w:szCs w:val="18"/>
-        </w:rPr>
-        <w:t xml:space="preserve"> / </w:t>
-      </w:r>
-      <w:proofErr w:type="spellStart"/>
-      <w:r>
-        <w:rPr>
-          <w:rFonts w:ascii="Courier New" w:eastAsia="Courier New" w:hAnsi="Courier New" w:cs="Courier New"/>
-          <w:color w:val="1A3A5C"/>
-          <w:sz w:val="18"/>
-          <w:szCs w:val="18"/>
-        </w:rPr>
-        <w:t>tsconfig.node.json</w:t>
-      </w:r>
-      <w:proofErr w:type="spellEnd"/>
+      <w:r/>
     </w:p>
     <w:p>
       <w:pPr>
@@ -6733,28 +5882,7 @@
         <w:spacing w:before="30" w:after="30"/>
         <w:ind w:left="360"/>
       </w:pPr>
-      <w:r>
-        <w:rPr>
-          <w:rFonts w:ascii="Courier New" w:eastAsia="Courier New" w:hAnsi="Courier New" w:cs="Courier New"/>
-          <w:color w:val="1A3A5C"/>
-          <w:sz w:val="18"/>
-          <w:szCs w:val="18"/>
-        </w:rPr>
-        <w:t xml:space="preserve">├── </w:t>
-      </w:r>
-      <w:proofErr w:type="spellStart"/>
-      <w:proofErr w:type="gramStart"/>
-      <w:r>
-        <w:rPr>
-          <w:rFonts w:ascii="Courier New" w:eastAsia="Courier New" w:hAnsi="Courier New" w:cs="Courier New"/>
-          <w:color w:val="1A3A5C"/>
-          <w:sz w:val="18"/>
-          <w:szCs w:val="18"/>
-        </w:rPr>
-        <w:t>package.json</w:t>
-      </w:r>
-      <w:proofErr w:type="spellEnd"/>
-      <w:proofErr w:type="gramEnd"/>
+      <w:r/>
     </w:p>
     <w:p>
       <w:pPr>
@@ -6762,9 +5890,7 @@
         <w:spacing w:before="30" w:after="30"/>
         <w:ind w:left="360"/>
       </w:pPr>
-      <w:r>
-        <w:t>├── src/backend/eventflow.sql   Adatbázis séma + kezdő adatok</w:t>
-      </w:r>
+      <w:r/>
     </w:p>
     <w:p>
       <w:pPr>
@@ -6772,13 +5898,149 @@
         <w:spacing w:before="30" w:after="30"/>
         <w:ind w:left="360"/>
       </w:pPr>
+      <w:r/>
+    </w:p>
+    <w:p>
+      <w:r/>
+    </w:p>
+    <w:p>
+      <w:r>
+        <w:t>├── src/</w:t>
+      </w:r>
+    </w:p>
+    <w:p>
+      <w:r>
+        <w:t>│   ├── backend/</w:t>
+      </w:r>
+    </w:p>
+    <w:p>
+      <w:r>
+        <w:t>│   │   ├── server.ts            Express REST API</w:t>
+      </w:r>
+    </w:p>
+    <w:p>
+      <w:r>
+        <w:t>│   │   ├── auth.ts              JWT hitelesítés, middleware</w:t>
+      </w:r>
+    </w:p>
+    <w:p>
+      <w:r>
+        <w:t>│   │   ├── dbSchema.ts          Automatikus séma migrációk</w:t>
+      </w:r>
+    </w:p>
+    <w:p>
+      <w:r>
+        <w:t>│   │   ├── sessionConflicts.ts  Ütközés-ellenőrzés (szerver)</w:t>
+      </w:r>
+    </w:p>
+    <w:p>
+      <w:r>
+        <w:t>│   │   ├── rateLimit.ts         Auth rate limit</w:t>
+      </w:r>
+    </w:p>
+    <w:p>
+      <w:r>
+        <w:t>│   │   ├── types.ts             Megosztott TypeScript típusok</w:t>
+      </w:r>
+    </w:p>
+    <w:p>
+      <w:r>
+        <w:t>│   │   └── eventflow.sql        Adatbázis séma + kezdő adatok</w:t>
+      </w:r>
+    </w:p>
+    <w:p>
+      <w:r>
+        <w:t>│   └── frontend/</w:t>
+      </w:r>
+    </w:p>
+    <w:p>
+      <w:r>
+        <w:t>│       ├── main.tsx             React belépési pont</w:t>
+      </w:r>
+    </w:p>
+    <w:p>
+      <w:r>
+        <w:t>│       ├── Root.tsx             Alkalmazás váz / útválasztás</w:t>
+      </w:r>
+    </w:p>
+    <w:p>
+      <w:r>
+        <w:t>│       ├── App.tsx              Szervező irányítópult</w:t>
+      </w:r>
+    </w:p>
+    <w:p>
+      <w:r>
+        <w:t>│       ├── components/          UI komponensek (admin/, PublicEventsPage, …)</w:t>
+      </w:r>
+    </w:p>
+    <w:p>
+      <w:r>
+        <w:t>│       ├── i18n/                HU / EN / DE fordítások</w:t>
+      </w:r>
+    </w:p>
+    <w:p>
+      <w:r>
+        <w:t>│       └── lib/</w:t>
+      </w:r>
+    </w:p>
+    <w:p>
+      <w:r>
+        <w:t>│           ├── authStorage.ts   JWT + user localStorage</w:t>
+      </w:r>
+    </w:p>
+    <w:p>
+      <w:r>
+        <w:t>│           ├── authFetch.ts     Bearer tokenes fetch wrapper</w:t>
+      </w:r>
+    </w:p>
+    <w:p>
+      <w:r>
+        <w:t>│           ├── scheduleApi.ts   Mentett program API</w:t>
+      </w:r>
+    </w:p>
+    <w:p>
+      <w:r>
+        <w:t>│           ├── scheduleStorage.ts  Mentett program cache</w:t>
+      </w:r>
+    </w:p>
+    <w:p>
+      <w:r>
+        <w:t>│           ├── sessionBooking.ts   Ütközés + foglalás segédek</w:t>
+      </w:r>
+    </w:p>
+    <w:p>
+      <w:r>
+        <w:t>│           └── …</w:t>
+      </w:r>
+    </w:p>
+    <w:p>
+      <w:r>
+        <w:t>├── documentation/</w:t>
+      </w:r>
+    </w:p>
+    <w:p>
+      <w:r>
+        <w:t>│   └── EventFlow_Dokumentacio.docx</w:t>
+      </w:r>
+    </w:p>
+    <w:p>
+      <w:r>
+        <w:t>├── docker-compose.yml</w:t>
+      </w:r>
+    </w:p>
+    <w:p>
       <w:r>
         <w:t>├── .env.example</w:t>
       </w:r>
     </w:p>
     <w:p>
       <w:r>
-        <w:br w:type="page"/>
+        <w:t>├── package.json</w:t>
+      </w:r>
+    </w:p>
+    <w:p>
+      <w:r>
+        <w:t>└── vite.config.ts</w:t>
       </w:r>
     </w:p>
     <w:p>
@@ -7388,12 +6650,8 @@
             </w:tcMar>
           </w:tcPr>
           <w:p>
-            <w:pPr/>
-            <w:r>
-              <w:rPr>
-                <w:sz w:val="20"/>
-              </w:rPr>
-              <w:t>'admin' | 'booker' | 'attendee' | 'attendee' — alapértelmezett: 'attendee'</w:t>
+            <w:r>
+              <w:t>'admin' | 'booker' | 'attendee' — alapértelmezett: 'attendee'</w:t>
             </w:r>
           </w:p>
         </w:tc>
@@ -15994,7 +15252,7 @@
         <w:spacing w:before="60" w:after="80"/>
       </w:pPr>
       <w:r>
-        <w:t>JWT token + user localStorage-ban. A token minden API-híváshoz Bearer fejlécként megy.</w:t>
+        <w:t>JWT token + user localStorage-ban (eventflow_token, eventflow_user). A védett API-hívások az authFetch.ts segítségével automatikusan Authorization: Bearer &lt;token&gt; fejlécet küldenek.</w:t>
       </w:r>
     </w:p>
     <w:p>
@@ -16012,44 +15270,7 @@
         <w:spacing w:before="60" w:after="80"/>
       </w:pPr>
       <w:r>
-        <w:t xml:space="preserve">A </w:t>
-      </w:r>
-      <w:proofErr w:type="spellStart"/>
-      <w:proofErr w:type="gramStart"/>
-      <w:r>
-        <w:t>handleLogout</w:t>
-      </w:r>
-      <w:proofErr w:type="spellEnd"/>
-      <w:r>
-        <w:t>(</w:t>
-      </w:r>
-      <w:proofErr w:type="gramEnd"/>
-      <w:r>
-        <w:t xml:space="preserve">) meghívja a </w:t>
-      </w:r>
-      <w:proofErr w:type="spellStart"/>
-      <w:r>
-        <w:t>saveStoredUser</w:t>
-      </w:r>
-      <w:proofErr w:type="spellEnd"/>
-      <w:r>
-        <w:t xml:space="preserve">(null) függvényt (eltávolítja a kulcsot) és törli a </w:t>
-      </w:r>
-      <w:proofErr w:type="spellStart"/>
-      <w:r>
-        <w:t>React</w:t>
-      </w:r>
-      <w:proofErr w:type="spellEnd"/>
-      <w:r>
-        <w:t xml:space="preserve"> felhasználói állapotot, visszatérve a </w:t>
-      </w:r>
-      <w:proofErr w:type="spellStart"/>
-      <w:r>
-        <w:t>LoginPage</w:t>
-      </w:r>
-      <w:proofErr w:type="spellEnd"/>
-      <w:r>
-        <w:t>-re.</w:t>
+        <w:t>A handleLogout() meghívja a clearAuth() függvényt (authStorage.ts — törli az eventflow_user és eventflow_token kulcsokat), majd törli a React felhasználói állapotot, visszatérve a LoginPage-re.</w:t>
       </w:r>
     </w:p>
     <w:p>
@@ -17891,12 +17112,8 @@
             </w:tcMar>
           </w:tcPr>
           <w:p>
-            <w:pPr/>
-            <w:r>
-              <w:rPr>
-                <w:sz w:val="20"/>
-              </w:rPr>
-              <w:t>JWT token élettartama. Alapértelmezett: 7d. Alapértelmezett: 1d.</w:t>
+            <w:r>
+              <w:t>JWT token élettartama (.env: 7d; auth.ts fallback: 1d).</w:t>
             </w:r>
           </w:p>
         </w:tc>
@@ -18447,42 +17664,10 @@
         <w:spacing w:before="40" w:after="40"/>
       </w:pPr>
       <w:r>
-        <w:t xml:space="preserve">Importáld a sémát és a kezdő adatokat: </w:t>
-      </w:r>
-      <w:proofErr w:type="spellStart"/>
-      <w:r>
-        <w:t>mysql</w:t>
-      </w:r>
-      <w:proofErr w:type="spellEnd"/>
-      <w:r>
-        <w:t xml:space="preserve"> -u </w:t>
-      </w:r>
-      <w:proofErr w:type="spellStart"/>
-      <w:r>
-        <w:t>root</w:t>
-      </w:r>
-      <w:proofErr w:type="spellEnd"/>
-      <w:r>
-        <w:t xml:space="preserve"> -p </w:t>
-      </w:r>
-      <w:proofErr w:type="spellStart"/>
-      <w:r>
-        <w:t>eventflow</w:t>
-      </w:r>
-      <w:proofErr w:type="spellEnd"/>
-      <w:r>
-        <w:t xml:space="preserve"> </w:t>
-      </w:r>
-      <w:proofErr w:type="gramStart"/>
-      <w:r>
-        <w:t xml:space="preserve">&lt; </w:t>
-      </w:r>
-      <w:proofErr w:type="spellStart"/>
-      <w:r>
-        <w:t>eventflow.sql</w:t>
-      </w:r>
-      <w:proofErr w:type="spellEnd"/>
-      <w:proofErr w:type="gramEnd"/>
+        <w:t>Importáld a sémát és a kezdő adatokat: mysql -u root -p eventflow &lt; src/backend/eventflow.sql</w:t>
+        <w:br/>
+        <w:t>XAMPP / phpMyAdmin: hozd létre az eventflow adatbázist, importáld a src/backend/eventflow.sql fájlt. Ha a .env-ben DB_USER=eventflow szerepel, hozd létre a felhasználót is ugyanazzal a jelszóval, vagy használd a root fiókot (XAMPP alapértelmezés: üres jelszó).</w:t>
+      </w:r>
     </w:p>
     <w:p>
       <w:pPr>
@@ -18712,7 +17897,7 @@
         <w:spacing w:before="40" w:after="40"/>
       </w:pPr>
       <w:r>
-        <w:t>Production: NODE_ENV=production, JWT_SECRET; npm run start (API + dist/).</w:t>
+        <w:t>Production: állítsd be a .env-ben NODE_ENV=production, JWT_SECRET, CLIENT_URL=http://localhost:3000; futtasd npm run build, majd npm run start. A backend kiszolgálja a dist/ mappát — a dist/index.html fájlt ne nyisd meg közvetlenül a böngészőben.</w:t>
       </w:r>
     </w:p>
     <w:p>
@@ -21247,23 +20432,7 @@
         <w:spacing w:before="40" w:after="40"/>
       </w:pPr>
       <w:r>
-        <w:t>A felhasználói objektum localStorage-</w:t>
-      </w:r>
-      <w:proofErr w:type="spellStart"/>
-      <w:r>
-        <w:t>ba</w:t>
-      </w:r>
-      <w:proofErr w:type="spellEnd"/>
-      <w:r>
-        <w:t xml:space="preserve"> és </w:t>
-      </w:r>
-      <w:proofErr w:type="spellStart"/>
-      <w:r>
-        <w:t>React</w:t>
-      </w:r>
-      <w:proofErr w:type="spellEnd"/>
-      <w:r>
-        <w:t xml:space="preserve"> állapotba kerül.</w:t>
+        <w:t>A { user, token } válasz localStorage-ba (authStorage.ts) és React állapotba kerül.</w:t>
       </w:r>
     </w:p>
     <w:p>
